--- a/SRA2026-G08-软件需求工程项目计划/可行性研究报告.docx
+++ b/SRA2026-G08-软件需求工程项目计划/可行性研究报告.docx
@@ -33,6 +33,4581 @@
           <w14:ligatures w14:val="none"/>
         </w:rPr>
         <w:t>课程教辅系统项目可行性研究报告</w:t>
+      </w:r>
+    </w:p>
+    <w:p>
+      <w:pPr>
+        <w:spacing w:after="0" w:line="360" w:lineRule="auto"/>
+        <w:jc w:val="center"/>
+        <w:rPr>
+          <w:rFonts w:ascii="Times New Roman" w:eastAsia="宋体" w:hAnsi="Times New Roman" w:cs="Times New Roman"/>
+          <w:b/>
+          <w:bCs/>
+          <w:sz w:val="44"/>
+          <w14:ligatures w14:val="none"/>
+        </w:rPr>
+      </w:pPr>
+    </w:p>
+    <w:p>
+      <w:pPr>
+        <w:spacing w:after="0" w:line="360" w:lineRule="auto"/>
+        <w:jc w:val="center"/>
+        <w:rPr>
+          <w:rFonts w:ascii="Times New Roman" w:eastAsia="宋体" w:hAnsi="Times New Roman" w:cs="Times New Roman" w:hint="eastAsia"/>
+          <w:b/>
+          <w:bCs/>
+          <w:szCs w:val="22"/>
+          <w14:ligatures w14:val="none"/>
+        </w:rPr>
+      </w:pPr>
+      <w:r>
+        <w:rPr>
+          <w:rFonts w:ascii="Times New Roman" w:eastAsia="宋体" w:hAnsi="Times New Roman" w:cs="Times New Roman" w:hint="eastAsia"/>
+          <w:b/>
+          <w:bCs/>
+          <w:szCs w:val="22"/>
+          <w14:ligatures w14:val="none"/>
+        </w:rPr>
+        <w:t>目录</w:t>
+      </w:r>
+    </w:p>
+    <w:p>
+      <w:pPr>
+        <w:pStyle w:val="TOC1"/>
+        <w:tabs>
+          <w:tab w:val="right" w:leader="dot" w:pos="8296"/>
+        </w:tabs>
+        <w:rPr>
+          <w:rFonts w:hint="eastAsia"/>
+          <w:noProof/>
+        </w:rPr>
+      </w:pPr>
+      <w:r>
+        <w:rPr>
+          <w:rFonts w:ascii="Times New Roman" w:eastAsia="宋体" w:hAnsi="Times New Roman" w:cs="Times New Roman"/>
+          <w:b/>
+          <w:bCs/>
+          <w:sz w:val="44"/>
+          <w14:ligatures w14:val="none"/>
+        </w:rPr>
+        <w:fldChar w:fldCharType="begin"/>
+      </w:r>
+      <w:r>
+        <w:rPr>
+          <w:rFonts w:ascii="Times New Roman" w:eastAsia="宋体" w:hAnsi="Times New Roman" w:cs="Times New Roman"/>
+          <w:b/>
+          <w:bCs/>
+          <w:sz w:val="44"/>
+          <w14:ligatures w14:val="none"/>
+        </w:rPr>
+        <w:instrText xml:space="preserve"> </w:instrText>
+      </w:r>
+      <w:r>
+        <w:rPr>
+          <w:rFonts w:ascii="Times New Roman" w:eastAsia="宋体" w:hAnsi="Times New Roman" w:cs="Times New Roman" w:hint="eastAsia"/>
+          <w:b/>
+          <w:bCs/>
+          <w:sz w:val="44"/>
+          <w14:ligatures w14:val="none"/>
+        </w:rPr>
+        <w:instrText>TOC \o "1-2" \h \z \u</w:instrText>
+      </w:r>
+      <w:r>
+        <w:rPr>
+          <w:rFonts w:ascii="Times New Roman" w:eastAsia="宋体" w:hAnsi="Times New Roman" w:cs="Times New Roman"/>
+          <w:b/>
+          <w:bCs/>
+          <w:sz w:val="44"/>
+          <w14:ligatures w14:val="none"/>
+        </w:rPr>
+        <w:instrText xml:space="preserve"> </w:instrText>
+      </w:r>
+      <w:r>
+        <w:rPr>
+          <w:rFonts w:ascii="Times New Roman" w:eastAsia="宋体" w:hAnsi="Times New Roman" w:cs="Times New Roman"/>
+          <w:b/>
+          <w:bCs/>
+          <w:sz w:val="44"/>
+          <w14:ligatures w14:val="none"/>
+        </w:rPr>
+        <w:fldChar w:fldCharType="separate"/>
+      </w:r>
+      <w:hyperlink w:anchor="_Toc224654557" w:history="1">
+        <w:r>
+          <w:rPr>
+            <w:rStyle w:val="af3"/>
+            <w:rFonts w:ascii="Times New Roman" w:eastAsia="宋体" w:hAnsi="Times New Roman" w:cs="Times New Roman" w:hint="eastAsia"/>
+            <w:b/>
+            <w:bCs/>
+            <w:noProof/>
+            <w:kern w:val="44"/>
+            <w14:ligatures w14:val="none"/>
+          </w:rPr>
+          <w:t>1</w:t>
+        </w:r>
+        <w:r>
+          <w:rPr>
+            <w:rStyle w:val="af3"/>
+            <w:rFonts w:ascii="Times New Roman" w:eastAsia="宋体" w:hAnsi="Times New Roman" w:cs="Times New Roman" w:hint="eastAsia"/>
+            <w:b/>
+            <w:bCs/>
+            <w:noProof/>
+            <w:kern w:val="44"/>
+            <w14:ligatures w14:val="none"/>
+          </w:rPr>
+          <w:t>引言</w:t>
+        </w:r>
+        <w:r>
+          <w:rPr>
+            <w:rFonts w:hint="eastAsia"/>
+            <w:noProof/>
+            <w:webHidden/>
+          </w:rPr>
+          <w:tab/>
+        </w:r>
+        <w:r>
+          <w:rPr>
+            <w:rFonts w:hint="eastAsia"/>
+            <w:noProof/>
+            <w:webHidden/>
+          </w:rPr>
+          <w:fldChar w:fldCharType="begin"/>
+        </w:r>
+        <w:r>
+          <w:rPr>
+            <w:rFonts w:hint="eastAsia"/>
+            <w:noProof/>
+            <w:webHidden/>
+          </w:rPr>
+          <w:instrText xml:space="preserve"> </w:instrText>
+        </w:r>
+        <w:r>
+          <w:rPr>
+            <w:noProof/>
+            <w:webHidden/>
+          </w:rPr>
+          <w:instrText>PAGEREF _Toc224654557 \h</w:instrText>
+        </w:r>
+        <w:r>
+          <w:rPr>
+            <w:rFonts w:hint="eastAsia"/>
+            <w:noProof/>
+            <w:webHidden/>
+          </w:rPr>
+          <w:instrText xml:space="preserve"> </w:instrText>
+        </w:r>
+        <w:r>
+          <w:rPr>
+            <w:rFonts w:hint="eastAsia"/>
+            <w:noProof/>
+            <w:webHidden/>
+          </w:rPr>
+        </w:r>
+        <w:r>
+          <w:rPr>
+            <w:rFonts w:hint="eastAsia"/>
+            <w:noProof/>
+            <w:webHidden/>
+          </w:rPr>
+          <w:fldChar w:fldCharType="separate"/>
+        </w:r>
+        <w:r>
+          <w:rPr>
+            <w:rFonts w:hint="eastAsia"/>
+            <w:noProof/>
+            <w:webHidden/>
+          </w:rPr>
+          <w:t>2</w:t>
+        </w:r>
+        <w:r>
+          <w:rPr>
+            <w:rFonts w:hint="eastAsia"/>
+            <w:noProof/>
+            <w:webHidden/>
+          </w:rPr>
+          <w:fldChar w:fldCharType="end"/>
+        </w:r>
+      </w:hyperlink>
+    </w:p>
+    <w:p>
+      <w:pPr>
+        <w:pStyle w:val="TOC2"/>
+        <w:tabs>
+          <w:tab w:val="right" w:leader="dot" w:pos="8296"/>
+        </w:tabs>
+        <w:ind w:left="440"/>
+        <w:rPr>
+          <w:rFonts w:hint="eastAsia"/>
+          <w:noProof/>
+        </w:rPr>
+      </w:pPr>
+      <w:hyperlink w:anchor="_Toc224654558" w:history="1">
+        <w:r>
+          <w:rPr>
+            <w:rStyle w:val="af3"/>
+            <w:rFonts w:ascii="Arial" w:eastAsia="黑体" w:hAnsi="Arial" w:cs="Times New Roman" w:hint="eastAsia"/>
+            <w:b/>
+            <w:bCs/>
+            <w:noProof/>
+            <w14:ligatures w14:val="none"/>
+          </w:rPr>
+          <w:t>1.1</w:t>
+        </w:r>
+        <w:r>
+          <w:rPr>
+            <w:rStyle w:val="af3"/>
+            <w:rFonts w:ascii="Arial" w:eastAsia="黑体" w:hAnsi="Arial" w:cs="Times New Roman" w:hint="eastAsia"/>
+            <w:b/>
+            <w:bCs/>
+            <w:noProof/>
+            <w14:ligatures w14:val="none"/>
+          </w:rPr>
+          <w:t>标识</w:t>
+        </w:r>
+        <w:r>
+          <w:rPr>
+            <w:rFonts w:hint="eastAsia"/>
+            <w:noProof/>
+            <w:webHidden/>
+          </w:rPr>
+          <w:tab/>
+        </w:r>
+        <w:r>
+          <w:rPr>
+            <w:rFonts w:hint="eastAsia"/>
+            <w:noProof/>
+            <w:webHidden/>
+          </w:rPr>
+          <w:fldChar w:fldCharType="begin"/>
+        </w:r>
+        <w:r>
+          <w:rPr>
+            <w:rFonts w:hint="eastAsia"/>
+            <w:noProof/>
+            <w:webHidden/>
+          </w:rPr>
+          <w:instrText xml:space="preserve"> </w:instrText>
+        </w:r>
+        <w:r>
+          <w:rPr>
+            <w:noProof/>
+            <w:webHidden/>
+          </w:rPr>
+          <w:instrText>PAGEREF _Toc224654558 \h</w:instrText>
+        </w:r>
+        <w:r>
+          <w:rPr>
+            <w:rFonts w:hint="eastAsia"/>
+            <w:noProof/>
+            <w:webHidden/>
+          </w:rPr>
+          <w:instrText xml:space="preserve"> </w:instrText>
+        </w:r>
+        <w:r>
+          <w:rPr>
+            <w:rFonts w:hint="eastAsia"/>
+            <w:noProof/>
+            <w:webHidden/>
+          </w:rPr>
+        </w:r>
+        <w:r>
+          <w:rPr>
+            <w:rFonts w:hint="eastAsia"/>
+            <w:noProof/>
+            <w:webHidden/>
+          </w:rPr>
+          <w:fldChar w:fldCharType="separate"/>
+        </w:r>
+        <w:r>
+          <w:rPr>
+            <w:rFonts w:hint="eastAsia"/>
+            <w:noProof/>
+            <w:webHidden/>
+          </w:rPr>
+          <w:t>2</w:t>
+        </w:r>
+        <w:r>
+          <w:rPr>
+            <w:rFonts w:hint="eastAsia"/>
+            <w:noProof/>
+            <w:webHidden/>
+          </w:rPr>
+          <w:fldChar w:fldCharType="end"/>
+        </w:r>
+      </w:hyperlink>
+    </w:p>
+    <w:p>
+      <w:pPr>
+        <w:pStyle w:val="TOC2"/>
+        <w:tabs>
+          <w:tab w:val="right" w:leader="dot" w:pos="8296"/>
+        </w:tabs>
+        <w:ind w:left="440"/>
+        <w:rPr>
+          <w:rFonts w:hint="eastAsia"/>
+          <w:noProof/>
+        </w:rPr>
+      </w:pPr>
+      <w:hyperlink w:anchor="_Toc224654559" w:history="1">
+        <w:r>
+          <w:rPr>
+            <w:rStyle w:val="af3"/>
+            <w:rFonts w:ascii="Arial" w:eastAsia="黑体" w:hAnsi="Arial" w:cs="Times New Roman" w:hint="eastAsia"/>
+            <w:b/>
+            <w:bCs/>
+            <w:noProof/>
+            <w14:ligatures w14:val="none"/>
+          </w:rPr>
+          <w:t>1.2</w:t>
+        </w:r>
+        <w:r>
+          <w:rPr>
+            <w:rStyle w:val="af3"/>
+            <w:rFonts w:ascii="Arial" w:eastAsia="黑体" w:hAnsi="Arial" w:cs="Times New Roman" w:hint="eastAsia"/>
+            <w:b/>
+            <w:bCs/>
+            <w:noProof/>
+            <w14:ligatures w14:val="none"/>
+          </w:rPr>
+          <w:t>背景</w:t>
+        </w:r>
+        <w:r>
+          <w:rPr>
+            <w:rFonts w:hint="eastAsia"/>
+            <w:noProof/>
+            <w:webHidden/>
+          </w:rPr>
+          <w:tab/>
+        </w:r>
+        <w:r>
+          <w:rPr>
+            <w:rFonts w:hint="eastAsia"/>
+            <w:noProof/>
+            <w:webHidden/>
+          </w:rPr>
+          <w:fldChar w:fldCharType="begin"/>
+        </w:r>
+        <w:r>
+          <w:rPr>
+            <w:rFonts w:hint="eastAsia"/>
+            <w:noProof/>
+            <w:webHidden/>
+          </w:rPr>
+          <w:instrText xml:space="preserve"> </w:instrText>
+        </w:r>
+        <w:r>
+          <w:rPr>
+            <w:noProof/>
+            <w:webHidden/>
+          </w:rPr>
+          <w:instrText>PAGEREF _Toc224654559 \h</w:instrText>
+        </w:r>
+        <w:r>
+          <w:rPr>
+            <w:rFonts w:hint="eastAsia"/>
+            <w:noProof/>
+            <w:webHidden/>
+          </w:rPr>
+          <w:instrText xml:space="preserve"> </w:instrText>
+        </w:r>
+        <w:r>
+          <w:rPr>
+            <w:rFonts w:hint="eastAsia"/>
+            <w:noProof/>
+            <w:webHidden/>
+          </w:rPr>
+        </w:r>
+        <w:r>
+          <w:rPr>
+            <w:rFonts w:hint="eastAsia"/>
+            <w:noProof/>
+            <w:webHidden/>
+          </w:rPr>
+          <w:fldChar w:fldCharType="separate"/>
+        </w:r>
+        <w:r>
+          <w:rPr>
+            <w:rFonts w:hint="eastAsia"/>
+            <w:noProof/>
+            <w:webHidden/>
+          </w:rPr>
+          <w:t>2</w:t>
+        </w:r>
+        <w:r>
+          <w:rPr>
+            <w:rFonts w:hint="eastAsia"/>
+            <w:noProof/>
+            <w:webHidden/>
+          </w:rPr>
+          <w:fldChar w:fldCharType="end"/>
+        </w:r>
+      </w:hyperlink>
+    </w:p>
+    <w:p>
+      <w:pPr>
+        <w:pStyle w:val="TOC2"/>
+        <w:tabs>
+          <w:tab w:val="right" w:leader="dot" w:pos="8296"/>
+        </w:tabs>
+        <w:ind w:left="440"/>
+        <w:rPr>
+          <w:rFonts w:hint="eastAsia"/>
+          <w:noProof/>
+        </w:rPr>
+      </w:pPr>
+      <w:hyperlink w:anchor="_Toc224654560" w:history="1">
+        <w:r>
+          <w:rPr>
+            <w:rStyle w:val="af3"/>
+            <w:rFonts w:ascii="Arial" w:eastAsia="黑体" w:hAnsi="Arial" w:cs="Times New Roman" w:hint="eastAsia"/>
+            <w:b/>
+            <w:bCs/>
+            <w:noProof/>
+            <w14:ligatures w14:val="none"/>
+          </w:rPr>
+          <w:t>1.3</w:t>
+        </w:r>
+        <w:r>
+          <w:rPr>
+            <w:rStyle w:val="af3"/>
+            <w:rFonts w:ascii="Arial" w:eastAsia="黑体" w:hAnsi="Arial" w:cs="Times New Roman" w:hint="eastAsia"/>
+            <w:b/>
+            <w:bCs/>
+            <w:noProof/>
+            <w14:ligatures w14:val="none"/>
+          </w:rPr>
+          <w:t>项目概述</w:t>
+        </w:r>
+        <w:r>
+          <w:rPr>
+            <w:rFonts w:hint="eastAsia"/>
+            <w:noProof/>
+            <w:webHidden/>
+          </w:rPr>
+          <w:tab/>
+        </w:r>
+        <w:r>
+          <w:rPr>
+            <w:rFonts w:hint="eastAsia"/>
+            <w:noProof/>
+            <w:webHidden/>
+          </w:rPr>
+          <w:fldChar w:fldCharType="begin"/>
+        </w:r>
+        <w:r>
+          <w:rPr>
+            <w:rFonts w:hint="eastAsia"/>
+            <w:noProof/>
+            <w:webHidden/>
+          </w:rPr>
+          <w:instrText xml:space="preserve"> </w:instrText>
+        </w:r>
+        <w:r>
+          <w:rPr>
+            <w:noProof/>
+            <w:webHidden/>
+          </w:rPr>
+          <w:instrText>PAGEREF _Toc224654560 \h</w:instrText>
+        </w:r>
+        <w:r>
+          <w:rPr>
+            <w:rFonts w:hint="eastAsia"/>
+            <w:noProof/>
+            <w:webHidden/>
+          </w:rPr>
+          <w:instrText xml:space="preserve"> </w:instrText>
+        </w:r>
+        <w:r>
+          <w:rPr>
+            <w:rFonts w:hint="eastAsia"/>
+            <w:noProof/>
+            <w:webHidden/>
+          </w:rPr>
+        </w:r>
+        <w:r>
+          <w:rPr>
+            <w:rFonts w:hint="eastAsia"/>
+            <w:noProof/>
+            <w:webHidden/>
+          </w:rPr>
+          <w:fldChar w:fldCharType="separate"/>
+        </w:r>
+        <w:r>
+          <w:rPr>
+            <w:rFonts w:hint="eastAsia"/>
+            <w:noProof/>
+            <w:webHidden/>
+          </w:rPr>
+          <w:t>3</w:t>
+        </w:r>
+        <w:r>
+          <w:rPr>
+            <w:rFonts w:hint="eastAsia"/>
+            <w:noProof/>
+            <w:webHidden/>
+          </w:rPr>
+          <w:fldChar w:fldCharType="end"/>
+        </w:r>
+      </w:hyperlink>
+    </w:p>
+    <w:p>
+      <w:pPr>
+        <w:pStyle w:val="TOC2"/>
+        <w:tabs>
+          <w:tab w:val="right" w:leader="dot" w:pos="8296"/>
+        </w:tabs>
+        <w:ind w:left="440"/>
+        <w:rPr>
+          <w:rFonts w:hint="eastAsia"/>
+          <w:noProof/>
+        </w:rPr>
+      </w:pPr>
+      <w:hyperlink w:anchor="_Toc224654561" w:history="1">
+        <w:r>
+          <w:rPr>
+            <w:rStyle w:val="af3"/>
+            <w:rFonts w:ascii="Arial" w:eastAsia="黑体" w:hAnsi="Arial" w:cs="Times New Roman" w:hint="eastAsia"/>
+            <w:b/>
+            <w:bCs/>
+            <w:noProof/>
+            <w14:ligatures w14:val="none"/>
+          </w:rPr>
+          <w:t>1.4</w:t>
+        </w:r>
+        <w:r>
+          <w:rPr>
+            <w:rStyle w:val="af3"/>
+            <w:rFonts w:ascii="Arial" w:eastAsia="黑体" w:hAnsi="Arial" w:cs="Times New Roman" w:hint="eastAsia"/>
+            <w:b/>
+            <w:bCs/>
+            <w:noProof/>
+            <w14:ligatures w14:val="none"/>
+          </w:rPr>
+          <w:t>文档概述</w:t>
+        </w:r>
+        <w:r>
+          <w:rPr>
+            <w:rFonts w:hint="eastAsia"/>
+            <w:noProof/>
+            <w:webHidden/>
+          </w:rPr>
+          <w:tab/>
+        </w:r>
+        <w:r>
+          <w:rPr>
+            <w:rFonts w:hint="eastAsia"/>
+            <w:noProof/>
+            <w:webHidden/>
+          </w:rPr>
+          <w:fldChar w:fldCharType="begin"/>
+        </w:r>
+        <w:r>
+          <w:rPr>
+            <w:rFonts w:hint="eastAsia"/>
+            <w:noProof/>
+            <w:webHidden/>
+          </w:rPr>
+          <w:instrText xml:space="preserve"> </w:instrText>
+        </w:r>
+        <w:r>
+          <w:rPr>
+            <w:noProof/>
+            <w:webHidden/>
+          </w:rPr>
+          <w:instrText>PAGEREF _Toc224654561 \h</w:instrText>
+        </w:r>
+        <w:r>
+          <w:rPr>
+            <w:rFonts w:hint="eastAsia"/>
+            <w:noProof/>
+            <w:webHidden/>
+          </w:rPr>
+          <w:instrText xml:space="preserve"> </w:instrText>
+        </w:r>
+        <w:r>
+          <w:rPr>
+            <w:rFonts w:hint="eastAsia"/>
+            <w:noProof/>
+            <w:webHidden/>
+          </w:rPr>
+        </w:r>
+        <w:r>
+          <w:rPr>
+            <w:rFonts w:hint="eastAsia"/>
+            <w:noProof/>
+            <w:webHidden/>
+          </w:rPr>
+          <w:fldChar w:fldCharType="separate"/>
+        </w:r>
+        <w:r>
+          <w:rPr>
+            <w:rFonts w:hint="eastAsia"/>
+            <w:noProof/>
+            <w:webHidden/>
+          </w:rPr>
+          <w:t>3</w:t>
+        </w:r>
+        <w:r>
+          <w:rPr>
+            <w:rFonts w:hint="eastAsia"/>
+            <w:noProof/>
+            <w:webHidden/>
+          </w:rPr>
+          <w:fldChar w:fldCharType="end"/>
+        </w:r>
+      </w:hyperlink>
+    </w:p>
+    <w:p>
+      <w:pPr>
+        <w:pStyle w:val="TOC1"/>
+        <w:tabs>
+          <w:tab w:val="right" w:leader="dot" w:pos="8296"/>
+        </w:tabs>
+        <w:rPr>
+          <w:rFonts w:hint="eastAsia"/>
+          <w:noProof/>
+        </w:rPr>
+      </w:pPr>
+      <w:hyperlink w:anchor="_Toc224654562" w:history="1">
+        <w:r>
+          <w:rPr>
+            <w:rStyle w:val="af3"/>
+            <w:rFonts w:ascii="Times New Roman" w:eastAsia="宋体" w:hAnsi="Times New Roman" w:cs="Times New Roman" w:hint="eastAsia"/>
+            <w:b/>
+            <w:bCs/>
+            <w:noProof/>
+            <w:kern w:val="44"/>
+            <w14:ligatures w14:val="none"/>
+          </w:rPr>
+          <w:t>2</w:t>
+        </w:r>
+        <w:r>
+          <w:rPr>
+            <w:rStyle w:val="af3"/>
+            <w:rFonts w:ascii="Times New Roman" w:eastAsia="宋体" w:hAnsi="Times New Roman" w:cs="Times New Roman" w:hint="eastAsia"/>
+            <w:b/>
+            <w:bCs/>
+            <w:noProof/>
+            <w:kern w:val="44"/>
+            <w14:ligatures w14:val="none"/>
+          </w:rPr>
+          <w:t>引用文件</w:t>
+        </w:r>
+        <w:r>
+          <w:rPr>
+            <w:rFonts w:hint="eastAsia"/>
+            <w:noProof/>
+            <w:webHidden/>
+          </w:rPr>
+          <w:tab/>
+        </w:r>
+        <w:r>
+          <w:rPr>
+            <w:rFonts w:hint="eastAsia"/>
+            <w:noProof/>
+            <w:webHidden/>
+          </w:rPr>
+          <w:fldChar w:fldCharType="begin"/>
+        </w:r>
+        <w:r>
+          <w:rPr>
+            <w:rFonts w:hint="eastAsia"/>
+            <w:noProof/>
+            <w:webHidden/>
+          </w:rPr>
+          <w:instrText xml:space="preserve"> </w:instrText>
+        </w:r>
+        <w:r>
+          <w:rPr>
+            <w:noProof/>
+            <w:webHidden/>
+          </w:rPr>
+          <w:instrText>PAGEREF _Toc224654562 \h</w:instrText>
+        </w:r>
+        <w:r>
+          <w:rPr>
+            <w:rFonts w:hint="eastAsia"/>
+            <w:noProof/>
+            <w:webHidden/>
+          </w:rPr>
+          <w:instrText xml:space="preserve"> </w:instrText>
+        </w:r>
+        <w:r>
+          <w:rPr>
+            <w:rFonts w:hint="eastAsia"/>
+            <w:noProof/>
+            <w:webHidden/>
+          </w:rPr>
+        </w:r>
+        <w:r>
+          <w:rPr>
+            <w:rFonts w:hint="eastAsia"/>
+            <w:noProof/>
+            <w:webHidden/>
+          </w:rPr>
+          <w:fldChar w:fldCharType="separate"/>
+        </w:r>
+        <w:r>
+          <w:rPr>
+            <w:rFonts w:hint="eastAsia"/>
+            <w:noProof/>
+            <w:webHidden/>
+          </w:rPr>
+          <w:t>3</w:t>
+        </w:r>
+        <w:r>
+          <w:rPr>
+            <w:rFonts w:hint="eastAsia"/>
+            <w:noProof/>
+            <w:webHidden/>
+          </w:rPr>
+          <w:fldChar w:fldCharType="end"/>
+        </w:r>
+      </w:hyperlink>
+    </w:p>
+    <w:p>
+      <w:pPr>
+        <w:pStyle w:val="TOC1"/>
+        <w:tabs>
+          <w:tab w:val="right" w:leader="dot" w:pos="8296"/>
+        </w:tabs>
+        <w:rPr>
+          <w:rFonts w:hint="eastAsia"/>
+          <w:noProof/>
+        </w:rPr>
+      </w:pPr>
+      <w:hyperlink w:anchor="_Toc224654563" w:history="1">
+        <w:r>
+          <w:rPr>
+            <w:rStyle w:val="af3"/>
+            <w:rFonts w:ascii="Times New Roman" w:eastAsia="宋体" w:hAnsi="Times New Roman" w:cs="Times New Roman" w:hint="eastAsia"/>
+            <w:b/>
+            <w:bCs/>
+            <w:noProof/>
+            <w:kern w:val="44"/>
+            <w14:ligatures w14:val="none"/>
+          </w:rPr>
+          <w:t>3</w:t>
+        </w:r>
+        <w:r>
+          <w:rPr>
+            <w:rStyle w:val="af3"/>
+            <w:rFonts w:ascii="Times New Roman" w:eastAsia="宋体" w:hAnsi="Times New Roman" w:cs="Times New Roman" w:hint="eastAsia"/>
+            <w:b/>
+            <w:bCs/>
+            <w:noProof/>
+            <w:kern w:val="44"/>
+            <w14:ligatures w14:val="none"/>
+          </w:rPr>
+          <w:t>可行性分析的前提</w:t>
+        </w:r>
+        <w:r>
+          <w:rPr>
+            <w:rFonts w:hint="eastAsia"/>
+            <w:noProof/>
+            <w:webHidden/>
+          </w:rPr>
+          <w:tab/>
+        </w:r>
+        <w:r>
+          <w:rPr>
+            <w:rFonts w:hint="eastAsia"/>
+            <w:noProof/>
+            <w:webHidden/>
+          </w:rPr>
+          <w:fldChar w:fldCharType="begin"/>
+        </w:r>
+        <w:r>
+          <w:rPr>
+            <w:rFonts w:hint="eastAsia"/>
+            <w:noProof/>
+            <w:webHidden/>
+          </w:rPr>
+          <w:instrText xml:space="preserve"> </w:instrText>
+        </w:r>
+        <w:r>
+          <w:rPr>
+            <w:noProof/>
+            <w:webHidden/>
+          </w:rPr>
+          <w:instrText>PAGEREF _Toc224654563 \h</w:instrText>
+        </w:r>
+        <w:r>
+          <w:rPr>
+            <w:rFonts w:hint="eastAsia"/>
+            <w:noProof/>
+            <w:webHidden/>
+          </w:rPr>
+          <w:instrText xml:space="preserve"> </w:instrText>
+        </w:r>
+        <w:r>
+          <w:rPr>
+            <w:rFonts w:hint="eastAsia"/>
+            <w:noProof/>
+            <w:webHidden/>
+          </w:rPr>
+        </w:r>
+        <w:r>
+          <w:rPr>
+            <w:rFonts w:hint="eastAsia"/>
+            <w:noProof/>
+            <w:webHidden/>
+          </w:rPr>
+          <w:fldChar w:fldCharType="separate"/>
+        </w:r>
+        <w:r>
+          <w:rPr>
+            <w:rFonts w:hint="eastAsia"/>
+            <w:noProof/>
+            <w:webHidden/>
+          </w:rPr>
+          <w:t>4</w:t>
+        </w:r>
+        <w:r>
+          <w:rPr>
+            <w:rFonts w:hint="eastAsia"/>
+            <w:noProof/>
+            <w:webHidden/>
+          </w:rPr>
+          <w:fldChar w:fldCharType="end"/>
+        </w:r>
+      </w:hyperlink>
+    </w:p>
+    <w:p>
+      <w:pPr>
+        <w:pStyle w:val="TOC2"/>
+        <w:tabs>
+          <w:tab w:val="right" w:leader="dot" w:pos="8296"/>
+        </w:tabs>
+        <w:ind w:left="440"/>
+        <w:rPr>
+          <w:rFonts w:hint="eastAsia"/>
+          <w:noProof/>
+        </w:rPr>
+      </w:pPr>
+      <w:hyperlink w:anchor="_Toc224654564" w:history="1">
+        <w:r>
+          <w:rPr>
+            <w:rStyle w:val="af3"/>
+            <w:rFonts w:ascii="Arial" w:eastAsia="黑体" w:hAnsi="Arial" w:cs="Times New Roman" w:hint="eastAsia"/>
+            <w:b/>
+            <w:bCs/>
+            <w:noProof/>
+            <w14:ligatures w14:val="none"/>
+          </w:rPr>
+          <w:t>3.1</w:t>
+        </w:r>
+        <w:r>
+          <w:rPr>
+            <w:rStyle w:val="af3"/>
+            <w:rFonts w:ascii="Arial" w:eastAsia="黑体" w:hAnsi="Arial" w:cs="Times New Roman" w:hint="eastAsia"/>
+            <w:b/>
+            <w:bCs/>
+            <w:noProof/>
+            <w14:ligatures w14:val="none"/>
+          </w:rPr>
+          <w:t>项目的要求</w:t>
+        </w:r>
+        <w:r>
+          <w:rPr>
+            <w:rFonts w:hint="eastAsia"/>
+            <w:noProof/>
+            <w:webHidden/>
+          </w:rPr>
+          <w:tab/>
+        </w:r>
+        <w:r>
+          <w:rPr>
+            <w:rFonts w:hint="eastAsia"/>
+            <w:noProof/>
+            <w:webHidden/>
+          </w:rPr>
+          <w:fldChar w:fldCharType="begin"/>
+        </w:r>
+        <w:r>
+          <w:rPr>
+            <w:rFonts w:hint="eastAsia"/>
+            <w:noProof/>
+            <w:webHidden/>
+          </w:rPr>
+          <w:instrText xml:space="preserve"> </w:instrText>
+        </w:r>
+        <w:r>
+          <w:rPr>
+            <w:noProof/>
+            <w:webHidden/>
+          </w:rPr>
+          <w:instrText>PAGEREF _Toc224654564 \h</w:instrText>
+        </w:r>
+        <w:r>
+          <w:rPr>
+            <w:rFonts w:hint="eastAsia"/>
+            <w:noProof/>
+            <w:webHidden/>
+          </w:rPr>
+          <w:instrText xml:space="preserve"> </w:instrText>
+        </w:r>
+        <w:r>
+          <w:rPr>
+            <w:rFonts w:hint="eastAsia"/>
+            <w:noProof/>
+            <w:webHidden/>
+          </w:rPr>
+        </w:r>
+        <w:r>
+          <w:rPr>
+            <w:rFonts w:hint="eastAsia"/>
+            <w:noProof/>
+            <w:webHidden/>
+          </w:rPr>
+          <w:fldChar w:fldCharType="separate"/>
+        </w:r>
+        <w:r>
+          <w:rPr>
+            <w:rFonts w:hint="eastAsia"/>
+            <w:noProof/>
+            <w:webHidden/>
+          </w:rPr>
+          <w:t>4</w:t>
+        </w:r>
+        <w:r>
+          <w:rPr>
+            <w:rFonts w:hint="eastAsia"/>
+            <w:noProof/>
+            <w:webHidden/>
+          </w:rPr>
+          <w:fldChar w:fldCharType="end"/>
+        </w:r>
+      </w:hyperlink>
+    </w:p>
+    <w:p>
+      <w:pPr>
+        <w:pStyle w:val="TOC2"/>
+        <w:tabs>
+          <w:tab w:val="right" w:leader="dot" w:pos="8296"/>
+        </w:tabs>
+        <w:ind w:left="440"/>
+        <w:rPr>
+          <w:rFonts w:hint="eastAsia"/>
+          <w:noProof/>
+        </w:rPr>
+      </w:pPr>
+      <w:hyperlink w:anchor="_Toc224654565" w:history="1">
+        <w:r>
+          <w:rPr>
+            <w:rStyle w:val="af3"/>
+            <w:rFonts w:ascii="Arial" w:eastAsia="黑体" w:hAnsi="Arial" w:cs="Times New Roman" w:hint="eastAsia"/>
+            <w:b/>
+            <w:bCs/>
+            <w:noProof/>
+            <w14:ligatures w14:val="none"/>
+          </w:rPr>
+          <w:t>3.2</w:t>
+        </w:r>
+        <w:r>
+          <w:rPr>
+            <w:rStyle w:val="af3"/>
+            <w:rFonts w:ascii="Arial" w:eastAsia="黑体" w:hAnsi="Arial" w:cs="Times New Roman" w:hint="eastAsia"/>
+            <w:b/>
+            <w:bCs/>
+            <w:noProof/>
+            <w14:ligatures w14:val="none"/>
+          </w:rPr>
+          <w:t>项目的目标</w:t>
+        </w:r>
+        <w:r>
+          <w:rPr>
+            <w:rFonts w:hint="eastAsia"/>
+            <w:noProof/>
+            <w:webHidden/>
+          </w:rPr>
+          <w:tab/>
+        </w:r>
+        <w:r>
+          <w:rPr>
+            <w:rFonts w:hint="eastAsia"/>
+            <w:noProof/>
+            <w:webHidden/>
+          </w:rPr>
+          <w:fldChar w:fldCharType="begin"/>
+        </w:r>
+        <w:r>
+          <w:rPr>
+            <w:rFonts w:hint="eastAsia"/>
+            <w:noProof/>
+            <w:webHidden/>
+          </w:rPr>
+          <w:instrText xml:space="preserve"> </w:instrText>
+        </w:r>
+        <w:r>
+          <w:rPr>
+            <w:noProof/>
+            <w:webHidden/>
+          </w:rPr>
+          <w:instrText>PAGEREF _Toc224654565 \h</w:instrText>
+        </w:r>
+        <w:r>
+          <w:rPr>
+            <w:rFonts w:hint="eastAsia"/>
+            <w:noProof/>
+            <w:webHidden/>
+          </w:rPr>
+          <w:instrText xml:space="preserve"> </w:instrText>
+        </w:r>
+        <w:r>
+          <w:rPr>
+            <w:rFonts w:hint="eastAsia"/>
+            <w:noProof/>
+            <w:webHidden/>
+          </w:rPr>
+        </w:r>
+        <w:r>
+          <w:rPr>
+            <w:rFonts w:hint="eastAsia"/>
+            <w:noProof/>
+            <w:webHidden/>
+          </w:rPr>
+          <w:fldChar w:fldCharType="separate"/>
+        </w:r>
+        <w:r>
+          <w:rPr>
+            <w:rFonts w:hint="eastAsia"/>
+            <w:noProof/>
+            <w:webHidden/>
+          </w:rPr>
+          <w:t>5</w:t>
+        </w:r>
+        <w:r>
+          <w:rPr>
+            <w:rFonts w:hint="eastAsia"/>
+            <w:noProof/>
+            <w:webHidden/>
+          </w:rPr>
+          <w:fldChar w:fldCharType="end"/>
+        </w:r>
+      </w:hyperlink>
+    </w:p>
+    <w:p>
+      <w:pPr>
+        <w:pStyle w:val="TOC2"/>
+        <w:tabs>
+          <w:tab w:val="right" w:leader="dot" w:pos="8296"/>
+        </w:tabs>
+        <w:ind w:left="440"/>
+        <w:rPr>
+          <w:rFonts w:hint="eastAsia"/>
+          <w:noProof/>
+        </w:rPr>
+      </w:pPr>
+      <w:hyperlink w:anchor="_Toc224654566" w:history="1">
+        <w:r>
+          <w:rPr>
+            <w:rStyle w:val="af3"/>
+            <w:rFonts w:ascii="Arial" w:eastAsia="黑体" w:hAnsi="Arial" w:cs="Times New Roman" w:hint="eastAsia"/>
+            <w:b/>
+            <w:bCs/>
+            <w:noProof/>
+            <w14:ligatures w14:val="none"/>
+          </w:rPr>
+          <w:t>3.3</w:t>
+        </w:r>
+        <w:r>
+          <w:rPr>
+            <w:rStyle w:val="af3"/>
+            <w:rFonts w:ascii="Arial" w:eastAsia="黑体" w:hAnsi="Arial" w:cs="Times New Roman" w:hint="eastAsia"/>
+            <w:b/>
+            <w:bCs/>
+            <w:noProof/>
+            <w14:ligatures w14:val="none"/>
+          </w:rPr>
+          <w:t>项目的环境、条件限制</w:t>
+        </w:r>
+        <w:r>
+          <w:rPr>
+            <w:rFonts w:hint="eastAsia"/>
+            <w:noProof/>
+            <w:webHidden/>
+          </w:rPr>
+          <w:tab/>
+        </w:r>
+        <w:r>
+          <w:rPr>
+            <w:rFonts w:hint="eastAsia"/>
+            <w:noProof/>
+            <w:webHidden/>
+          </w:rPr>
+          <w:fldChar w:fldCharType="begin"/>
+        </w:r>
+        <w:r>
+          <w:rPr>
+            <w:rFonts w:hint="eastAsia"/>
+            <w:noProof/>
+            <w:webHidden/>
+          </w:rPr>
+          <w:instrText xml:space="preserve"> </w:instrText>
+        </w:r>
+        <w:r>
+          <w:rPr>
+            <w:noProof/>
+            <w:webHidden/>
+          </w:rPr>
+          <w:instrText>PAGEREF _Toc224654566 \h</w:instrText>
+        </w:r>
+        <w:r>
+          <w:rPr>
+            <w:rFonts w:hint="eastAsia"/>
+            <w:noProof/>
+            <w:webHidden/>
+          </w:rPr>
+          <w:instrText xml:space="preserve"> </w:instrText>
+        </w:r>
+        <w:r>
+          <w:rPr>
+            <w:rFonts w:hint="eastAsia"/>
+            <w:noProof/>
+            <w:webHidden/>
+          </w:rPr>
+        </w:r>
+        <w:r>
+          <w:rPr>
+            <w:rFonts w:hint="eastAsia"/>
+            <w:noProof/>
+            <w:webHidden/>
+          </w:rPr>
+          <w:fldChar w:fldCharType="separate"/>
+        </w:r>
+        <w:r>
+          <w:rPr>
+            <w:rFonts w:hint="eastAsia"/>
+            <w:noProof/>
+            <w:webHidden/>
+          </w:rPr>
+          <w:t>5</w:t>
+        </w:r>
+        <w:r>
+          <w:rPr>
+            <w:rFonts w:hint="eastAsia"/>
+            <w:noProof/>
+            <w:webHidden/>
+          </w:rPr>
+          <w:fldChar w:fldCharType="end"/>
+        </w:r>
+      </w:hyperlink>
+    </w:p>
+    <w:p>
+      <w:pPr>
+        <w:pStyle w:val="TOC2"/>
+        <w:tabs>
+          <w:tab w:val="right" w:leader="dot" w:pos="8296"/>
+        </w:tabs>
+        <w:ind w:left="440"/>
+        <w:rPr>
+          <w:rFonts w:hint="eastAsia"/>
+          <w:noProof/>
+        </w:rPr>
+      </w:pPr>
+      <w:hyperlink w:anchor="_Toc224654567" w:history="1">
+        <w:r>
+          <w:rPr>
+            <w:rStyle w:val="af3"/>
+            <w:rFonts w:ascii="Arial" w:eastAsia="黑体" w:hAnsi="Arial" w:cs="Times New Roman" w:hint="eastAsia"/>
+            <w:b/>
+            <w:bCs/>
+            <w:noProof/>
+            <w14:ligatures w14:val="none"/>
+          </w:rPr>
+          <w:t>3.4</w:t>
+        </w:r>
+        <w:r>
+          <w:rPr>
+            <w:rStyle w:val="af3"/>
+            <w:rFonts w:ascii="Arial" w:eastAsia="黑体" w:hAnsi="Arial" w:cs="Times New Roman" w:hint="eastAsia"/>
+            <w:b/>
+            <w:bCs/>
+            <w:noProof/>
+            <w14:ligatures w14:val="none"/>
+          </w:rPr>
+          <w:t>进行可行性分析的方法</w:t>
+        </w:r>
+        <w:r>
+          <w:rPr>
+            <w:rFonts w:hint="eastAsia"/>
+            <w:noProof/>
+            <w:webHidden/>
+          </w:rPr>
+          <w:tab/>
+        </w:r>
+        <w:r>
+          <w:rPr>
+            <w:rFonts w:hint="eastAsia"/>
+            <w:noProof/>
+            <w:webHidden/>
+          </w:rPr>
+          <w:fldChar w:fldCharType="begin"/>
+        </w:r>
+        <w:r>
+          <w:rPr>
+            <w:rFonts w:hint="eastAsia"/>
+            <w:noProof/>
+            <w:webHidden/>
+          </w:rPr>
+          <w:instrText xml:space="preserve"> </w:instrText>
+        </w:r>
+        <w:r>
+          <w:rPr>
+            <w:noProof/>
+            <w:webHidden/>
+          </w:rPr>
+          <w:instrText>PAGEREF _Toc224654567 \h</w:instrText>
+        </w:r>
+        <w:r>
+          <w:rPr>
+            <w:rFonts w:hint="eastAsia"/>
+            <w:noProof/>
+            <w:webHidden/>
+          </w:rPr>
+          <w:instrText xml:space="preserve"> </w:instrText>
+        </w:r>
+        <w:r>
+          <w:rPr>
+            <w:rFonts w:hint="eastAsia"/>
+            <w:noProof/>
+            <w:webHidden/>
+          </w:rPr>
+        </w:r>
+        <w:r>
+          <w:rPr>
+            <w:rFonts w:hint="eastAsia"/>
+            <w:noProof/>
+            <w:webHidden/>
+          </w:rPr>
+          <w:fldChar w:fldCharType="separate"/>
+        </w:r>
+        <w:r>
+          <w:rPr>
+            <w:rFonts w:hint="eastAsia"/>
+            <w:noProof/>
+            <w:webHidden/>
+          </w:rPr>
+          <w:t>5</w:t>
+        </w:r>
+        <w:r>
+          <w:rPr>
+            <w:rFonts w:hint="eastAsia"/>
+            <w:noProof/>
+            <w:webHidden/>
+          </w:rPr>
+          <w:fldChar w:fldCharType="end"/>
+        </w:r>
+      </w:hyperlink>
+    </w:p>
+    <w:p>
+      <w:pPr>
+        <w:pStyle w:val="TOC1"/>
+        <w:tabs>
+          <w:tab w:val="right" w:leader="dot" w:pos="8296"/>
+        </w:tabs>
+        <w:rPr>
+          <w:rFonts w:hint="eastAsia"/>
+          <w:noProof/>
+        </w:rPr>
+      </w:pPr>
+      <w:hyperlink w:anchor="_Toc224654568" w:history="1">
+        <w:r>
+          <w:rPr>
+            <w:rStyle w:val="af3"/>
+            <w:rFonts w:ascii="Times New Roman" w:eastAsia="宋体" w:hAnsi="Times New Roman" w:cs="Times New Roman" w:hint="eastAsia"/>
+            <w:b/>
+            <w:bCs/>
+            <w:noProof/>
+            <w:kern w:val="44"/>
+            <w14:ligatures w14:val="none"/>
+          </w:rPr>
+          <w:t>4</w:t>
+        </w:r>
+        <w:r>
+          <w:rPr>
+            <w:rStyle w:val="af3"/>
+            <w:rFonts w:ascii="Times New Roman" w:eastAsia="宋体" w:hAnsi="Times New Roman" w:cs="Times New Roman" w:hint="eastAsia"/>
+            <w:b/>
+            <w:bCs/>
+            <w:noProof/>
+            <w:kern w:val="44"/>
+            <w14:ligatures w14:val="none"/>
+          </w:rPr>
+          <w:t>可选的方案</w:t>
+        </w:r>
+        <w:r>
+          <w:rPr>
+            <w:rFonts w:hint="eastAsia"/>
+            <w:noProof/>
+            <w:webHidden/>
+          </w:rPr>
+          <w:tab/>
+        </w:r>
+        <w:r>
+          <w:rPr>
+            <w:rFonts w:hint="eastAsia"/>
+            <w:noProof/>
+            <w:webHidden/>
+          </w:rPr>
+          <w:fldChar w:fldCharType="begin"/>
+        </w:r>
+        <w:r>
+          <w:rPr>
+            <w:rFonts w:hint="eastAsia"/>
+            <w:noProof/>
+            <w:webHidden/>
+          </w:rPr>
+          <w:instrText xml:space="preserve"> </w:instrText>
+        </w:r>
+        <w:r>
+          <w:rPr>
+            <w:noProof/>
+            <w:webHidden/>
+          </w:rPr>
+          <w:instrText>PAGEREF _Toc224654568 \h</w:instrText>
+        </w:r>
+        <w:r>
+          <w:rPr>
+            <w:rFonts w:hint="eastAsia"/>
+            <w:noProof/>
+            <w:webHidden/>
+          </w:rPr>
+          <w:instrText xml:space="preserve"> </w:instrText>
+        </w:r>
+        <w:r>
+          <w:rPr>
+            <w:rFonts w:hint="eastAsia"/>
+            <w:noProof/>
+            <w:webHidden/>
+          </w:rPr>
+        </w:r>
+        <w:r>
+          <w:rPr>
+            <w:rFonts w:hint="eastAsia"/>
+            <w:noProof/>
+            <w:webHidden/>
+          </w:rPr>
+          <w:fldChar w:fldCharType="separate"/>
+        </w:r>
+        <w:r>
+          <w:rPr>
+            <w:rFonts w:hint="eastAsia"/>
+            <w:noProof/>
+            <w:webHidden/>
+          </w:rPr>
+          <w:t>5</w:t>
+        </w:r>
+        <w:r>
+          <w:rPr>
+            <w:rFonts w:hint="eastAsia"/>
+            <w:noProof/>
+            <w:webHidden/>
+          </w:rPr>
+          <w:fldChar w:fldCharType="end"/>
+        </w:r>
+      </w:hyperlink>
+    </w:p>
+    <w:p>
+      <w:pPr>
+        <w:pStyle w:val="TOC2"/>
+        <w:tabs>
+          <w:tab w:val="right" w:leader="dot" w:pos="8296"/>
+        </w:tabs>
+        <w:ind w:left="440"/>
+        <w:rPr>
+          <w:rFonts w:hint="eastAsia"/>
+          <w:noProof/>
+        </w:rPr>
+      </w:pPr>
+      <w:hyperlink w:anchor="_Toc224654569" w:history="1">
+        <w:r>
+          <w:rPr>
+            <w:rStyle w:val="af3"/>
+            <w:rFonts w:ascii="Arial" w:eastAsia="黑体" w:hAnsi="Arial" w:cs="Times New Roman" w:hint="eastAsia"/>
+            <w:b/>
+            <w:bCs/>
+            <w:noProof/>
+            <w14:ligatures w14:val="none"/>
+          </w:rPr>
+          <w:t>4.1</w:t>
+        </w:r>
+        <w:r>
+          <w:rPr>
+            <w:rStyle w:val="af3"/>
+            <w:rFonts w:ascii="Arial" w:eastAsia="黑体" w:hAnsi="Arial" w:cs="Times New Roman" w:hint="eastAsia"/>
+            <w:b/>
+            <w:bCs/>
+            <w:noProof/>
+            <w14:ligatures w14:val="none"/>
+          </w:rPr>
+          <w:t>原有方案的优缺点、局限性及存在的问题</w:t>
+        </w:r>
+        <w:r>
+          <w:rPr>
+            <w:rFonts w:hint="eastAsia"/>
+            <w:noProof/>
+            <w:webHidden/>
+          </w:rPr>
+          <w:tab/>
+        </w:r>
+        <w:r>
+          <w:rPr>
+            <w:rFonts w:hint="eastAsia"/>
+            <w:noProof/>
+            <w:webHidden/>
+          </w:rPr>
+          <w:fldChar w:fldCharType="begin"/>
+        </w:r>
+        <w:r>
+          <w:rPr>
+            <w:rFonts w:hint="eastAsia"/>
+            <w:noProof/>
+            <w:webHidden/>
+          </w:rPr>
+          <w:instrText xml:space="preserve"> </w:instrText>
+        </w:r>
+        <w:r>
+          <w:rPr>
+            <w:noProof/>
+            <w:webHidden/>
+          </w:rPr>
+          <w:instrText>PAGEREF _Toc224654569 \h</w:instrText>
+        </w:r>
+        <w:r>
+          <w:rPr>
+            <w:rFonts w:hint="eastAsia"/>
+            <w:noProof/>
+            <w:webHidden/>
+          </w:rPr>
+          <w:instrText xml:space="preserve"> </w:instrText>
+        </w:r>
+        <w:r>
+          <w:rPr>
+            <w:rFonts w:hint="eastAsia"/>
+            <w:noProof/>
+            <w:webHidden/>
+          </w:rPr>
+        </w:r>
+        <w:r>
+          <w:rPr>
+            <w:rFonts w:hint="eastAsia"/>
+            <w:noProof/>
+            <w:webHidden/>
+          </w:rPr>
+          <w:fldChar w:fldCharType="separate"/>
+        </w:r>
+        <w:r>
+          <w:rPr>
+            <w:rFonts w:hint="eastAsia"/>
+            <w:noProof/>
+            <w:webHidden/>
+          </w:rPr>
+          <w:t>5</w:t>
+        </w:r>
+        <w:r>
+          <w:rPr>
+            <w:rFonts w:hint="eastAsia"/>
+            <w:noProof/>
+            <w:webHidden/>
+          </w:rPr>
+          <w:fldChar w:fldCharType="end"/>
+        </w:r>
+      </w:hyperlink>
+    </w:p>
+    <w:p>
+      <w:pPr>
+        <w:pStyle w:val="TOC2"/>
+        <w:tabs>
+          <w:tab w:val="right" w:leader="dot" w:pos="8296"/>
+        </w:tabs>
+        <w:ind w:left="440"/>
+        <w:rPr>
+          <w:rFonts w:hint="eastAsia"/>
+          <w:noProof/>
+        </w:rPr>
+      </w:pPr>
+      <w:hyperlink w:anchor="_Toc224654570" w:history="1">
+        <w:r>
+          <w:rPr>
+            <w:rStyle w:val="af3"/>
+            <w:rFonts w:ascii="Arial" w:eastAsia="黑体" w:hAnsi="Arial" w:cs="Times New Roman" w:hint="eastAsia"/>
+            <w:b/>
+            <w:bCs/>
+            <w:noProof/>
+            <w14:ligatures w14:val="none"/>
+          </w:rPr>
+          <w:t>4.2</w:t>
+        </w:r>
+        <w:r>
+          <w:rPr>
+            <w:rStyle w:val="af3"/>
+            <w:rFonts w:ascii="Arial" w:eastAsia="黑体" w:hAnsi="Arial" w:cs="Times New Roman" w:hint="eastAsia"/>
+            <w:b/>
+            <w:bCs/>
+            <w:noProof/>
+            <w14:ligatures w14:val="none"/>
+          </w:rPr>
+          <w:t>可重用的系统，与要求之间的差距</w:t>
+        </w:r>
+        <w:r>
+          <w:rPr>
+            <w:rFonts w:hint="eastAsia"/>
+            <w:noProof/>
+            <w:webHidden/>
+          </w:rPr>
+          <w:tab/>
+        </w:r>
+        <w:r>
+          <w:rPr>
+            <w:rFonts w:hint="eastAsia"/>
+            <w:noProof/>
+            <w:webHidden/>
+          </w:rPr>
+          <w:fldChar w:fldCharType="begin"/>
+        </w:r>
+        <w:r>
+          <w:rPr>
+            <w:rFonts w:hint="eastAsia"/>
+            <w:noProof/>
+            <w:webHidden/>
+          </w:rPr>
+          <w:instrText xml:space="preserve"> </w:instrText>
+        </w:r>
+        <w:r>
+          <w:rPr>
+            <w:noProof/>
+            <w:webHidden/>
+          </w:rPr>
+          <w:instrText>PAGEREF _Toc224654570 \h</w:instrText>
+        </w:r>
+        <w:r>
+          <w:rPr>
+            <w:rFonts w:hint="eastAsia"/>
+            <w:noProof/>
+            <w:webHidden/>
+          </w:rPr>
+          <w:instrText xml:space="preserve"> </w:instrText>
+        </w:r>
+        <w:r>
+          <w:rPr>
+            <w:rFonts w:hint="eastAsia"/>
+            <w:noProof/>
+            <w:webHidden/>
+          </w:rPr>
+        </w:r>
+        <w:r>
+          <w:rPr>
+            <w:rFonts w:hint="eastAsia"/>
+            <w:noProof/>
+            <w:webHidden/>
+          </w:rPr>
+          <w:fldChar w:fldCharType="separate"/>
+        </w:r>
+        <w:r>
+          <w:rPr>
+            <w:rFonts w:hint="eastAsia"/>
+            <w:noProof/>
+            <w:webHidden/>
+          </w:rPr>
+          <w:t>5</w:t>
+        </w:r>
+        <w:r>
+          <w:rPr>
+            <w:rFonts w:hint="eastAsia"/>
+            <w:noProof/>
+            <w:webHidden/>
+          </w:rPr>
+          <w:fldChar w:fldCharType="end"/>
+        </w:r>
+      </w:hyperlink>
+    </w:p>
+    <w:p>
+      <w:pPr>
+        <w:pStyle w:val="TOC2"/>
+        <w:tabs>
+          <w:tab w:val="right" w:leader="dot" w:pos="8296"/>
+        </w:tabs>
+        <w:ind w:left="440"/>
+        <w:rPr>
+          <w:rFonts w:hint="eastAsia"/>
+          <w:noProof/>
+        </w:rPr>
+      </w:pPr>
+      <w:hyperlink w:anchor="_Toc224654571" w:history="1">
+        <w:r>
+          <w:rPr>
+            <w:rStyle w:val="af3"/>
+            <w:rFonts w:ascii="Arial" w:eastAsia="黑体" w:hAnsi="Arial" w:cs="Times New Roman" w:hint="eastAsia"/>
+            <w:b/>
+            <w:bCs/>
+            <w:noProof/>
+            <w14:ligatures w14:val="none"/>
+          </w:rPr>
+          <w:t>4.3</w:t>
+        </w:r>
+        <w:r>
+          <w:rPr>
+            <w:rStyle w:val="af3"/>
+            <w:rFonts w:ascii="Arial" w:eastAsia="黑体" w:hAnsi="Arial" w:cs="Times New Roman" w:hint="eastAsia"/>
+            <w:b/>
+            <w:bCs/>
+            <w:noProof/>
+            <w14:ligatures w14:val="none"/>
+          </w:rPr>
+          <w:t>可选择的系统方案</w:t>
+        </w:r>
+        <w:r>
+          <w:rPr>
+            <w:rStyle w:val="af3"/>
+            <w:rFonts w:ascii="Arial" w:eastAsia="黑体" w:hAnsi="Arial" w:cs="Times New Roman" w:hint="eastAsia"/>
+            <w:b/>
+            <w:bCs/>
+            <w:noProof/>
+            <w14:ligatures w14:val="none"/>
+          </w:rPr>
+          <w:t xml:space="preserve"> 1 </w:t>
+        </w:r>
+        <w:r>
+          <w:rPr>
+            <w:rStyle w:val="af3"/>
+            <w:rFonts w:ascii="Arial" w:eastAsia="黑体" w:hAnsi="Arial" w:cs="Times New Roman" w:hint="eastAsia"/>
+            <w:b/>
+            <w:bCs/>
+            <w:noProof/>
+            <w14:ligatures w14:val="none"/>
+          </w:rPr>
+          <w:t>——</w:t>
+        </w:r>
+        <w:r>
+          <w:rPr>
+            <w:rStyle w:val="af3"/>
+            <w:rFonts w:ascii="Arial" w:eastAsia="黑体" w:hAnsi="Arial" w:cs="Times New Roman" w:hint="eastAsia"/>
+            <w:b/>
+            <w:bCs/>
+            <w:noProof/>
+            <w14:ligatures w14:val="none"/>
+          </w:rPr>
+          <w:t xml:space="preserve"> </w:t>
+        </w:r>
+        <w:r>
+          <w:rPr>
+            <w:rStyle w:val="af3"/>
+            <w:rFonts w:ascii="Arial" w:eastAsia="黑体" w:hAnsi="Arial" w:cs="Times New Roman" w:hint="eastAsia"/>
+            <w:b/>
+            <w:bCs/>
+            <w:noProof/>
+            <w14:ligatures w14:val="none"/>
+          </w:rPr>
+          <w:t>纯提示词工程</w:t>
+        </w:r>
+        <w:r>
+          <w:rPr>
+            <w:rStyle w:val="af3"/>
+            <w:rFonts w:ascii="Arial" w:eastAsia="黑体" w:hAnsi="Arial" w:cs="Times New Roman" w:hint="eastAsia"/>
+            <w:b/>
+            <w:bCs/>
+            <w:noProof/>
+            <w14:ligatures w14:val="none"/>
+          </w:rPr>
+          <w:t xml:space="preserve"> + </w:t>
+        </w:r>
+        <w:r>
+          <w:rPr>
+            <w:rStyle w:val="af3"/>
+            <w:rFonts w:ascii="Arial" w:eastAsia="黑体" w:hAnsi="Arial" w:cs="Times New Roman" w:hint="eastAsia"/>
+            <w:b/>
+            <w:bCs/>
+            <w:noProof/>
+            <w14:ligatures w14:val="none"/>
+          </w:rPr>
+          <w:t>传统</w:t>
+        </w:r>
+        <w:r>
+          <w:rPr>
+            <w:rStyle w:val="af3"/>
+            <w:rFonts w:ascii="Arial" w:eastAsia="黑体" w:hAnsi="Arial" w:cs="Times New Roman" w:hint="eastAsia"/>
+            <w:b/>
+            <w:bCs/>
+            <w:noProof/>
+            <w14:ligatures w14:val="none"/>
+          </w:rPr>
+          <w:t>Web</w:t>
+        </w:r>
+        <w:r>
+          <w:rPr>
+            <w:rStyle w:val="af3"/>
+            <w:rFonts w:ascii="Arial" w:eastAsia="黑体" w:hAnsi="Arial" w:cs="Times New Roman" w:hint="eastAsia"/>
+            <w:b/>
+            <w:bCs/>
+            <w:noProof/>
+            <w14:ligatures w14:val="none"/>
+          </w:rPr>
+          <w:t>系统</w:t>
+        </w:r>
+        <w:r>
+          <w:rPr>
+            <w:rFonts w:hint="eastAsia"/>
+            <w:noProof/>
+            <w:webHidden/>
+          </w:rPr>
+          <w:tab/>
+        </w:r>
+        <w:r>
+          <w:rPr>
+            <w:rFonts w:hint="eastAsia"/>
+            <w:noProof/>
+            <w:webHidden/>
+          </w:rPr>
+          <w:fldChar w:fldCharType="begin"/>
+        </w:r>
+        <w:r>
+          <w:rPr>
+            <w:rFonts w:hint="eastAsia"/>
+            <w:noProof/>
+            <w:webHidden/>
+          </w:rPr>
+          <w:instrText xml:space="preserve"> </w:instrText>
+        </w:r>
+        <w:r>
+          <w:rPr>
+            <w:noProof/>
+            <w:webHidden/>
+          </w:rPr>
+          <w:instrText>PAGEREF _Toc224654571 \h</w:instrText>
+        </w:r>
+        <w:r>
+          <w:rPr>
+            <w:rFonts w:hint="eastAsia"/>
+            <w:noProof/>
+            <w:webHidden/>
+          </w:rPr>
+          <w:instrText xml:space="preserve"> </w:instrText>
+        </w:r>
+        <w:r>
+          <w:rPr>
+            <w:rFonts w:hint="eastAsia"/>
+            <w:noProof/>
+            <w:webHidden/>
+          </w:rPr>
+        </w:r>
+        <w:r>
+          <w:rPr>
+            <w:rFonts w:hint="eastAsia"/>
+            <w:noProof/>
+            <w:webHidden/>
+          </w:rPr>
+          <w:fldChar w:fldCharType="separate"/>
+        </w:r>
+        <w:r>
+          <w:rPr>
+            <w:rFonts w:hint="eastAsia"/>
+            <w:noProof/>
+            <w:webHidden/>
+          </w:rPr>
+          <w:t>6</w:t>
+        </w:r>
+        <w:r>
+          <w:rPr>
+            <w:rFonts w:hint="eastAsia"/>
+            <w:noProof/>
+            <w:webHidden/>
+          </w:rPr>
+          <w:fldChar w:fldCharType="end"/>
+        </w:r>
+      </w:hyperlink>
+    </w:p>
+    <w:p>
+      <w:pPr>
+        <w:pStyle w:val="TOC2"/>
+        <w:tabs>
+          <w:tab w:val="right" w:leader="dot" w:pos="8296"/>
+        </w:tabs>
+        <w:ind w:left="440"/>
+        <w:rPr>
+          <w:rFonts w:hint="eastAsia"/>
+          <w:noProof/>
+        </w:rPr>
+      </w:pPr>
+      <w:hyperlink w:anchor="_Toc224654572" w:history="1">
+        <w:r>
+          <w:rPr>
+            <w:rStyle w:val="af3"/>
+            <w:rFonts w:ascii="Arial" w:eastAsia="黑体" w:hAnsi="Arial" w:cs="Times New Roman" w:hint="eastAsia"/>
+            <w:b/>
+            <w:bCs/>
+            <w:noProof/>
+            <w14:ligatures w14:val="none"/>
+          </w:rPr>
+          <w:t>4.4</w:t>
+        </w:r>
+        <w:r>
+          <w:rPr>
+            <w:rStyle w:val="af3"/>
+            <w:rFonts w:ascii="Arial" w:eastAsia="黑体" w:hAnsi="Arial" w:cs="Times New Roman" w:hint="eastAsia"/>
+            <w:b/>
+            <w:bCs/>
+            <w:noProof/>
+            <w14:ligatures w14:val="none"/>
+          </w:rPr>
+          <w:t>可选择的系统方案</w:t>
+        </w:r>
+        <w:r>
+          <w:rPr>
+            <w:rStyle w:val="af3"/>
+            <w:rFonts w:ascii="Arial" w:eastAsia="黑体" w:hAnsi="Arial" w:cs="Times New Roman" w:hint="eastAsia"/>
+            <w:b/>
+            <w:bCs/>
+            <w:noProof/>
+            <w14:ligatures w14:val="none"/>
+          </w:rPr>
+          <w:t xml:space="preserve"> 2 </w:t>
+        </w:r>
+        <w:r>
+          <w:rPr>
+            <w:rStyle w:val="af3"/>
+            <w:rFonts w:ascii="Arial" w:eastAsia="黑体" w:hAnsi="Arial" w:cs="Times New Roman" w:hint="eastAsia"/>
+            <w:b/>
+            <w:bCs/>
+            <w:noProof/>
+            <w14:ligatures w14:val="none"/>
+          </w:rPr>
+          <w:t>——</w:t>
+        </w:r>
+        <w:r>
+          <w:rPr>
+            <w:rStyle w:val="af3"/>
+            <w:rFonts w:ascii="Arial" w:eastAsia="黑体" w:hAnsi="Arial" w:cs="Times New Roman" w:hint="eastAsia"/>
+            <w:b/>
+            <w:bCs/>
+            <w:noProof/>
+            <w14:ligatures w14:val="none"/>
+          </w:rPr>
+          <w:t xml:space="preserve"> </w:t>
+        </w:r>
+        <w:r>
+          <w:rPr>
+            <w:rStyle w:val="af3"/>
+            <w:rFonts w:ascii="Arial" w:eastAsia="黑体" w:hAnsi="Arial" w:cs="Times New Roman" w:hint="eastAsia"/>
+            <w:b/>
+            <w:bCs/>
+            <w:noProof/>
+            <w14:ligatures w14:val="none"/>
+          </w:rPr>
+          <w:t>基于开源大模型微调</w:t>
+        </w:r>
+        <w:r>
+          <w:rPr>
+            <w:rStyle w:val="af3"/>
+            <w:rFonts w:ascii="Arial" w:eastAsia="黑体" w:hAnsi="Arial" w:cs="Times New Roman" w:hint="eastAsia"/>
+            <w:b/>
+            <w:bCs/>
+            <w:noProof/>
+            <w14:ligatures w14:val="none"/>
+          </w:rPr>
+          <w:t xml:space="preserve"> + RAG</w:t>
+        </w:r>
+        <w:r>
+          <w:rPr>
+            <w:rStyle w:val="af3"/>
+            <w:rFonts w:ascii="Arial" w:eastAsia="黑体" w:hAnsi="Arial" w:cs="Times New Roman" w:hint="eastAsia"/>
+            <w:b/>
+            <w:bCs/>
+            <w:noProof/>
+            <w14:ligatures w14:val="none"/>
+          </w:rPr>
+          <w:t>检索增强生成</w:t>
+        </w:r>
+        <w:r>
+          <w:rPr>
+            <w:rStyle w:val="af3"/>
+            <w:rFonts w:ascii="Arial" w:eastAsia="黑体" w:hAnsi="Arial" w:cs="Times New Roman" w:hint="eastAsia"/>
+            <w:b/>
+            <w:bCs/>
+            <w:noProof/>
+            <w14:ligatures w14:val="none"/>
+          </w:rPr>
+          <w:t xml:space="preserve"> + </w:t>
+        </w:r>
+        <w:r>
+          <w:rPr>
+            <w:rStyle w:val="af3"/>
+            <w:rFonts w:ascii="Arial" w:eastAsia="黑体" w:hAnsi="Arial" w:cs="Times New Roman" w:hint="eastAsia"/>
+            <w:b/>
+            <w:bCs/>
+            <w:noProof/>
+            <w14:ligatures w14:val="none"/>
+          </w:rPr>
+          <w:t>定制化前后端</w:t>
+        </w:r>
+        <w:r>
+          <w:rPr>
+            <w:rFonts w:hint="eastAsia"/>
+            <w:noProof/>
+            <w:webHidden/>
+          </w:rPr>
+          <w:tab/>
+        </w:r>
+        <w:r>
+          <w:rPr>
+            <w:rFonts w:hint="eastAsia"/>
+            <w:noProof/>
+            <w:webHidden/>
+          </w:rPr>
+          <w:fldChar w:fldCharType="begin"/>
+        </w:r>
+        <w:r>
+          <w:rPr>
+            <w:rFonts w:hint="eastAsia"/>
+            <w:noProof/>
+            <w:webHidden/>
+          </w:rPr>
+          <w:instrText xml:space="preserve"> </w:instrText>
+        </w:r>
+        <w:r>
+          <w:rPr>
+            <w:noProof/>
+            <w:webHidden/>
+          </w:rPr>
+          <w:instrText>PAGEREF _Toc224654572 \h</w:instrText>
+        </w:r>
+        <w:r>
+          <w:rPr>
+            <w:rFonts w:hint="eastAsia"/>
+            <w:noProof/>
+            <w:webHidden/>
+          </w:rPr>
+          <w:instrText xml:space="preserve"> </w:instrText>
+        </w:r>
+        <w:r>
+          <w:rPr>
+            <w:rFonts w:hint="eastAsia"/>
+            <w:noProof/>
+            <w:webHidden/>
+          </w:rPr>
+        </w:r>
+        <w:r>
+          <w:rPr>
+            <w:rFonts w:hint="eastAsia"/>
+            <w:noProof/>
+            <w:webHidden/>
+          </w:rPr>
+          <w:fldChar w:fldCharType="separate"/>
+        </w:r>
+        <w:r>
+          <w:rPr>
+            <w:rFonts w:hint="eastAsia"/>
+            <w:noProof/>
+            <w:webHidden/>
+          </w:rPr>
+          <w:t>6</w:t>
+        </w:r>
+        <w:r>
+          <w:rPr>
+            <w:rFonts w:hint="eastAsia"/>
+            <w:noProof/>
+            <w:webHidden/>
+          </w:rPr>
+          <w:fldChar w:fldCharType="end"/>
+        </w:r>
+      </w:hyperlink>
+    </w:p>
+    <w:p>
+      <w:pPr>
+        <w:pStyle w:val="TOC2"/>
+        <w:tabs>
+          <w:tab w:val="right" w:leader="dot" w:pos="8296"/>
+        </w:tabs>
+        <w:ind w:left="440"/>
+        <w:rPr>
+          <w:rFonts w:hint="eastAsia"/>
+          <w:noProof/>
+        </w:rPr>
+      </w:pPr>
+      <w:hyperlink w:anchor="_Toc224654573" w:history="1">
+        <w:r>
+          <w:rPr>
+            <w:rStyle w:val="af3"/>
+            <w:rFonts w:ascii="Arial" w:eastAsia="黑体" w:hAnsi="Arial" w:cs="Times New Roman" w:hint="eastAsia"/>
+            <w:b/>
+            <w:bCs/>
+            <w:noProof/>
+            <w14:ligatures w14:val="none"/>
+          </w:rPr>
+          <w:t>4.5</w:t>
+        </w:r>
+        <w:r>
+          <w:rPr>
+            <w:rStyle w:val="af3"/>
+            <w:rFonts w:ascii="Arial" w:eastAsia="黑体" w:hAnsi="Arial" w:cs="Times New Roman" w:hint="eastAsia"/>
+            <w:b/>
+            <w:bCs/>
+            <w:noProof/>
+            <w14:ligatures w14:val="none"/>
+          </w:rPr>
+          <w:t>选择最终方案的准则</w:t>
+        </w:r>
+        <w:r>
+          <w:rPr>
+            <w:rFonts w:hint="eastAsia"/>
+            <w:noProof/>
+            <w:webHidden/>
+          </w:rPr>
+          <w:tab/>
+        </w:r>
+        <w:r>
+          <w:rPr>
+            <w:rFonts w:hint="eastAsia"/>
+            <w:noProof/>
+            <w:webHidden/>
+          </w:rPr>
+          <w:fldChar w:fldCharType="begin"/>
+        </w:r>
+        <w:r>
+          <w:rPr>
+            <w:rFonts w:hint="eastAsia"/>
+            <w:noProof/>
+            <w:webHidden/>
+          </w:rPr>
+          <w:instrText xml:space="preserve"> </w:instrText>
+        </w:r>
+        <w:r>
+          <w:rPr>
+            <w:noProof/>
+            <w:webHidden/>
+          </w:rPr>
+          <w:instrText>PAGEREF _Toc224654573 \h</w:instrText>
+        </w:r>
+        <w:r>
+          <w:rPr>
+            <w:rFonts w:hint="eastAsia"/>
+            <w:noProof/>
+            <w:webHidden/>
+          </w:rPr>
+          <w:instrText xml:space="preserve"> </w:instrText>
+        </w:r>
+        <w:r>
+          <w:rPr>
+            <w:rFonts w:hint="eastAsia"/>
+            <w:noProof/>
+            <w:webHidden/>
+          </w:rPr>
+        </w:r>
+        <w:r>
+          <w:rPr>
+            <w:rFonts w:hint="eastAsia"/>
+            <w:noProof/>
+            <w:webHidden/>
+          </w:rPr>
+          <w:fldChar w:fldCharType="separate"/>
+        </w:r>
+        <w:r>
+          <w:rPr>
+            <w:rFonts w:hint="eastAsia"/>
+            <w:noProof/>
+            <w:webHidden/>
+          </w:rPr>
+          <w:t>6</w:t>
+        </w:r>
+        <w:r>
+          <w:rPr>
+            <w:rFonts w:hint="eastAsia"/>
+            <w:noProof/>
+            <w:webHidden/>
+          </w:rPr>
+          <w:fldChar w:fldCharType="end"/>
+        </w:r>
+      </w:hyperlink>
+    </w:p>
+    <w:p>
+      <w:pPr>
+        <w:pStyle w:val="TOC1"/>
+        <w:tabs>
+          <w:tab w:val="right" w:leader="dot" w:pos="8296"/>
+        </w:tabs>
+        <w:rPr>
+          <w:rFonts w:hint="eastAsia"/>
+          <w:noProof/>
+        </w:rPr>
+      </w:pPr>
+      <w:hyperlink w:anchor="_Toc224654574" w:history="1">
+        <w:r>
+          <w:rPr>
+            <w:rStyle w:val="af3"/>
+            <w:rFonts w:ascii="Times New Roman" w:eastAsia="宋体" w:hAnsi="Times New Roman" w:cs="Times New Roman" w:hint="eastAsia"/>
+            <w:b/>
+            <w:bCs/>
+            <w:noProof/>
+            <w:kern w:val="44"/>
+            <w14:ligatures w14:val="none"/>
+          </w:rPr>
+          <w:t>5 AI</w:t>
+        </w:r>
+        <w:r>
+          <w:rPr>
+            <w:rStyle w:val="af3"/>
+            <w:rFonts w:ascii="Times New Roman" w:eastAsia="宋体" w:hAnsi="Times New Roman" w:cs="Times New Roman" w:hint="eastAsia"/>
+            <w:b/>
+            <w:bCs/>
+            <w:noProof/>
+            <w:kern w:val="44"/>
+            <w14:ligatures w14:val="none"/>
+          </w:rPr>
+          <w:t>课程教辅系统</w:t>
+        </w:r>
+        <w:r>
+          <w:rPr>
+            <w:rFonts w:hint="eastAsia"/>
+            <w:noProof/>
+            <w:webHidden/>
+          </w:rPr>
+          <w:tab/>
+        </w:r>
+        <w:r>
+          <w:rPr>
+            <w:rFonts w:hint="eastAsia"/>
+            <w:noProof/>
+            <w:webHidden/>
+          </w:rPr>
+          <w:fldChar w:fldCharType="begin"/>
+        </w:r>
+        <w:r>
+          <w:rPr>
+            <w:rFonts w:hint="eastAsia"/>
+            <w:noProof/>
+            <w:webHidden/>
+          </w:rPr>
+          <w:instrText xml:space="preserve"> </w:instrText>
+        </w:r>
+        <w:r>
+          <w:rPr>
+            <w:noProof/>
+            <w:webHidden/>
+          </w:rPr>
+          <w:instrText>PAGEREF _Toc224654574 \h</w:instrText>
+        </w:r>
+        <w:r>
+          <w:rPr>
+            <w:rFonts w:hint="eastAsia"/>
+            <w:noProof/>
+            <w:webHidden/>
+          </w:rPr>
+          <w:instrText xml:space="preserve"> </w:instrText>
+        </w:r>
+        <w:r>
+          <w:rPr>
+            <w:rFonts w:hint="eastAsia"/>
+            <w:noProof/>
+            <w:webHidden/>
+          </w:rPr>
+        </w:r>
+        <w:r>
+          <w:rPr>
+            <w:rFonts w:hint="eastAsia"/>
+            <w:noProof/>
+            <w:webHidden/>
+          </w:rPr>
+          <w:fldChar w:fldCharType="separate"/>
+        </w:r>
+        <w:r>
+          <w:rPr>
+            <w:rFonts w:hint="eastAsia"/>
+            <w:noProof/>
+            <w:webHidden/>
+          </w:rPr>
+          <w:t>6</w:t>
+        </w:r>
+        <w:r>
+          <w:rPr>
+            <w:rFonts w:hint="eastAsia"/>
+            <w:noProof/>
+            <w:webHidden/>
+          </w:rPr>
+          <w:fldChar w:fldCharType="end"/>
+        </w:r>
+      </w:hyperlink>
+    </w:p>
+    <w:p>
+      <w:pPr>
+        <w:pStyle w:val="TOC2"/>
+        <w:tabs>
+          <w:tab w:val="right" w:leader="dot" w:pos="8296"/>
+        </w:tabs>
+        <w:ind w:left="440"/>
+        <w:rPr>
+          <w:rFonts w:hint="eastAsia"/>
+          <w:noProof/>
+        </w:rPr>
+      </w:pPr>
+      <w:hyperlink w:anchor="_Toc224654575" w:history="1">
+        <w:r>
+          <w:rPr>
+            <w:rStyle w:val="af3"/>
+            <w:rFonts w:ascii="Arial" w:eastAsia="黑体" w:hAnsi="Arial" w:cs="Times New Roman" w:hint="eastAsia"/>
+            <w:b/>
+            <w:bCs/>
+            <w:noProof/>
+            <w14:ligatures w14:val="none"/>
+          </w:rPr>
+          <w:t>5.1</w:t>
+        </w:r>
+        <w:r>
+          <w:rPr>
+            <w:rStyle w:val="af3"/>
+            <w:rFonts w:ascii="Arial" w:eastAsia="黑体" w:hAnsi="Arial" w:cs="Times New Roman" w:hint="eastAsia"/>
+            <w:b/>
+            <w:bCs/>
+            <w:noProof/>
+            <w14:ligatures w14:val="none"/>
+          </w:rPr>
+          <w:t>系统说明</w:t>
+        </w:r>
+        <w:r>
+          <w:rPr>
+            <w:rFonts w:hint="eastAsia"/>
+            <w:noProof/>
+            <w:webHidden/>
+          </w:rPr>
+          <w:tab/>
+        </w:r>
+        <w:r>
+          <w:rPr>
+            <w:rFonts w:hint="eastAsia"/>
+            <w:noProof/>
+            <w:webHidden/>
+          </w:rPr>
+          <w:fldChar w:fldCharType="begin"/>
+        </w:r>
+        <w:r>
+          <w:rPr>
+            <w:rFonts w:hint="eastAsia"/>
+            <w:noProof/>
+            <w:webHidden/>
+          </w:rPr>
+          <w:instrText xml:space="preserve"> </w:instrText>
+        </w:r>
+        <w:r>
+          <w:rPr>
+            <w:noProof/>
+            <w:webHidden/>
+          </w:rPr>
+          <w:instrText>PAGEREF _Toc224654575 \h</w:instrText>
+        </w:r>
+        <w:r>
+          <w:rPr>
+            <w:rFonts w:hint="eastAsia"/>
+            <w:noProof/>
+            <w:webHidden/>
+          </w:rPr>
+          <w:instrText xml:space="preserve"> </w:instrText>
+        </w:r>
+        <w:r>
+          <w:rPr>
+            <w:rFonts w:hint="eastAsia"/>
+            <w:noProof/>
+            <w:webHidden/>
+          </w:rPr>
+        </w:r>
+        <w:r>
+          <w:rPr>
+            <w:rFonts w:hint="eastAsia"/>
+            <w:noProof/>
+            <w:webHidden/>
+          </w:rPr>
+          <w:fldChar w:fldCharType="separate"/>
+        </w:r>
+        <w:r>
+          <w:rPr>
+            <w:rFonts w:hint="eastAsia"/>
+            <w:noProof/>
+            <w:webHidden/>
+          </w:rPr>
+          <w:t>6</w:t>
+        </w:r>
+        <w:r>
+          <w:rPr>
+            <w:rFonts w:hint="eastAsia"/>
+            <w:noProof/>
+            <w:webHidden/>
+          </w:rPr>
+          <w:fldChar w:fldCharType="end"/>
+        </w:r>
+      </w:hyperlink>
+    </w:p>
+    <w:p>
+      <w:pPr>
+        <w:pStyle w:val="TOC2"/>
+        <w:tabs>
+          <w:tab w:val="right" w:leader="dot" w:pos="8296"/>
+        </w:tabs>
+        <w:ind w:left="440"/>
+        <w:rPr>
+          <w:rFonts w:hint="eastAsia"/>
+          <w:noProof/>
+        </w:rPr>
+      </w:pPr>
+      <w:hyperlink w:anchor="_Toc224654576" w:history="1">
+        <w:r>
+          <w:rPr>
+            <w:rStyle w:val="af3"/>
+            <w:rFonts w:ascii="Arial" w:eastAsia="黑体" w:hAnsi="Arial" w:cs="Times New Roman" w:hint="eastAsia"/>
+            <w:b/>
+            <w:bCs/>
+            <w:noProof/>
+            <w14:ligatures w14:val="none"/>
+          </w:rPr>
+          <w:t>5.2</w:t>
+        </w:r>
+        <w:r>
+          <w:rPr>
+            <w:rStyle w:val="af3"/>
+            <w:rFonts w:ascii="Arial" w:eastAsia="黑体" w:hAnsi="Arial" w:cs="Times New Roman" w:hint="eastAsia"/>
+            <w:b/>
+            <w:bCs/>
+            <w:noProof/>
+            <w14:ligatures w14:val="none"/>
+          </w:rPr>
+          <w:t>数据流程和处理流程</w:t>
+        </w:r>
+        <w:r>
+          <w:rPr>
+            <w:rFonts w:hint="eastAsia"/>
+            <w:noProof/>
+            <w:webHidden/>
+          </w:rPr>
+          <w:tab/>
+        </w:r>
+        <w:r>
+          <w:rPr>
+            <w:rFonts w:hint="eastAsia"/>
+            <w:noProof/>
+            <w:webHidden/>
+          </w:rPr>
+          <w:fldChar w:fldCharType="begin"/>
+        </w:r>
+        <w:r>
+          <w:rPr>
+            <w:rFonts w:hint="eastAsia"/>
+            <w:noProof/>
+            <w:webHidden/>
+          </w:rPr>
+          <w:instrText xml:space="preserve"> </w:instrText>
+        </w:r>
+        <w:r>
+          <w:rPr>
+            <w:noProof/>
+            <w:webHidden/>
+          </w:rPr>
+          <w:instrText>PAGEREF _Toc224654576 \h</w:instrText>
+        </w:r>
+        <w:r>
+          <w:rPr>
+            <w:rFonts w:hint="eastAsia"/>
+            <w:noProof/>
+            <w:webHidden/>
+          </w:rPr>
+          <w:instrText xml:space="preserve"> </w:instrText>
+        </w:r>
+        <w:r>
+          <w:rPr>
+            <w:rFonts w:hint="eastAsia"/>
+            <w:noProof/>
+            <w:webHidden/>
+          </w:rPr>
+        </w:r>
+        <w:r>
+          <w:rPr>
+            <w:rFonts w:hint="eastAsia"/>
+            <w:noProof/>
+            <w:webHidden/>
+          </w:rPr>
+          <w:fldChar w:fldCharType="separate"/>
+        </w:r>
+        <w:r>
+          <w:rPr>
+            <w:rFonts w:hint="eastAsia"/>
+            <w:noProof/>
+            <w:webHidden/>
+          </w:rPr>
+          <w:t>7</w:t>
+        </w:r>
+        <w:r>
+          <w:rPr>
+            <w:rFonts w:hint="eastAsia"/>
+            <w:noProof/>
+            <w:webHidden/>
+          </w:rPr>
+          <w:fldChar w:fldCharType="end"/>
+        </w:r>
+      </w:hyperlink>
+    </w:p>
+    <w:p>
+      <w:pPr>
+        <w:pStyle w:val="TOC2"/>
+        <w:tabs>
+          <w:tab w:val="right" w:leader="dot" w:pos="8296"/>
+        </w:tabs>
+        <w:ind w:left="440"/>
+        <w:rPr>
+          <w:rFonts w:hint="eastAsia"/>
+          <w:noProof/>
+        </w:rPr>
+      </w:pPr>
+      <w:hyperlink w:anchor="_Toc224654577" w:history="1">
+        <w:r>
+          <w:rPr>
+            <w:rStyle w:val="af3"/>
+            <w:rFonts w:ascii="Arial" w:eastAsia="黑体" w:hAnsi="Arial" w:cs="Times New Roman" w:hint="eastAsia"/>
+            <w:b/>
+            <w:bCs/>
+            <w:noProof/>
+            <w14:ligatures w14:val="none"/>
+          </w:rPr>
+          <w:t>5.3</w:t>
+        </w:r>
+        <w:r>
+          <w:rPr>
+            <w:rStyle w:val="af3"/>
+            <w:rFonts w:ascii="Arial" w:eastAsia="黑体" w:hAnsi="Arial" w:cs="Times New Roman" w:hint="eastAsia"/>
+            <w:b/>
+            <w:bCs/>
+            <w:noProof/>
+            <w14:ligatures w14:val="none"/>
+          </w:rPr>
+          <w:t>与原系统的比较</w:t>
+        </w:r>
+        <w:r>
+          <w:rPr>
+            <w:rFonts w:hint="eastAsia"/>
+            <w:noProof/>
+            <w:webHidden/>
+          </w:rPr>
+          <w:tab/>
+        </w:r>
+        <w:r>
+          <w:rPr>
+            <w:rFonts w:hint="eastAsia"/>
+            <w:noProof/>
+            <w:webHidden/>
+          </w:rPr>
+          <w:fldChar w:fldCharType="begin"/>
+        </w:r>
+        <w:r>
+          <w:rPr>
+            <w:rFonts w:hint="eastAsia"/>
+            <w:noProof/>
+            <w:webHidden/>
+          </w:rPr>
+          <w:instrText xml:space="preserve"> </w:instrText>
+        </w:r>
+        <w:r>
+          <w:rPr>
+            <w:noProof/>
+            <w:webHidden/>
+          </w:rPr>
+          <w:instrText>PAGEREF _Toc224654577 \h</w:instrText>
+        </w:r>
+        <w:r>
+          <w:rPr>
+            <w:rFonts w:hint="eastAsia"/>
+            <w:noProof/>
+            <w:webHidden/>
+          </w:rPr>
+          <w:instrText xml:space="preserve"> </w:instrText>
+        </w:r>
+        <w:r>
+          <w:rPr>
+            <w:rFonts w:hint="eastAsia"/>
+            <w:noProof/>
+            <w:webHidden/>
+          </w:rPr>
+        </w:r>
+        <w:r>
+          <w:rPr>
+            <w:rFonts w:hint="eastAsia"/>
+            <w:noProof/>
+            <w:webHidden/>
+          </w:rPr>
+          <w:fldChar w:fldCharType="separate"/>
+        </w:r>
+        <w:r>
+          <w:rPr>
+            <w:rFonts w:hint="eastAsia"/>
+            <w:noProof/>
+            <w:webHidden/>
+          </w:rPr>
+          <w:t>7</w:t>
+        </w:r>
+        <w:r>
+          <w:rPr>
+            <w:rFonts w:hint="eastAsia"/>
+            <w:noProof/>
+            <w:webHidden/>
+          </w:rPr>
+          <w:fldChar w:fldCharType="end"/>
+        </w:r>
+      </w:hyperlink>
+    </w:p>
+    <w:p>
+      <w:pPr>
+        <w:pStyle w:val="TOC2"/>
+        <w:tabs>
+          <w:tab w:val="right" w:leader="dot" w:pos="8296"/>
+        </w:tabs>
+        <w:ind w:left="440"/>
+        <w:rPr>
+          <w:rFonts w:hint="eastAsia"/>
+          <w:noProof/>
+        </w:rPr>
+      </w:pPr>
+      <w:hyperlink w:anchor="_Toc224654578" w:history="1">
+        <w:r>
+          <w:rPr>
+            <w:rStyle w:val="af3"/>
+            <w:rFonts w:ascii="Arial" w:eastAsia="黑体" w:hAnsi="Arial" w:cs="Times New Roman" w:hint="eastAsia"/>
+            <w:b/>
+            <w:bCs/>
+            <w:noProof/>
+            <w14:ligatures w14:val="none"/>
+          </w:rPr>
+          <w:t>5.4</w:t>
+        </w:r>
+        <w:r>
+          <w:rPr>
+            <w:rStyle w:val="af3"/>
+            <w:rFonts w:ascii="Arial" w:eastAsia="黑体" w:hAnsi="Arial" w:cs="Times New Roman" w:hint="eastAsia"/>
+            <w:b/>
+            <w:bCs/>
+            <w:noProof/>
+            <w14:ligatures w14:val="none"/>
+          </w:rPr>
+          <w:t>影响</w:t>
+        </w:r>
+        <w:r>
+          <w:rPr>
+            <w:rFonts w:hint="eastAsia"/>
+            <w:noProof/>
+            <w:webHidden/>
+          </w:rPr>
+          <w:tab/>
+        </w:r>
+        <w:r>
+          <w:rPr>
+            <w:rFonts w:hint="eastAsia"/>
+            <w:noProof/>
+            <w:webHidden/>
+          </w:rPr>
+          <w:fldChar w:fldCharType="begin"/>
+        </w:r>
+        <w:r>
+          <w:rPr>
+            <w:rFonts w:hint="eastAsia"/>
+            <w:noProof/>
+            <w:webHidden/>
+          </w:rPr>
+          <w:instrText xml:space="preserve"> </w:instrText>
+        </w:r>
+        <w:r>
+          <w:rPr>
+            <w:noProof/>
+            <w:webHidden/>
+          </w:rPr>
+          <w:instrText>PAGEREF _Toc224654578 \h</w:instrText>
+        </w:r>
+        <w:r>
+          <w:rPr>
+            <w:rFonts w:hint="eastAsia"/>
+            <w:noProof/>
+            <w:webHidden/>
+          </w:rPr>
+          <w:instrText xml:space="preserve"> </w:instrText>
+        </w:r>
+        <w:r>
+          <w:rPr>
+            <w:rFonts w:hint="eastAsia"/>
+            <w:noProof/>
+            <w:webHidden/>
+          </w:rPr>
+        </w:r>
+        <w:r>
+          <w:rPr>
+            <w:rFonts w:hint="eastAsia"/>
+            <w:noProof/>
+            <w:webHidden/>
+          </w:rPr>
+          <w:fldChar w:fldCharType="separate"/>
+        </w:r>
+        <w:r>
+          <w:rPr>
+            <w:rFonts w:hint="eastAsia"/>
+            <w:noProof/>
+            <w:webHidden/>
+          </w:rPr>
+          <w:t>8</w:t>
+        </w:r>
+        <w:r>
+          <w:rPr>
+            <w:rFonts w:hint="eastAsia"/>
+            <w:noProof/>
+            <w:webHidden/>
+          </w:rPr>
+          <w:fldChar w:fldCharType="end"/>
+        </w:r>
+      </w:hyperlink>
+    </w:p>
+    <w:p>
+      <w:pPr>
+        <w:pStyle w:val="TOC2"/>
+        <w:tabs>
+          <w:tab w:val="right" w:leader="dot" w:pos="8296"/>
+        </w:tabs>
+        <w:ind w:left="440"/>
+        <w:rPr>
+          <w:rFonts w:hint="eastAsia"/>
+          <w:noProof/>
+        </w:rPr>
+      </w:pPr>
+      <w:hyperlink w:anchor="_Toc224654579" w:history="1">
+        <w:r>
+          <w:rPr>
+            <w:rStyle w:val="af3"/>
+            <w:rFonts w:ascii="Arial" w:eastAsia="黑体" w:hAnsi="Arial" w:cs="Times New Roman" w:hint="eastAsia"/>
+            <w:b/>
+            <w:bCs/>
+            <w:noProof/>
+            <w14:ligatures w14:val="none"/>
+          </w:rPr>
+          <w:t>5.5</w:t>
+        </w:r>
+        <w:r>
+          <w:rPr>
+            <w:rStyle w:val="af3"/>
+            <w:rFonts w:ascii="Arial" w:eastAsia="黑体" w:hAnsi="Arial" w:cs="Times New Roman" w:hint="eastAsia"/>
+            <w:b/>
+            <w:bCs/>
+            <w:noProof/>
+            <w14:ligatures w14:val="none"/>
+          </w:rPr>
+          <w:t>与局限性</w:t>
+        </w:r>
+        <w:r>
+          <w:rPr>
+            <w:rFonts w:hint="eastAsia"/>
+            <w:noProof/>
+            <w:webHidden/>
+          </w:rPr>
+          <w:tab/>
+        </w:r>
+        <w:r>
+          <w:rPr>
+            <w:rFonts w:hint="eastAsia"/>
+            <w:noProof/>
+            <w:webHidden/>
+          </w:rPr>
+          <w:fldChar w:fldCharType="begin"/>
+        </w:r>
+        <w:r>
+          <w:rPr>
+            <w:rFonts w:hint="eastAsia"/>
+            <w:noProof/>
+            <w:webHidden/>
+          </w:rPr>
+          <w:instrText xml:space="preserve"> </w:instrText>
+        </w:r>
+        <w:r>
+          <w:rPr>
+            <w:noProof/>
+            <w:webHidden/>
+          </w:rPr>
+          <w:instrText>PAGEREF _Toc224654579 \h</w:instrText>
+        </w:r>
+        <w:r>
+          <w:rPr>
+            <w:rFonts w:hint="eastAsia"/>
+            <w:noProof/>
+            <w:webHidden/>
+          </w:rPr>
+          <w:instrText xml:space="preserve"> </w:instrText>
+        </w:r>
+        <w:r>
+          <w:rPr>
+            <w:rFonts w:hint="eastAsia"/>
+            <w:noProof/>
+            <w:webHidden/>
+          </w:rPr>
+        </w:r>
+        <w:r>
+          <w:rPr>
+            <w:rFonts w:hint="eastAsia"/>
+            <w:noProof/>
+            <w:webHidden/>
+          </w:rPr>
+          <w:fldChar w:fldCharType="separate"/>
+        </w:r>
+        <w:r>
+          <w:rPr>
+            <w:rFonts w:hint="eastAsia"/>
+            <w:noProof/>
+            <w:webHidden/>
+          </w:rPr>
+          <w:t>8</w:t>
+        </w:r>
+        <w:r>
+          <w:rPr>
+            <w:rFonts w:hint="eastAsia"/>
+            <w:noProof/>
+            <w:webHidden/>
+          </w:rPr>
+          <w:fldChar w:fldCharType="end"/>
+        </w:r>
+      </w:hyperlink>
+    </w:p>
+    <w:p>
+      <w:pPr>
+        <w:pStyle w:val="TOC1"/>
+        <w:tabs>
+          <w:tab w:val="right" w:leader="dot" w:pos="8296"/>
+        </w:tabs>
+        <w:rPr>
+          <w:rFonts w:hint="eastAsia"/>
+          <w:noProof/>
+        </w:rPr>
+      </w:pPr>
+      <w:hyperlink w:anchor="_Toc224654580" w:history="1">
+        <w:r>
+          <w:rPr>
+            <w:rStyle w:val="af3"/>
+            <w:rFonts w:ascii="Times New Roman" w:eastAsia="宋体" w:hAnsi="Times New Roman" w:cs="Times New Roman" w:hint="eastAsia"/>
+            <w:b/>
+            <w:bCs/>
+            <w:noProof/>
+            <w:kern w:val="44"/>
+            <w14:ligatures w14:val="none"/>
+          </w:rPr>
+          <w:t>6</w:t>
+        </w:r>
+        <w:r>
+          <w:rPr>
+            <w:rStyle w:val="af3"/>
+            <w:rFonts w:ascii="Times New Roman" w:eastAsia="宋体" w:hAnsi="Times New Roman" w:cs="Times New Roman" w:hint="eastAsia"/>
+            <w:b/>
+            <w:bCs/>
+            <w:noProof/>
+            <w:kern w:val="44"/>
+            <w14:ligatures w14:val="none"/>
+          </w:rPr>
+          <w:t>经济可行性</w:t>
+        </w:r>
+        <w:r>
+          <w:rPr>
+            <w:rFonts w:hint="eastAsia"/>
+            <w:noProof/>
+            <w:webHidden/>
+          </w:rPr>
+          <w:tab/>
+        </w:r>
+        <w:r>
+          <w:rPr>
+            <w:rFonts w:hint="eastAsia"/>
+            <w:noProof/>
+            <w:webHidden/>
+          </w:rPr>
+          <w:fldChar w:fldCharType="begin"/>
+        </w:r>
+        <w:r>
+          <w:rPr>
+            <w:rFonts w:hint="eastAsia"/>
+            <w:noProof/>
+            <w:webHidden/>
+          </w:rPr>
+          <w:instrText xml:space="preserve"> </w:instrText>
+        </w:r>
+        <w:r>
+          <w:rPr>
+            <w:noProof/>
+            <w:webHidden/>
+          </w:rPr>
+          <w:instrText>PAGEREF _Toc224654580 \h</w:instrText>
+        </w:r>
+        <w:r>
+          <w:rPr>
+            <w:rFonts w:hint="eastAsia"/>
+            <w:noProof/>
+            <w:webHidden/>
+          </w:rPr>
+          <w:instrText xml:space="preserve"> </w:instrText>
+        </w:r>
+        <w:r>
+          <w:rPr>
+            <w:rFonts w:hint="eastAsia"/>
+            <w:noProof/>
+            <w:webHidden/>
+          </w:rPr>
+        </w:r>
+        <w:r>
+          <w:rPr>
+            <w:rFonts w:hint="eastAsia"/>
+            <w:noProof/>
+            <w:webHidden/>
+          </w:rPr>
+          <w:fldChar w:fldCharType="separate"/>
+        </w:r>
+        <w:r>
+          <w:rPr>
+            <w:rFonts w:hint="eastAsia"/>
+            <w:noProof/>
+            <w:webHidden/>
+          </w:rPr>
+          <w:t>9</w:t>
+        </w:r>
+        <w:r>
+          <w:rPr>
+            <w:rFonts w:hint="eastAsia"/>
+            <w:noProof/>
+            <w:webHidden/>
+          </w:rPr>
+          <w:fldChar w:fldCharType="end"/>
+        </w:r>
+      </w:hyperlink>
+    </w:p>
+    <w:p>
+      <w:pPr>
+        <w:pStyle w:val="TOC2"/>
+        <w:tabs>
+          <w:tab w:val="right" w:leader="dot" w:pos="8296"/>
+        </w:tabs>
+        <w:ind w:left="440"/>
+        <w:rPr>
+          <w:rFonts w:hint="eastAsia"/>
+          <w:noProof/>
+        </w:rPr>
+      </w:pPr>
+      <w:hyperlink w:anchor="_Toc224654581" w:history="1">
+        <w:r>
+          <w:rPr>
+            <w:rStyle w:val="af3"/>
+            <w:rFonts w:ascii="Arial" w:eastAsia="黑体" w:hAnsi="Arial" w:cs="Times New Roman" w:hint="eastAsia"/>
+            <w:b/>
+            <w:bCs/>
+            <w:noProof/>
+            <w14:ligatures w14:val="none"/>
+          </w:rPr>
+          <w:t>6.1</w:t>
+        </w:r>
+        <w:r>
+          <w:rPr>
+            <w:rStyle w:val="af3"/>
+            <w:rFonts w:ascii="Arial" w:eastAsia="黑体" w:hAnsi="Arial" w:cs="Times New Roman" w:hint="eastAsia"/>
+            <w:b/>
+            <w:bCs/>
+            <w:noProof/>
+            <w14:ligatures w14:val="none"/>
+          </w:rPr>
+          <w:t>投资</w:t>
+        </w:r>
+        <w:r>
+          <w:rPr>
+            <w:rFonts w:hint="eastAsia"/>
+            <w:noProof/>
+            <w:webHidden/>
+          </w:rPr>
+          <w:tab/>
+        </w:r>
+        <w:r>
+          <w:rPr>
+            <w:rFonts w:hint="eastAsia"/>
+            <w:noProof/>
+            <w:webHidden/>
+          </w:rPr>
+          <w:fldChar w:fldCharType="begin"/>
+        </w:r>
+        <w:r>
+          <w:rPr>
+            <w:rFonts w:hint="eastAsia"/>
+            <w:noProof/>
+            <w:webHidden/>
+          </w:rPr>
+          <w:instrText xml:space="preserve"> </w:instrText>
+        </w:r>
+        <w:r>
+          <w:rPr>
+            <w:noProof/>
+            <w:webHidden/>
+          </w:rPr>
+          <w:instrText>PAGEREF _Toc224654581 \h</w:instrText>
+        </w:r>
+        <w:r>
+          <w:rPr>
+            <w:rFonts w:hint="eastAsia"/>
+            <w:noProof/>
+            <w:webHidden/>
+          </w:rPr>
+          <w:instrText xml:space="preserve"> </w:instrText>
+        </w:r>
+        <w:r>
+          <w:rPr>
+            <w:rFonts w:hint="eastAsia"/>
+            <w:noProof/>
+            <w:webHidden/>
+          </w:rPr>
+        </w:r>
+        <w:r>
+          <w:rPr>
+            <w:rFonts w:hint="eastAsia"/>
+            <w:noProof/>
+            <w:webHidden/>
+          </w:rPr>
+          <w:fldChar w:fldCharType="separate"/>
+        </w:r>
+        <w:r>
+          <w:rPr>
+            <w:rFonts w:hint="eastAsia"/>
+            <w:noProof/>
+            <w:webHidden/>
+          </w:rPr>
+          <w:t>9</w:t>
+        </w:r>
+        <w:r>
+          <w:rPr>
+            <w:rFonts w:hint="eastAsia"/>
+            <w:noProof/>
+            <w:webHidden/>
+          </w:rPr>
+          <w:fldChar w:fldCharType="end"/>
+        </w:r>
+      </w:hyperlink>
+    </w:p>
+    <w:p>
+      <w:pPr>
+        <w:pStyle w:val="TOC2"/>
+        <w:tabs>
+          <w:tab w:val="right" w:leader="dot" w:pos="8296"/>
+        </w:tabs>
+        <w:ind w:left="440"/>
+        <w:rPr>
+          <w:rFonts w:hint="eastAsia"/>
+          <w:noProof/>
+        </w:rPr>
+      </w:pPr>
+      <w:hyperlink w:anchor="_Toc224654582" w:history="1">
+        <w:r>
+          <w:rPr>
+            <w:rStyle w:val="af3"/>
+            <w:rFonts w:ascii="Arial" w:eastAsia="黑体" w:hAnsi="Arial" w:cs="Times New Roman" w:hint="eastAsia"/>
+            <w:b/>
+            <w:bCs/>
+            <w:noProof/>
+            <w14:ligatures w14:val="none"/>
+          </w:rPr>
+          <w:t>6.2</w:t>
+        </w:r>
+        <w:r>
+          <w:rPr>
+            <w:rStyle w:val="af3"/>
+            <w:rFonts w:ascii="Arial" w:eastAsia="黑体" w:hAnsi="Arial" w:cs="Times New Roman" w:hint="eastAsia"/>
+            <w:b/>
+            <w:bCs/>
+            <w:noProof/>
+            <w14:ligatures w14:val="none"/>
+          </w:rPr>
+          <w:t>预期的经济效益</w:t>
+        </w:r>
+        <w:r>
+          <w:rPr>
+            <w:rFonts w:hint="eastAsia"/>
+            <w:noProof/>
+            <w:webHidden/>
+          </w:rPr>
+          <w:tab/>
+        </w:r>
+        <w:r>
+          <w:rPr>
+            <w:rFonts w:hint="eastAsia"/>
+            <w:noProof/>
+            <w:webHidden/>
+          </w:rPr>
+          <w:fldChar w:fldCharType="begin"/>
+        </w:r>
+        <w:r>
+          <w:rPr>
+            <w:rFonts w:hint="eastAsia"/>
+            <w:noProof/>
+            <w:webHidden/>
+          </w:rPr>
+          <w:instrText xml:space="preserve"> </w:instrText>
+        </w:r>
+        <w:r>
+          <w:rPr>
+            <w:noProof/>
+            <w:webHidden/>
+          </w:rPr>
+          <w:instrText>PAGEREF _Toc224654582 \h</w:instrText>
+        </w:r>
+        <w:r>
+          <w:rPr>
+            <w:rFonts w:hint="eastAsia"/>
+            <w:noProof/>
+            <w:webHidden/>
+          </w:rPr>
+          <w:instrText xml:space="preserve"> </w:instrText>
+        </w:r>
+        <w:r>
+          <w:rPr>
+            <w:rFonts w:hint="eastAsia"/>
+            <w:noProof/>
+            <w:webHidden/>
+          </w:rPr>
+        </w:r>
+        <w:r>
+          <w:rPr>
+            <w:rFonts w:hint="eastAsia"/>
+            <w:noProof/>
+            <w:webHidden/>
+          </w:rPr>
+          <w:fldChar w:fldCharType="separate"/>
+        </w:r>
+        <w:r>
+          <w:rPr>
+            <w:rFonts w:hint="eastAsia"/>
+            <w:noProof/>
+            <w:webHidden/>
+          </w:rPr>
+          <w:t>9</w:t>
+        </w:r>
+        <w:r>
+          <w:rPr>
+            <w:rFonts w:hint="eastAsia"/>
+            <w:noProof/>
+            <w:webHidden/>
+          </w:rPr>
+          <w:fldChar w:fldCharType="end"/>
+        </w:r>
+      </w:hyperlink>
+    </w:p>
+    <w:p>
+      <w:pPr>
+        <w:pStyle w:val="TOC2"/>
+        <w:tabs>
+          <w:tab w:val="right" w:leader="dot" w:pos="8296"/>
+        </w:tabs>
+        <w:ind w:left="440"/>
+        <w:rPr>
+          <w:rFonts w:hint="eastAsia"/>
+          <w:noProof/>
+        </w:rPr>
+      </w:pPr>
+      <w:hyperlink w:anchor="_Toc224654583" w:history="1">
+        <w:r>
+          <w:rPr>
+            <w:rStyle w:val="af3"/>
+            <w:rFonts w:ascii="Arial" w:eastAsia="黑体" w:hAnsi="Arial" w:cs="Times New Roman" w:hint="eastAsia"/>
+            <w:b/>
+            <w:bCs/>
+            <w:noProof/>
+            <w14:ligatures w14:val="none"/>
+          </w:rPr>
+          <w:t>6.3</w:t>
+        </w:r>
+        <w:r>
+          <w:rPr>
+            <w:rStyle w:val="af3"/>
+            <w:rFonts w:ascii="Arial" w:eastAsia="黑体" w:hAnsi="Arial" w:cs="Times New Roman" w:hint="eastAsia"/>
+            <w:b/>
+            <w:bCs/>
+            <w:noProof/>
+            <w14:ligatures w14:val="none"/>
+          </w:rPr>
+          <w:t>市场预测</w:t>
+        </w:r>
+        <w:r>
+          <w:rPr>
+            <w:rFonts w:hint="eastAsia"/>
+            <w:noProof/>
+            <w:webHidden/>
+          </w:rPr>
+          <w:tab/>
+        </w:r>
+        <w:r>
+          <w:rPr>
+            <w:rFonts w:hint="eastAsia"/>
+            <w:noProof/>
+            <w:webHidden/>
+          </w:rPr>
+          <w:fldChar w:fldCharType="begin"/>
+        </w:r>
+        <w:r>
+          <w:rPr>
+            <w:rFonts w:hint="eastAsia"/>
+            <w:noProof/>
+            <w:webHidden/>
+          </w:rPr>
+          <w:instrText xml:space="preserve"> </w:instrText>
+        </w:r>
+        <w:r>
+          <w:rPr>
+            <w:noProof/>
+            <w:webHidden/>
+          </w:rPr>
+          <w:instrText>PAGEREF _Toc224654583 \h</w:instrText>
+        </w:r>
+        <w:r>
+          <w:rPr>
+            <w:rFonts w:hint="eastAsia"/>
+            <w:noProof/>
+            <w:webHidden/>
+          </w:rPr>
+          <w:instrText xml:space="preserve"> </w:instrText>
+        </w:r>
+        <w:r>
+          <w:rPr>
+            <w:rFonts w:hint="eastAsia"/>
+            <w:noProof/>
+            <w:webHidden/>
+          </w:rPr>
+        </w:r>
+        <w:r>
+          <w:rPr>
+            <w:rFonts w:hint="eastAsia"/>
+            <w:noProof/>
+            <w:webHidden/>
+          </w:rPr>
+          <w:fldChar w:fldCharType="separate"/>
+        </w:r>
+        <w:r>
+          <w:rPr>
+            <w:rFonts w:hint="eastAsia"/>
+            <w:noProof/>
+            <w:webHidden/>
+          </w:rPr>
+          <w:t>9</w:t>
+        </w:r>
+        <w:r>
+          <w:rPr>
+            <w:rFonts w:hint="eastAsia"/>
+            <w:noProof/>
+            <w:webHidden/>
+          </w:rPr>
+          <w:fldChar w:fldCharType="end"/>
+        </w:r>
+      </w:hyperlink>
+    </w:p>
+    <w:p>
+      <w:pPr>
+        <w:pStyle w:val="TOC1"/>
+        <w:tabs>
+          <w:tab w:val="right" w:leader="dot" w:pos="8296"/>
+        </w:tabs>
+        <w:rPr>
+          <w:rFonts w:hint="eastAsia"/>
+          <w:noProof/>
+        </w:rPr>
+      </w:pPr>
+      <w:hyperlink w:anchor="_Toc224654584" w:history="1">
+        <w:r>
+          <w:rPr>
+            <w:rStyle w:val="af3"/>
+            <w:rFonts w:ascii="Times New Roman" w:eastAsia="宋体" w:hAnsi="Times New Roman" w:cs="Times New Roman" w:hint="eastAsia"/>
+            <w:b/>
+            <w:bCs/>
+            <w:noProof/>
+            <w:kern w:val="44"/>
+            <w14:ligatures w14:val="none"/>
+          </w:rPr>
+          <w:t>7</w:t>
+        </w:r>
+        <w:r>
+          <w:rPr>
+            <w:rStyle w:val="af3"/>
+            <w:rFonts w:ascii="Times New Roman" w:eastAsia="宋体" w:hAnsi="Times New Roman" w:cs="Times New Roman" w:hint="eastAsia"/>
+            <w:b/>
+            <w:bCs/>
+            <w:noProof/>
+            <w:kern w:val="44"/>
+            <w14:ligatures w14:val="none"/>
+          </w:rPr>
+          <w:t>技术可行性</w:t>
+        </w:r>
+        <w:r>
+          <w:rPr>
+            <w:rFonts w:hint="eastAsia"/>
+            <w:noProof/>
+            <w:webHidden/>
+          </w:rPr>
+          <w:tab/>
+        </w:r>
+        <w:r>
+          <w:rPr>
+            <w:rFonts w:hint="eastAsia"/>
+            <w:noProof/>
+            <w:webHidden/>
+          </w:rPr>
+          <w:fldChar w:fldCharType="begin"/>
+        </w:r>
+        <w:r>
+          <w:rPr>
+            <w:rFonts w:hint="eastAsia"/>
+            <w:noProof/>
+            <w:webHidden/>
+          </w:rPr>
+          <w:instrText xml:space="preserve"> </w:instrText>
+        </w:r>
+        <w:r>
+          <w:rPr>
+            <w:noProof/>
+            <w:webHidden/>
+          </w:rPr>
+          <w:instrText>PAGEREF _Toc224654584 \h</w:instrText>
+        </w:r>
+        <w:r>
+          <w:rPr>
+            <w:rFonts w:hint="eastAsia"/>
+            <w:noProof/>
+            <w:webHidden/>
+          </w:rPr>
+          <w:instrText xml:space="preserve"> </w:instrText>
+        </w:r>
+        <w:r>
+          <w:rPr>
+            <w:rFonts w:hint="eastAsia"/>
+            <w:noProof/>
+            <w:webHidden/>
+          </w:rPr>
+        </w:r>
+        <w:r>
+          <w:rPr>
+            <w:rFonts w:hint="eastAsia"/>
+            <w:noProof/>
+            <w:webHidden/>
+          </w:rPr>
+          <w:fldChar w:fldCharType="separate"/>
+        </w:r>
+        <w:r>
+          <w:rPr>
+            <w:rFonts w:hint="eastAsia"/>
+            <w:noProof/>
+            <w:webHidden/>
+          </w:rPr>
+          <w:t>10</w:t>
+        </w:r>
+        <w:r>
+          <w:rPr>
+            <w:rFonts w:hint="eastAsia"/>
+            <w:noProof/>
+            <w:webHidden/>
+          </w:rPr>
+          <w:fldChar w:fldCharType="end"/>
+        </w:r>
+      </w:hyperlink>
+    </w:p>
+    <w:p>
+      <w:pPr>
+        <w:pStyle w:val="TOC2"/>
+        <w:tabs>
+          <w:tab w:val="right" w:leader="dot" w:pos="8296"/>
+        </w:tabs>
+        <w:ind w:left="440"/>
+        <w:rPr>
+          <w:rFonts w:hint="eastAsia"/>
+          <w:noProof/>
+        </w:rPr>
+      </w:pPr>
+      <w:hyperlink w:anchor="_Toc224654585" w:history="1">
+        <w:r>
+          <w:rPr>
+            <w:rStyle w:val="af3"/>
+            <w:rFonts w:ascii="Arial" w:eastAsia="黑体" w:hAnsi="Arial" w:cs="Times New Roman" w:hint="eastAsia"/>
+            <w:b/>
+            <w:bCs/>
+            <w:noProof/>
+            <w14:ligatures w14:val="none"/>
+          </w:rPr>
+          <w:t>7.1 RAG</w:t>
+        </w:r>
+        <w:r>
+          <w:rPr>
+            <w:rStyle w:val="af3"/>
+            <w:rFonts w:ascii="Arial" w:eastAsia="黑体" w:hAnsi="Arial" w:cs="Times New Roman" w:hint="eastAsia"/>
+            <w:b/>
+            <w:bCs/>
+            <w:noProof/>
+            <w14:ligatures w14:val="none"/>
+          </w:rPr>
+          <w:t>技术</w:t>
+        </w:r>
+        <w:r>
+          <w:rPr>
+            <w:rFonts w:hint="eastAsia"/>
+            <w:noProof/>
+            <w:webHidden/>
+          </w:rPr>
+          <w:tab/>
+        </w:r>
+        <w:r>
+          <w:rPr>
+            <w:rFonts w:hint="eastAsia"/>
+            <w:noProof/>
+            <w:webHidden/>
+          </w:rPr>
+          <w:fldChar w:fldCharType="begin"/>
+        </w:r>
+        <w:r>
+          <w:rPr>
+            <w:rFonts w:hint="eastAsia"/>
+            <w:noProof/>
+            <w:webHidden/>
+          </w:rPr>
+          <w:instrText xml:space="preserve"> </w:instrText>
+        </w:r>
+        <w:r>
+          <w:rPr>
+            <w:noProof/>
+            <w:webHidden/>
+          </w:rPr>
+          <w:instrText>PAGEREF _Toc224654585 \h</w:instrText>
+        </w:r>
+        <w:r>
+          <w:rPr>
+            <w:rFonts w:hint="eastAsia"/>
+            <w:noProof/>
+            <w:webHidden/>
+          </w:rPr>
+          <w:instrText xml:space="preserve"> </w:instrText>
+        </w:r>
+        <w:r>
+          <w:rPr>
+            <w:rFonts w:hint="eastAsia"/>
+            <w:noProof/>
+            <w:webHidden/>
+          </w:rPr>
+        </w:r>
+        <w:r>
+          <w:rPr>
+            <w:rFonts w:hint="eastAsia"/>
+            <w:noProof/>
+            <w:webHidden/>
+          </w:rPr>
+          <w:fldChar w:fldCharType="separate"/>
+        </w:r>
+        <w:r>
+          <w:rPr>
+            <w:rFonts w:hint="eastAsia"/>
+            <w:noProof/>
+            <w:webHidden/>
+          </w:rPr>
+          <w:t>10</w:t>
+        </w:r>
+        <w:r>
+          <w:rPr>
+            <w:rFonts w:hint="eastAsia"/>
+            <w:noProof/>
+            <w:webHidden/>
+          </w:rPr>
+          <w:fldChar w:fldCharType="end"/>
+        </w:r>
+      </w:hyperlink>
+    </w:p>
+    <w:p>
+      <w:pPr>
+        <w:pStyle w:val="TOC2"/>
+        <w:tabs>
+          <w:tab w:val="right" w:leader="dot" w:pos="8296"/>
+        </w:tabs>
+        <w:ind w:left="440"/>
+        <w:rPr>
+          <w:rFonts w:hint="eastAsia"/>
+          <w:noProof/>
+        </w:rPr>
+      </w:pPr>
+      <w:hyperlink w:anchor="_Toc224654586" w:history="1">
+        <w:r>
+          <w:rPr>
+            <w:rStyle w:val="af3"/>
+            <w:rFonts w:ascii="Arial" w:eastAsia="黑体" w:hAnsi="Arial" w:cs="Times New Roman" w:hint="eastAsia"/>
+            <w:b/>
+            <w:bCs/>
+            <w:noProof/>
+            <w14:ligatures w14:val="none"/>
+          </w:rPr>
+          <w:t>7.2</w:t>
+        </w:r>
+        <w:r>
+          <w:rPr>
+            <w:rStyle w:val="af3"/>
+            <w:rFonts w:ascii="Arial" w:eastAsia="黑体" w:hAnsi="Arial" w:cs="Times New Roman" w:hint="eastAsia"/>
+            <w:b/>
+            <w:bCs/>
+            <w:noProof/>
+            <w14:ligatures w14:val="none"/>
+          </w:rPr>
+          <w:t>模型微调</w:t>
+        </w:r>
+        <w:r>
+          <w:rPr>
+            <w:rFonts w:hint="eastAsia"/>
+            <w:noProof/>
+            <w:webHidden/>
+          </w:rPr>
+          <w:tab/>
+        </w:r>
+        <w:r>
+          <w:rPr>
+            <w:rFonts w:hint="eastAsia"/>
+            <w:noProof/>
+            <w:webHidden/>
+          </w:rPr>
+          <w:fldChar w:fldCharType="begin"/>
+        </w:r>
+        <w:r>
+          <w:rPr>
+            <w:rFonts w:hint="eastAsia"/>
+            <w:noProof/>
+            <w:webHidden/>
+          </w:rPr>
+          <w:instrText xml:space="preserve"> </w:instrText>
+        </w:r>
+        <w:r>
+          <w:rPr>
+            <w:noProof/>
+            <w:webHidden/>
+          </w:rPr>
+          <w:instrText>PAGEREF _Toc224654586 \h</w:instrText>
+        </w:r>
+        <w:r>
+          <w:rPr>
+            <w:rFonts w:hint="eastAsia"/>
+            <w:noProof/>
+            <w:webHidden/>
+          </w:rPr>
+          <w:instrText xml:space="preserve"> </w:instrText>
+        </w:r>
+        <w:r>
+          <w:rPr>
+            <w:rFonts w:hint="eastAsia"/>
+            <w:noProof/>
+            <w:webHidden/>
+          </w:rPr>
+        </w:r>
+        <w:r>
+          <w:rPr>
+            <w:rFonts w:hint="eastAsia"/>
+            <w:noProof/>
+            <w:webHidden/>
+          </w:rPr>
+          <w:fldChar w:fldCharType="separate"/>
+        </w:r>
+        <w:r>
+          <w:rPr>
+            <w:rFonts w:hint="eastAsia"/>
+            <w:noProof/>
+            <w:webHidden/>
+          </w:rPr>
+          <w:t>10</w:t>
+        </w:r>
+        <w:r>
+          <w:rPr>
+            <w:rFonts w:hint="eastAsia"/>
+            <w:noProof/>
+            <w:webHidden/>
+          </w:rPr>
+          <w:fldChar w:fldCharType="end"/>
+        </w:r>
+      </w:hyperlink>
+    </w:p>
+    <w:p>
+      <w:pPr>
+        <w:pStyle w:val="TOC2"/>
+        <w:tabs>
+          <w:tab w:val="right" w:leader="dot" w:pos="8296"/>
+        </w:tabs>
+        <w:ind w:left="440"/>
+        <w:rPr>
+          <w:rFonts w:hint="eastAsia"/>
+          <w:noProof/>
+        </w:rPr>
+      </w:pPr>
+      <w:hyperlink w:anchor="_Toc224654587" w:history="1">
+        <w:r>
+          <w:rPr>
+            <w:rStyle w:val="af3"/>
+            <w:rFonts w:ascii="Arial" w:eastAsia="黑体" w:hAnsi="Arial" w:cs="Times New Roman" w:hint="eastAsia"/>
+            <w:b/>
+            <w:bCs/>
+            <w:noProof/>
+            <w14:ligatures w14:val="none"/>
+          </w:rPr>
+          <w:t>7.3</w:t>
+        </w:r>
+        <w:r>
+          <w:rPr>
+            <w:rStyle w:val="af3"/>
+            <w:rFonts w:ascii="Arial" w:eastAsia="黑体" w:hAnsi="Arial" w:cs="Times New Roman" w:hint="eastAsia"/>
+            <w:b/>
+            <w:bCs/>
+            <w:noProof/>
+            <w14:ligatures w14:val="none"/>
+          </w:rPr>
+          <w:t>开发能力</w:t>
+        </w:r>
+        <w:r>
+          <w:rPr>
+            <w:rFonts w:hint="eastAsia"/>
+            <w:noProof/>
+            <w:webHidden/>
+          </w:rPr>
+          <w:tab/>
+        </w:r>
+        <w:r>
+          <w:rPr>
+            <w:rFonts w:hint="eastAsia"/>
+            <w:noProof/>
+            <w:webHidden/>
+          </w:rPr>
+          <w:fldChar w:fldCharType="begin"/>
+        </w:r>
+        <w:r>
+          <w:rPr>
+            <w:rFonts w:hint="eastAsia"/>
+            <w:noProof/>
+            <w:webHidden/>
+          </w:rPr>
+          <w:instrText xml:space="preserve"> </w:instrText>
+        </w:r>
+        <w:r>
+          <w:rPr>
+            <w:noProof/>
+            <w:webHidden/>
+          </w:rPr>
+          <w:instrText>PAGEREF _Toc224654587 \h</w:instrText>
+        </w:r>
+        <w:r>
+          <w:rPr>
+            <w:rFonts w:hint="eastAsia"/>
+            <w:noProof/>
+            <w:webHidden/>
+          </w:rPr>
+          <w:instrText xml:space="preserve"> </w:instrText>
+        </w:r>
+        <w:r>
+          <w:rPr>
+            <w:rFonts w:hint="eastAsia"/>
+            <w:noProof/>
+            <w:webHidden/>
+          </w:rPr>
+        </w:r>
+        <w:r>
+          <w:rPr>
+            <w:rFonts w:hint="eastAsia"/>
+            <w:noProof/>
+            <w:webHidden/>
+          </w:rPr>
+          <w:fldChar w:fldCharType="separate"/>
+        </w:r>
+        <w:r>
+          <w:rPr>
+            <w:rFonts w:hint="eastAsia"/>
+            <w:noProof/>
+            <w:webHidden/>
+          </w:rPr>
+          <w:t>10</w:t>
+        </w:r>
+        <w:r>
+          <w:rPr>
+            <w:rFonts w:hint="eastAsia"/>
+            <w:noProof/>
+            <w:webHidden/>
+          </w:rPr>
+          <w:fldChar w:fldCharType="end"/>
+        </w:r>
+      </w:hyperlink>
+    </w:p>
+    <w:p>
+      <w:pPr>
+        <w:pStyle w:val="TOC1"/>
+        <w:tabs>
+          <w:tab w:val="right" w:leader="dot" w:pos="8296"/>
+        </w:tabs>
+        <w:rPr>
+          <w:rFonts w:hint="eastAsia"/>
+          <w:noProof/>
+        </w:rPr>
+      </w:pPr>
+      <w:hyperlink w:anchor="_Toc224654588" w:history="1">
+        <w:r>
+          <w:rPr>
+            <w:rStyle w:val="af3"/>
+            <w:rFonts w:ascii="Times New Roman" w:eastAsia="宋体" w:hAnsi="Times New Roman" w:cs="Times New Roman" w:hint="eastAsia"/>
+            <w:b/>
+            <w:bCs/>
+            <w:noProof/>
+            <w:kern w:val="44"/>
+            <w14:ligatures w14:val="none"/>
+          </w:rPr>
+          <w:t>8</w:t>
+        </w:r>
+        <w:r>
+          <w:rPr>
+            <w:rStyle w:val="af3"/>
+            <w:rFonts w:ascii="Times New Roman" w:eastAsia="宋体" w:hAnsi="Times New Roman" w:cs="Times New Roman" w:hint="eastAsia"/>
+            <w:b/>
+            <w:bCs/>
+            <w:noProof/>
+            <w:kern w:val="44"/>
+            <w14:ligatures w14:val="none"/>
+          </w:rPr>
+          <w:t>法律可行性</w:t>
+        </w:r>
+        <w:r>
+          <w:rPr>
+            <w:rFonts w:hint="eastAsia"/>
+            <w:noProof/>
+            <w:webHidden/>
+          </w:rPr>
+          <w:tab/>
+        </w:r>
+        <w:r>
+          <w:rPr>
+            <w:rFonts w:hint="eastAsia"/>
+            <w:noProof/>
+            <w:webHidden/>
+          </w:rPr>
+          <w:fldChar w:fldCharType="begin"/>
+        </w:r>
+        <w:r>
+          <w:rPr>
+            <w:rFonts w:hint="eastAsia"/>
+            <w:noProof/>
+            <w:webHidden/>
+          </w:rPr>
+          <w:instrText xml:space="preserve"> </w:instrText>
+        </w:r>
+        <w:r>
+          <w:rPr>
+            <w:noProof/>
+            <w:webHidden/>
+          </w:rPr>
+          <w:instrText>PAGEREF _Toc224654588 \h</w:instrText>
+        </w:r>
+        <w:r>
+          <w:rPr>
+            <w:rFonts w:hint="eastAsia"/>
+            <w:noProof/>
+            <w:webHidden/>
+          </w:rPr>
+          <w:instrText xml:space="preserve"> </w:instrText>
+        </w:r>
+        <w:r>
+          <w:rPr>
+            <w:rFonts w:hint="eastAsia"/>
+            <w:noProof/>
+            <w:webHidden/>
+          </w:rPr>
+        </w:r>
+        <w:r>
+          <w:rPr>
+            <w:rFonts w:hint="eastAsia"/>
+            <w:noProof/>
+            <w:webHidden/>
+          </w:rPr>
+          <w:fldChar w:fldCharType="separate"/>
+        </w:r>
+        <w:r>
+          <w:rPr>
+            <w:rFonts w:hint="eastAsia"/>
+            <w:noProof/>
+            <w:webHidden/>
+          </w:rPr>
+          <w:t>10</w:t>
+        </w:r>
+        <w:r>
+          <w:rPr>
+            <w:rFonts w:hint="eastAsia"/>
+            <w:noProof/>
+            <w:webHidden/>
+          </w:rPr>
+          <w:fldChar w:fldCharType="end"/>
+        </w:r>
+      </w:hyperlink>
+    </w:p>
+    <w:p>
+      <w:pPr>
+        <w:pStyle w:val="TOC2"/>
+        <w:tabs>
+          <w:tab w:val="right" w:leader="dot" w:pos="8296"/>
+        </w:tabs>
+        <w:ind w:left="440"/>
+        <w:rPr>
+          <w:rFonts w:hint="eastAsia"/>
+          <w:noProof/>
+        </w:rPr>
+      </w:pPr>
+      <w:hyperlink w:anchor="_Toc224654589" w:history="1">
+        <w:r>
+          <w:rPr>
+            <w:rStyle w:val="af3"/>
+            <w:rFonts w:ascii="Arial" w:eastAsia="黑体" w:hAnsi="Arial" w:cs="Times New Roman" w:hint="eastAsia"/>
+            <w:b/>
+            <w:bCs/>
+            <w:noProof/>
+            <w14:ligatures w14:val="none"/>
+          </w:rPr>
+          <w:t>8.1</w:t>
+        </w:r>
+        <w:r>
+          <w:rPr>
+            <w:rStyle w:val="af3"/>
+            <w:rFonts w:ascii="Arial" w:eastAsia="黑体" w:hAnsi="Arial" w:cs="Times New Roman" w:hint="eastAsia"/>
+            <w:b/>
+            <w:bCs/>
+            <w:noProof/>
+            <w14:ligatures w14:val="none"/>
+          </w:rPr>
+          <w:t>版权问题</w:t>
+        </w:r>
+        <w:r>
+          <w:rPr>
+            <w:rFonts w:hint="eastAsia"/>
+            <w:noProof/>
+            <w:webHidden/>
+          </w:rPr>
+          <w:tab/>
+        </w:r>
+        <w:r>
+          <w:rPr>
+            <w:rFonts w:hint="eastAsia"/>
+            <w:noProof/>
+            <w:webHidden/>
+          </w:rPr>
+          <w:fldChar w:fldCharType="begin"/>
+        </w:r>
+        <w:r>
+          <w:rPr>
+            <w:rFonts w:hint="eastAsia"/>
+            <w:noProof/>
+            <w:webHidden/>
+          </w:rPr>
+          <w:instrText xml:space="preserve"> </w:instrText>
+        </w:r>
+        <w:r>
+          <w:rPr>
+            <w:noProof/>
+            <w:webHidden/>
+          </w:rPr>
+          <w:instrText>PAGEREF _Toc224654589 \h</w:instrText>
+        </w:r>
+        <w:r>
+          <w:rPr>
+            <w:rFonts w:hint="eastAsia"/>
+            <w:noProof/>
+            <w:webHidden/>
+          </w:rPr>
+          <w:instrText xml:space="preserve"> </w:instrText>
+        </w:r>
+        <w:r>
+          <w:rPr>
+            <w:rFonts w:hint="eastAsia"/>
+            <w:noProof/>
+            <w:webHidden/>
+          </w:rPr>
+        </w:r>
+        <w:r>
+          <w:rPr>
+            <w:rFonts w:hint="eastAsia"/>
+            <w:noProof/>
+            <w:webHidden/>
+          </w:rPr>
+          <w:fldChar w:fldCharType="separate"/>
+        </w:r>
+        <w:r>
+          <w:rPr>
+            <w:rFonts w:hint="eastAsia"/>
+            <w:noProof/>
+            <w:webHidden/>
+          </w:rPr>
+          <w:t>10</w:t>
+        </w:r>
+        <w:r>
+          <w:rPr>
+            <w:rFonts w:hint="eastAsia"/>
+            <w:noProof/>
+            <w:webHidden/>
+          </w:rPr>
+          <w:fldChar w:fldCharType="end"/>
+        </w:r>
+      </w:hyperlink>
+    </w:p>
+    <w:p>
+      <w:pPr>
+        <w:pStyle w:val="TOC2"/>
+        <w:tabs>
+          <w:tab w:val="right" w:leader="dot" w:pos="8296"/>
+        </w:tabs>
+        <w:ind w:left="440"/>
+        <w:rPr>
+          <w:rFonts w:hint="eastAsia"/>
+          <w:noProof/>
+        </w:rPr>
+      </w:pPr>
+      <w:hyperlink w:anchor="_Toc224654590" w:history="1">
+        <w:r>
+          <w:rPr>
+            <w:rStyle w:val="af3"/>
+            <w:rFonts w:ascii="Arial" w:eastAsia="黑体" w:hAnsi="Arial" w:cs="Times New Roman" w:hint="eastAsia"/>
+            <w:b/>
+            <w:bCs/>
+            <w:noProof/>
+            <w14:ligatures w14:val="none"/>
+          </w:rPr>
+          <w:t>8.2</w:t>
+        </w:r>
+        <w:r>
+          <w:rPr>
+            <w:rStyle w:val="af3"/>
+            <w:rFonts w:ascii="Arial" w:eastAsia="黑体" w:hAnsi="Arial" w:cs="Times New Roman" w:hint="eastAsia"/>
+            <w:b/>
+            <w:bCs/>
+            <w:noProof/>
+            <w14:ligatures w14:val="none"/>
+          </w:rPr>
+          <w:t>隐私问题</w:t>
+        </w:r>
+        <w:r>
+          <w:rPr>
+            <w:rFonts w:hint="eastAsia"/>
+            <w:noProof/>
+            <w:webHidden/>
+          </w:rPr>
+          <w:tab/>
+        </w:r>
+        <w:r>
+          <w:rPr>
+            <w:rFonts w:hint="eastAsia"/>
+            <w:noProof/>
+            <w:webHidden/>
+          </w:rPr>
+          <w:fldChar w:fldCharType="begin"/>
+        </w:r>
+        <w:r>
+          <w:rPr>
+            <w:rFonts w:hint="eastAsia"/>
+            <w:noProof/>
+            <w:webHidden/>
+          </w:rPr>
+          <w:instrText xml:space="preserve"> </w:instrText>
+        </w:r>
+        <w:r>
+          <w:rPr>
+            <w:noProof/>
+            <w:webHidden/>
+          </w:rPr>
+          <w:instrText>PAGEREF _Toc224654590 \h</w:instrText>
+        </w:r>
+        <w:r>
+          <w:rPr>
+            <w:rFonts w:hint="eastAsia"/>
+            <w:noProof/>
+            <w:webHidden/>
+          </w:rPr>
+          <w:instrText xml:space="preserve"> </w:instrText>
+        </w:r>
+        <w:r>
+          <w:rPr>
+            <w:rFonts w:hint="eastAsia"/>
+            <w:noProof/>
+            <w:webHidden/>
+          </w:rPr>
+        </w:r>
+        <w:r>
+          <w:rPr>
+            <w:rFonts w:hint="eastAsia"/>
+            <w:noProof/>
+            <w:webHidden/>
+          </w:rPr>
+          <w:fldChar w:fldCharType="separate"/>
+        </w:r>
+        <w:r>
+          <w:rPr>
+            <w:rFonts w:hint="eastAsia"/>
+            <w:noProof/>
+            <w:webHidden/>
+          </w:rPr>
+          <w:t>10</w:t>
+        </w:r>
+        <w:r>
+          <w:rPr>
+            <w:rFonts w:hint="eastAsia"/>
+            <w:noProof/>
+            <w:webHidden/>
+          </w:rPr>
+          <w:fldChar w:fldCharType="end"/>
+        </w:r>
+      </w:hyperlink>
+    </w:p>
+    <w:p>
+      <w:pPr>
+        <w:pStyle w:val="TOC2"/>
+        <w:tabs>
+          <w:tab w:val="right" w:leader="dot" w:pos="8296"/>
+        </w:tabs>
+        <w:ind w:left="440"/>
+        <w:rPr>
+          <w:rFonts w:hint="eastAsia"/>
+          <w:noProof/>
+        </w:rPr>
+      </w:pPr>
+      <w:hyperlink w:anchor="_Toc224654591" w:history="1">
+        <w:r>
+          <w:rPr>
+            <w:rStyle w:val="af3"/>
+            <w:rFonts w:ascii="Arial" w:eastAsia="黑体" w:hAnsi="Arial" w:cs="Times New Roman" w:hint="eastAsia"/>
+            <w:b/>
+            <w:bCs/>
+            <w:noProof/>
+            <w14:ligatures w14:val="none"/>
+          </w:rPr>
+          <w:t>8.3</w:t>
+        </w:r>
+        <w:r>
+          <w:rPr>
+            <w:rStyle w:val="af3"/>
+            <w:rFonts w:ascii="Arial" w:eastAsia="黑体" w:hAnsi="Arial" w:cs="Times New Roman" w:hint="eastAsia"/>
+            <w:b/>
+            <w:bCs/>
+            <w:noProof/>
+            <w14:ligatures w14:val="none"/>
+          </w:rPr>
+          <w:t>开源协议</w:t>
+        </w:r>
+        <w:r>
+          <w:rPr>
+            <w:rFonts w:hint="eastAsia"/>
+            <w:noProof/>
+            <w:webHidden/>
+          </w:rPr>
+          <w:tab/>
+        </w:r>
+        <w:r>
+          <w:rPr>
+            <w:rFonts w:hint="eastAsia"/>
+            <w:noProof/>
+            <w:webHidden/>
+          </w:rPr>
+          <w:fldChar w:fldCharType="begin"/>
+        </w:r>
+        <w:r>
+          <w:rPr>
+            <w:rFonts w:hint="eastAsia"/>
+            <w:noProof/>
+            <w:webHidden/>
+          </w:rPr>
+          <w:instrText xml:space="preserve"> </w:instrText>
+        </w:r>
+        <w:r>
+          <w:rPr>
+            <w:noProof/>
+            <w:webHidden/>
+          </w:rPr>
+          <w:instrText>PAGEREF _Toc224654591 \h</w:instrText>
+        </w:r>
+        <w:r>
+          <w:rPr>
+            <w:rFonts w:hint="eastAsia"/>
+            <w:noProof/>
+            <w:webHidden/>
+          </w:rPr>
+          <w:instrText xml:space="preserve"> </w:instrText>
+        </w:r>
+        <w:r>
+          <w:rPr>
+            <w:rFonts w:hint="eastAsia"/>
+            <w:noProof/>
+            <w:webHidden/>
+          </w:rPr>
+        </w:r>
+        <w:r>
+          <w:rPr>
+            <w:rFonts w:hint="eastAsia"/>
+            <w:noProof/>
+            <w:webHidden/>
+          </w:rPr>
+          <w:fldChar w:fldCharType="separate"/>
+        </w:r>
+        <w:r>
+          <w:rPr>
+            <w:rFonts w:hint="eastAsia"/>
+            <w:noProof/>
+            <w:webHidden/>
+          </w:rPr>
+          <w:t>11</w:t>
+        </w:r>
+        <w:r>
+          <w:rPr>
+            <w:rFonts w:hint="eastAsia"/>
+            <w:noProof/>
+            <w:webHidden/>
+          </w:rPr>
+          <w:fldChar w:fldCharType="end"/>
+        </w:r>
+      </w:hyperlink>
+    </w:p>
+    <w:p>
+      <w:pPr>
+        <w:pStyle w:val="TOC1"/>
+        <w:tabs>
+          <w:tab w:val="right" w:leader="dot" w:pos="8296"/>
+        </w:tabs>
+        <w:rPr>
+          <w:rFonts w:hint="eastAsia"/>
+          <w:noProof/>
+        </w:rPr>
+      </w:pPr>
+      <w:hyperlink w:anchor="_Toc224654592" w:history="1">
+        <w:r>
+          <w:rPr>
+            <w:rStyle w:val="af3"/>
+            <w:rFonts w:ascii="Times New Roman" w:eastAsia="宋体" w:hAnsi="Times New Roman" w:cs="Times New Roman" w:hint="eastAsia"/>
+            <w:b/>
+            <w:bCs/>
+            <w:noProof/>
+            <w:kern w:val="44"/>
+            <w14:ligatures w14:val="none"/>
+          </w:rPr>
+          <w:t>9</w:t>
+        </w:r>
+        <w:r>
+          <w:rPr>
+            <w:rStyle w:val="af3"/>
+            <w:rFonts w:ascii="Times New Roman" w:eastAsia="宋体" w:hAnsi="Times New Roman" w:cs="Times New Roman" w:hint="eastAsia"/>
+            <w:b/>
+            <w:bCs/>
+            <w:noProof/>
+            <w:kern w:val="44"/>
+            <w14:ligatures w14:val="none"/>
+          </w:rPr>
+          <w:t>用户使用可行性</w:t>
+        </w:r>
+        <w:r>
+          <w:rPr>
+            <w:rFonts w:hint="eastAsia"/>
+            <w:noProof/>
+            <w:webHidden/>
+          </w:rPr>
+          <w:tab/>
+        </w:r>
+        <w:r>
+          <w:rPr>
+            <w:rFonts w:hint="eastAsia"/>
+            <w:noProof/>
+            <w:webHidden/>
+          </w:rPr>
+          <w:fldChar w:fldCharType="begin"/>
+        </w:r>
+        <w:r>
+          <w:rPr>
+            <w:rFonts w:hint="eastAsia"/>
+            <w:noProof/>
+            <w:webHidden/>
+          </w:rPr>
+          <w:instrText xml:space="preserve"> </w:instrText>
+        </w:r>
+        <w:r>
+          <w:rPr>
+            <w:noProof/>
+            <w:webHidden/>
+          </w:rPr>
+          <w:instrText>PAGEREF _Toc224654592 \h</w:instrText>
+        </w:r>
+        <w:r>
+          <w:rPr>
+            <w:rFonts w:hint="eastAsia"/>
+            <w:noProof/>
+            <w:webHidden/>
+          </w:rPr>
+          <w:instrText xml:space="preserve"> </w:instrText>
+        </w:r>
+        <w:r>
+          <w:rPr>
+            <w:rFonts w:hint="eastAsia"/>
+            <w:noProof/>
+            <w:webHidden/>
+          </w:rPr>
+        </w:r>
+        <w:r>
+          <w:rPr>
+            <w:rFonts w:hint="eastAsia"/>
+            <w:noProof/>
+            <w:webHidden/>
+          </w:rPr>
+          <w:fldChar w:fldCharType="separate"/>
+        </w:r>
+        <w:r>
+          <w:rPr>
+            <w:rFonts w:hint="eastAsia"/>
+            <w:noProof/>
+            <w:webHidden/>
+          </w:rPr>
+          <w:t>11</w:t>
+        </w:r>
+        <w:r>
+          <w:rPr>
+            <w:rFonts w:hint="eastAsia"/>
+            <w:noProof/>
+            <w:webHidden/>
+          </w:rPr>
+          <w:fldChar w:fldCharType="end"/>
+        </w:r>
+      </w:hyperlink>
+    </w:p>
+    <w:p>
+      <w:pPr>
+        <w:pStyle w:val="TOC2"/>
+        <w:tabs>
+          <w:tab w:val="right" w:leader="dot" w:pos="8296"/>
+        </w:tabs>
+        <w:ind w:left="440"/>
+        <w:rPr>
+          <w:rFonts w:hint="eastAsia"/>
+          <w:noProof/>
+        </w:rPr>
+      </w:pPr>
+      <w:hyperlink w:anchor="_Toc224654593" w:history="1">
+        <w:r>
+          <w:rPr>
+            <w:rStyle w:val="af3"/>
+            <w:rFonts w:ascii="Arial" w:eastAsia="黑体" w:hAnsi="Arial" w:cs="Times New Roman" w:hint="eastAsia"/>
+            <w:b/>
+            <w:bCs/>
+            <w:noProof/>
+            <w14:ligatures w14:val="none"/>
+          </w:rPr>
+          <w:t>9.1</w:t>
+        </w:r>
+        <w:r>
+          <w:rPr>
+            <w:rStyle w:val="af3"/>
+            <w:rFonts w:ascii="Arial" w:eastAsia="黑体" w:hAnsi="Arial" w:cs="Times New Roman" w:hint="eastAsia"/>
+            <w:b/>
+            <w:bCs/>
+            <w:noProof/>
+            <w14:ligatures w14:val="none"/>
+          </w:rPr>
+          <w:t>教师端</w:t>
+        </w:r>
+        <w:r>
+          <w:rPr>
+            <w:rFonts w:hint="eastAsia"/>
+            <w:noProof/>
+            <w:webHidden/>
+          </w:rPr>
+          <w:tab/>
+        </w:r>
+        <w:r>
+          <w:rPr>
+            <w:rFonts w:hint="eastAsia"/>
+            <w:noProof/>
+            <w:webHidden/>
+          </w:rPr>
+          <w:fldChar w:fldCharType="begin"/>
+        </w:r>
+        <w:r>
+          <w:rPr>
+            <w:rFonts w:hint="eastAsia"/>
+            <w:noProof/>
+            <w:webHidden/>
+          </w:rPr>
+          <w:instrText xml:space="preserve"> </w:instrText>
+        </w:r>
+        <w:r>
+          <w:rPr>
+            <w:noProof/>
+            <w:webHidden/>
+          </w:rPr>
+          <w:instrText>PAGEREF _Toc224654593 \h</w:instrText>
+        </w:r>
+        <w:r>
+          <w:rPr>
+            <w:rFonts w:hint="eastAsia"/>
+            <w:noProof/>
+            <w:webHidden/>
+          </w:rPr>
+          <w:instrText xml:space="preserve"> </w:instrText>
+        </w:r>
+        <w:r>
+          <w:rPr>
+            <w:rFonts w:hint="eastAsia"/>
+            <w:noProof/>
+            <w:webHidden/>
+          </w:rPr>
+        </w:r>
+        <w:r>
+          <w:rPr>
+            <w:rFonts w:hint="eastAsia"/>
+            <w:noProof/>
+            <w:webHidden/>
+          </w:rPr>
+          <w:fldChar w:fldCharType="separate"/>
+        </w:r>
+        <w:r>
+          <w:rPr>
+            <w:rFonts w:hint="eastAsia"/>
+            <w:noProof/>
+            <w:webHidden/>
+          </w:rPr>
+          <w:t>11</w:t>
+        </w:r>
+        <w:r>
+          <w:rPr>
+            <w:rFonts w:hint="eastAsia"/>
+            <w:noProof/>
+            <w:webHidden/>
+          </w:rPr>
+          <w:fldChar w:fldCharType="end"/>
+        </w:r>
+      </w:hyperlink>
+    </w:p>
+    <w:p>
+      <w:pPr>
+        <w:pStyle w:val="TOC2"/>
+        <w:tabs>
+          <w:tab w:val="right" w:leader="dot" w:pos="8296"/>
+        </w:tabs>
+        <w:ind w:left="440"/>
+        <w:rPr>
+          <w:rFonts w:hint="eastAsia"/>
+          <w:noProof/>
+        </w:rPr>
+      </w:pPr>
+      <w:hyperlink w:anchor="_Toc224654594" w:history="1">
+        <w:r>
+          <w:rPr>
+            <w:rStyle w:val="af3"/>
+            <w:rFonts w:ascii="Arial" w:eastAsia="黑体" w:hAnsi="Arial" w:cs="Times New Roman" w:hint="eastAsia"/>
+            <w:b/>
+            <w:bCs/>
+            <w:noProof/>
+            <w14:ligatures w14:val="none"/>
+          </w:rPr>
+          <w:t>9.2</w:t>
+        </w:r>
+        <w:r>
+          <w:rPr>
+            <w:rStyle w:val="af3"/>
+            <w:rFonts w:ascii="Arial" w:eastAsia="黑体" w:hAnsi="Arial" w:cs="Times New Roman" w:hint="eastAsia"/>
+            <w:b/>
+            <w:bCs/>
+            <w:noProof/>
+            <w14:ligatures w14:val="none"/>
+          </w:rPr>
+          <w:t>学生端</w:t>
+        </w:r>
+        <w:r>
+          <w:rPr>
+            <w:rFonts w:hint="eastAsia"/>
+            <w:noProof/>
+            <w:webHidden/>
+          </w:rPr>
+          <w:tab/>
+        </w:r>
+        <w:r>
+          <w:rPr>
+            <w:rFonts w:hint="eastAsia"/>
+            <w:noProof/>
+            <w:webHidden/>
+          </w:rPr>
+          <w:fldChar w:fldCharType="begin"/>
+        </w:r>
+        <w:r>
+          <w:rPr>
+            <w:rFonts w:hint="eastAsia"/>
+            <w:noProof/>
+            <w:webHidden/>
+          </w:rPr>
+          <w:instrText xml:space="preserve"> </w:instrText>
+        </w:r>
+        <w:r>
+          <w:rPr>
+            <w:noProof/>
+            <w:webHidden/>
+          </w:rPr>
+          <w:instrText>PAGEREF _Toc224654594 \h</w:instrText>
+        </w:r>
+        <w:r>
+          <w:rPr>
+            <w:rFonts w:hint="eastAsia"/>
+            <w:noProof/>
+            <w:webHidden/>
+          </w:rPr>
+          <w:instrText xml:space="preserve"> </w:instrText>
+        </w:r>
+        <w:r>
+          <w:rPr>
+            <w:rFonts w:hint="eastAsia"/>
+            <w:noProof/>
+            <w:webHidden/>
+          </w:rPr>
+        </w:r>
+        <w:r>
+          <w:rPr>
+            <w:rFonts w:hint="eastAsia"/>
+            <w:noProof/>
+            <w:webHidden/>
+          </w:rPr>
+          <w:fldChar w:fldCharType="separate"/>
+        </w:r>
+        <w:r>
+          <w:rPr>
+            <w:rFonts w:hint="eastAsia"/>
+            <w:noProof/>
+            <w:webHidden/>
+          </w:rPr>
+          <w:t>11</w:t>
+        </w:r>
+        <w:r>
+          <w:rPr>
+            <w:rFonts w:hint="eastAsia"/>
+            <w:noProof/>
+            <w:webHidden/>
+          </w:rPr>
+          <w:fldChar w:fldCharType="end"/>
+        </w:r>
+      </w:hyperlink>
+    </w:p>
+    <w:p>
+      <w:pPr>
+        <w:pStyle w:val="TOC1"/>
+        <w:tabs>
+          <w:tab w:val="right" w:leader="dot" w:pos="8296"/>
+        </w:tabs>
+        <w:rPr>
+          <w:rFonts w:hint="eastAsia"/>
+          <w:noProof/>
+        </w:rPr>
+      </w:pPr>
+      <w:hyperlink w:anchor="_Toc224654595" w:history="1">
+        <w:r>
+          <w:rPr>
+            <w:rStyle w:val="af3"/>
+            <w:rFonts w:ascii="Times New Roman" w:eastAsia="宋体" w:hAnsi="Times New Roman" w:cs="Times New Roman" w:hint="eastAsia"/>
+            <w:b/>
+            <w:bCs/>
+            <w:noProof/>
+            <w:kern w:val="44"/>
+            <w14:ligatures w14:val="none"/>
+          </w:rPr>
+          <w:t>10</w:t>
+        </w:r>
+        <w:r>
+          <w:rPr>
+            <w:rStyle w:val="af3"/>
+            <w:rFonts w:ascii="Times New Roman" w:eastAsia="宋体" w:hAnsi="Times New Roman" w:cs="Times New Roman" w:hint="eastAsia"/>
+            <w:b/>
+            <w:bCs/>
+            <w:noProof/>
+            <w:kern w:val="44"/>
+            <w14:ligatures w14:val="none"/>
+          </w:rPr>
+          <w:t>其他与项目有关的问题</w:t>
+        </w:r>
+        <w:r>
+          <w:rPr>
+            <w:rFonts w:hint="eastAsia"/>
+            <w:noProof/>
+            <w:webHidden/>
+          </w:rPr>
+          <w:tab/>
+        </w:r>
+        <w:r>
+          <w:rPr>
+            <w:rFonts w:hint="eastAsia"/>
+            <w:noProof/>
+            <w:webHidden/>
+          </w:rPr>
+          <w:fldChar w:fldCharType="begin"/>
+        </w:r>
+        <w:r>
+          <w:rPr>
+            <w:rFonts w:hint="eastAsia"/>
+            <w:noProof/>
+            <w:webHidden/>
+          </w:rPr>
+          <w:instrText xml:space="preserve"> </w:instrText>
+        </w:r>
+        <w:r>
+          <w:rPr>
+            <w:noProof/>
+            <w:webHidden/>
+          </w:rPr>
+          <w:instrText>PAGEREF _Toc224654595 \h</w:instrText>
+        </w:r>
+        <w:r>
+          <w:rPr>
+            <w:rFonts w:hint="eastAsia"/>
+            <w:noProof/>
+            <w:webHidden/>
+          </w:rPr>
+          <w:instrText xml:space="preserve"> </w:instrText>
+        </w:r>
+        <w:r>
+          <w:rPr>
+            <w:rFonts w:hint="eastAsia"/>
+            <w:noProof/>
+            <w:webHidden/>
+          </w:rPr>
+        </w:r>
+        <w:r>
+          <w:rPr>
+            <w:rFonts w:hint="eastAsia"/>
+            <w:noProof/>
+            <w:webHidden/>
+          </w:rPr>
+          <w:fldChar w:fldCharType="separate"/>
+        </w:r>
+        <w:r>
+          <w:rPr>
+            <w:rFonts w:hint="eastAsia"/>
+            <w:noProof/>
+            <w:webHidden/>
+          </w:rPr>
+          <w:t>11</w:t>
+        </w:r>
+        <w:r>
+          <w:rPr>
+            <w:rFonts w:hint="eastAsia"/>
+            <w:noProof/>
+            <w:webHidden/>
+          </w:rPr>
+          <w:fldChar w:fldCharType="end"/>
+        </w:r>
+      </w:hyperlink>
+    </w:p>
+    <w:p>
+      <w:pPr>
+        <w:pStyle w:val="TOC1"/>
+        <w:tabs>
+          <w:tab w:val="right" w:leader="dot" w:pos="8296"/>
+        </w:tabs>
+        <w:rPr>
+          <w:rFonts w:hint="eastAsia"/>
+          <w:noProof/>
+        </w:rPr>
+      </w:pPr>
+      <w:hyperlink w:anchor="_Toc224654596" w:history="1">
+        <w:r>
+          <w:rPr>
+            <w:rStyle w:val="af3"/>
+            <w:rFonts w:ascii="Times New Roman" w:eastAsia="宋体" w:hAnsi="Times New Roman" w:cs="Times New Roman" w:hint="eastAsia"/>
+            <w:b/>
+            <w:bCs/>
+            <w:noProof/>
+            <w:kern w:val="44"/>
+            <w14:ligatures w14:val="none"/>
+          </w:rPr>
+          <w:t>11</w:t>
+        </w:r>
+        <w:r>
+          <w:rPr>
+            <w:rStyle w:val="af3"/>
+            <w:rFonts w:ascii="Times New Roman" w:eastAsia="宋体" w:hAnsi="Times New Roman" w:cs="Times New Roman" w:hint="eastAsia"/>
+            <w:b/>
+            <w:bCs/>
+            <w:noProof/>
+            <w:kern w:val="44"/>
+            <w14:ligatures w14:val="none"/>
+          </w:rPr>
+          <w:t>注解</w:t>
+        </w:r>
+        <w:r>
+          <w:rPr>
+            <w:rFonts w:hint="eastAsia"/>
+            <w:noProof/>
+            <w:webHidden/>
+          </w:rPr>
+          <w:tab/>
+        </w:r>
+        <w:r>
+          <w:rPr>
+            <w:rFonts w:hint="eastAsia"/>
+            <w:noProof/>
+            <w:webHidden/>
+          </w:rPr>
+          <w:fldChar w:fldCharType="begin"/>
+        </w:r>
+        <w:r>
+          <w:rPr>
+            <w:rFonts w:hint="eastAsia"/>
+            <w:noProof/>
+            <w:webHidden/>
+          </w:rPr>
+          <w:instrText xml:space="preserve"> </w:instrText>
+        </w:r>
+        <w:r>
+          <w:rPr>
+            <w:noProof/>
+            <w:webHidden/>
+          </w:rPr>
+          <w:instrText>PAGEREF _Toc224654596 \h</w:instrText>
+        </w:r>
+        <w:r>
+          <w:rPr>
+            <w:rFonts w:hint="eastAsia"/>
+            <w:noProof/>
+            <w:webHidden/>
+          </w:rPr>
+          <w:instrText xml:space="preserve"> </w:instrText>
+        </w:r>
+        <w:r>
+          <w:rPr>
+            <w:rFonts w:hint="eastAsia"/>
+            <w:noProof/>
+            <w:webHidden/>
+          </w:rPr>
+        </w:r>
+        <w:r>
+          <w:rPr>
+            <w:rFonts w:hint="eastAsia"/>
+            <w:noProof/>
+            <w:webHidden/>
+          </w:rPr>
+          <w:fldChar w:fldCharType="separate"/>
+        </w:r>
+        <w:r>
+          <w:rPr>
+            <w:rFonts w:hint="eastAsia"/>
+            <w:noProof/>
+            <w:webHidden/>
+          </w:rPr>
+          <w:t>11</w:t>
+        </w:r>
+        <w:r>
+          <w:rPr>
+            <w:rFonts w:hint="eastAsia"/>
+            <w:noProof/>
+            <w:webHidden/>
+          </w:rPr>
+          <w:fldChar w:fldCharType="end"/>
+        </w:r>
+      </w:hyperlink>
+    </w:p>
+    <w:p>
+      <w:pPr>
+        <w:spacing w:after="0" w:line="360" w:lineRule="auto"/>
+        <w:rPr>
+          <w:rFonts w:ascii="Times New Roman" w:eastAsia="宋体" w:hAnsi="Times New Roman" w:cs="Times New Roman" w:hint="eastAsia"/>
+          <w:b/>
+          <w:bCs/>
+          <w:sz w:val="44"/>
+          <w14:ligatures w14:val="none"/>
+        </w:rPr>
+      </w:pPr>
+      <w:r>
+        <w:rPr>
+          <w:rFonts w:ascii="Times New Roman" w:eastAsia="宋体" w:hAnsi="Times New Roman" w:cs="Times New Roman"/>
+          <w:b/>
+          <w:bCs/>
+          <w:sz w:val="44"/>
+          <w14:ligatures w14:val="none"/>
+        </w:rPr>
+        <w:fldChar w:fldCharType="end"/>
       </w:r>
     </w:p>
     <w:p>
@@ -53,6 +4628,7 @@
         </w:rPr>
       </w:pPr>
       <w:bookmarkStart w:id="0" w:name="_Toc521404106"/>
+      <w:bookmarkStart w:id="1" w:name="_Toc224654557"/>
       <w:r>
         <w:rPr>
           <w:rFonts w:ascii="Times New Roman" w:eastAsia="宋体" w:hAnsi="Times New Roman" w:cs="Times New Roman" w:hint="eastAsia"/>
@@ -78,6 +4654,7 @@
         <w:t>引言</w:t>
       </w:r>
       <w:bookmarkEnd w:id="0"/>
+      <w:bookmarkEnd w:id="1"/>
     </w:p>
     <w:p>
       <w:pPr>
@@ -95,7 +4672,8 @@
           <w14:ligatures w14:val="none"/>
         </w:rPr>
       </w:pPr>
-      <w:bookmarkStart w:id="1" w:name="_Toc521404107"/>
+      <w:bookmarkStart w:id="2" w:name="_Toc521404107"/>
+      <w:bookmarkStart w:id="3" w:name="_Toc224654558"/>
       <w:r>
         <w:rPr>
           <w:rFonts w:ascii="Arial" w:eastAsia="黑体" w:hAnsi="Arial" w:cs="Times New Roman" w:hint="eastAsia"/>
@@ -107,7 +4685,7 @@
         </w:rPr>
         <w:t>1.1</w:t>
       </w:r>
-      <w:bookmarkEnd w:id="1"/>
+      <w:bookmarkEnd w:id="2"/>
       <w:r>
         <w:rPr>
           <w:rFonts w:ascii="Arial" w:eastAsia="黑体" w:hAnsi="Arial" w:cs="Times New Roman" w:hint="eastAsia"/>
@@ -119,6 +4697,7 @@
         </w:rPr>
         <w:t>标识</w:t>
       </w:r>
+      <w:bookmarkEnd w:id="3"/>
     </w:p>
     <w:p>
       <w:pPr>
@@ -200,7 +4779,8 @@
           <w14:ligatures w14:val="none"/>
         </w:rPr>
       </w:pPr>
-      <w:bookmarkStart w:id="2" w:name="_Toc521404108"/>
+      <w:bookmarkStart w:id="4" w:name="_Toc521404108"/>
+      <w:bookmarkStart w:id="5" w:name="_Toc224654559"/>
       <w:r>
         <w:rPr>
           <w:rFonts w:ascii="Arial" w:eastAsia="黑体" w:hAnsi="Arial" w:cs="Times New Roman" w:hint="eastAsia"/>
@@ -210,6 +4790,7 @@
           <w:szCs w:val="32"/>
           <w14:ligatures w14:val="none"/>
         </w:rPr>
+        <w:lastRenderedPageBreak/>
         <w:t>1.2</w:t>
       </w:r>
       <w:r>
@@ -223,7 +4804,8 @@
         </w:rPr>
         <w:t>背景</w:t>
       </w:r>
-      <w:bookmarkEnd w:id="2"/>
+      <w:bookmarkEnd w:id="4"/>
+      <w:bookmarkEnd w:id="5"/>
     </w:p>
     <w:p>
       <w:pPr>
@@ -345,7 +4927,8 @@
           <w14:ligatures w14:val="none"/>
         </w:rPr>
       </w:pPr>
-      <w:bookmarkStart w:id="3" w:name="_Toc521404109"/>
+      <w:bookmarkStart w:id="6" w:name="_Toc521404109"/>
+      <w:bookmarkStart w:id="7" w:name="_Toc224654560"/>
       <w:r>
         <w:rPr>
           <w:rFonts w:ascii="Arial" w:eastAsia="黑体" w:hAnsi="Arial" w:cs="Times New Roman" w:hint="eastAsia"/>
@@ -357,7 +4940,7 @@
         </w:rPr>
         <w:t>1.3</w:t>
       </w:r>
-      <w:bookmarkEnd w:id="3"/>
+      <w:bookmarkEnd w:id="6"/>
       <w:r>
         <w:rPr>
           <w:rFonts w:ascii="Arial" w:eastAsia="黑体" w:hAnsi="Arial" w:cs="Times New Roman" w:hint="eastAsia"/>
@@ -369,6 +4952,7 @@
         </w:rPr>
         <w:t>项目概述</w:t>
       </w:r>
+      <w:bookmarkEnd w:id="7"/>
     </w:p>
     <w:p>
       <w:pPr>
@@ -424,7 +5008,8 @@
           <w14:ligatures w14:val="none"/>
         </w:rPr>
       </w:pPr>
-      <w:bookmarkStart w:id="4" w:name="_Toc521404110"/>
+      <w:bookmarkStart w:id="8" w:name="_Toc521404110"/>
+      <w:bookmarkStart w:id="9" w:name="_Toc224654561"/>
       <w:r>
         <w:rPr>
           <w:rFonts w:ascii="Arial" w:eastAsia="黑体" w:hAnsi="Arial" w:cs="Times New Roman" w:hint="eastAsia"/>
@@ -436,7 +5021,7 @@
         </w:rPr>
         <w:t>1.4</w:t>
       </w:r>
-      <w:bookmarkEnd w:id="4"/>
+      <w:bookmarkEnd w:id="8"/>
       <w:r>
         <w:rPr>
           <w:rFonts w:ascii="Arial" w:eastAsia="黑体" w:hAnsi="Arial" w:cs="Times New Roman" w:hint="eastAsia"/>
@@ -448,6 +5033,7 @@
         </w:rPr>
         <w:t>文档概述</w:t>
       </w:r>
+      <w:bookmarkEnd w:id="9"/>
     </w:p>
     <w:p>
       <w:pPr>
@@ -500,16 +5086,7 @@
           <w:sz w:val="24"/>
           <w14:ligatures w14:val="none"/>
         </w:rPr>
-        <w:t>等方面。本文档将作为后续系统需求分析、、</w:t>
-      </w:r>
-      <w:r>
-        <w:rPr>
-          <w:rFonts w:ascii="Times New Roman" w:eastAsia="宋体" w:hAnsi="Times New Roman" w:cs="Times New Roman" w:hint="eastAsia"/>
-          <w:sz w:val="24"/>
-          <w14:ligatures w14:val="none"/>
-        </w:rPr>
-        <w:lastRenderedPageBreak/>
-        <w:t>开发实施等的重要依据。</w:t>
+        <w:t>等方面。本文档将作为后续系统需求分析、、开发实施等的重要依据。</w:t>
       </w:r>
     </w:p>
     <w:p>
@@ -529,7 +5106,8 @@
           <w14:ligatures w14:val="none"/>
         </w:rPr>
       </w:pPr>
-      <w:bookmarkStart w:id="5" w:name="_Toc521404111"/>
+      <w:bookmarkStart w:id="10" w:name="_Toc521404111"/>
+      <w:bookmarkStart w:id="11" w:name="_Toc224654562"/>
       <w:r>
         <w:rPr>
           <w:rFonts w:ascii="Times New Roman" w:eastAsia="宋体" w:hAnsi="Times New Roman" w:cs="Times New Roman" w:hint="eastAsia"/>
@@ -542,7 +5120,7 @@
         </w:rPr>
         <w:t>2</w:t>
       </w:r>
-      <w:bookmarkEnd w:id="5"/>
+      <w:bookmarkEnd w:id="10"/>
       <w:r>
         <w:rPr>
           <w:rFonts w:ascii="Times New Roman" w:eastAsia="宋体" w:hAnsi="Times New Roman" w:cs="Times New Roman" w:hint="eastAsia"/>
@@ -555,6 +5133,7 @@
         </w:rPr>
         <w:t>引用文件</w:t>
       </w:r>
+      <w:bookmarkEnd w:id="11"/>
     </w:p>
     <w:tbl>
       <w:tblPr>
@@ -872,6 +5451,7 @@
                 <w:sz w:val="24"/>
                 <w14:ligatures w14:val="none"/>
               </w:rPr>
+              <w:lastRenderedPageBreak/>
               <w:t>GB/T 45628-2025</w:t>
             </w:r>
           </w:p>
@@ -1140,7 +5720,8 @@
           <w14:ligatures w14:val="none"/>
         </w:rPr>
       </w:pPr>
-      <w:bookmarkStart w:id="6" w:name="_Toc521404117"/>
+      <w:bookmarkStart w:id="12" w:name="_Toc521404117"/>
+      <w:bookmarkStart w:id="13" w:name="_Toc224654563"/>
       <w:r>
         <w:rPr>
           <w:rFonts w:ascii="Times New Roman" w:eastAsia="宋体" w:hAnsi="Times New Roman" w:cs="Times New Roman" w:hint="eastAsia"/>
@@ -1153,7 +5734,7 @@
         </w:rPr>
         <w:t>3</w:t>
       </w:r>
-      <w:bookmarkEnd w:id="6"/>
+      <w:bookmarkEnd w:id="12"/>
       <w:r>
         <w:rPr>
           <w:rFonts w:ascii="Times New Roman" w:eastAsia="宋体" w:hAnsi="Times New Roman" w:cs="Times New Roman" w:hint="eastAsia"/>
@@ -1166,6 +5747,7 @@
         </w:rPr>
         <w:t>可行性分析的前提</w:t>
       </w:r>
+      <w:bookmarkEnd w:id="13"/>
     </w:p>
     <w:p>
       <w:pPr>
@@ -1183,7 +5765,8 @@
           <w14:ligatures w14:val="none"/>
         </w:rPr>
       </w:pPr>
-      <w:bookmarkStart w:id="7" w:name="_Toc521404118"/>
+      <w:bookmarkStart w:id="14" w:name="_Toc521404118"/>
+      <w:bookmarkStart w:id="15" w:name="_Toc224654564"/>
       <w:r>
         <w:rPr>
           <w:rFonts w:ascii="Arial" w:eastAsia="黑体" w:hAnsi="Arial" w:cs="Times New Roman" w:hint="eastAsia"/>
@@ -1195,7 +5778,7 @@
         </w:rPr>
         <w:t>3.1</w:t>
       </w:r>
-      <w:bookmarkEnd w:id="7"/>
+      <w:bookmarkEnd w:id="14"/>
       <w:r>
         <w:rPr>
           <w:rFonts w:ascii="Arial" w:eastAsia="黑体" w:hAnsi="Arial" w:cs="Times New Roman" w:hint="eastAsia"/>
@@ -1207,6 +5790,7 @@
         </w:rPr>
         <w:t>项目的要求</w:t>
       </w:r>
+      <w:bookmarkEnd w:id="15"/>
     </w:p>
     <w:p>
       <w:pPr>
@@ -1387,7 +5971,6 @@
           <w:szCs w:val="32"/>
           <w14:ligatures w14:val="none"/>
         </w:rPr>
-        <w:lastRenderedPageBreak/>
         <w:t>3.1.3</w:t>
       </w:r>
       <w:r>
@@ -1524,6 +6107,7 @@
           <w:szCs w:val="32"/>
           <w14:ligatures w14:val="none"/>
         </w:rPr>
+        <w:lastRenderedPageBreak/>
         <w:t>3.1.5</w:t>
       </w:r>
       <w:r>
@@ -1664,7 +6248,8 @@
           <w14:ligatures w14:val="none"/>
         </w:rPr>
       </w:pPr>
-      <w:bookmarkStart w:id="8" w:name="_Toc521404119"/>
+      <w:bookmarkStart w:id="16" w:name="_Toc521404119"/>
+      <w:bookmarkStart w:id="17" w:name="_Toc224654565"/>
       <w:r>
         <w:rPr>
           <w:rFonts w:ascii="Arial" w:eastAsia="黑体" w:hAnsi="Arial" w:cs="Times New Roman" w:hint="eastAsia"/>
@@ -1676,7 +6261,7 @@
         </w:rPr>
         <w:t>3.2</w:t>
       </w:r>
-      <w:bookmarkEnd w:id="8"/>
+      <w:bookmarkEnd w:id="16"/>
       <w:r>
         <w:rPr>
           <w:rFonts w:ascii="Arial" w:eastAsia="黑体" w:hAnsi="Arial" w:cs="Times New Roman" w:hint="eastAsia"/>
@@ -1688,6 +6273,7 @@
         </w:rPr>
         <w:t>项目的目标</w:t>
       </w:r>
+      <w:bookmarkEnd w:id="17"/>
     </w:p>
     <w:p>
       <w:pPr>
@@ -1759,7 +6345,8 @@
           <w14:ligatures w14:val="none"/>
         </w:rPr>
       </w:pPr>
-      <w:bookmarkStart w:id="9" w:name="_Toc521404120"/>
+      <w:bookmarkStart w:id="18" w:name="_Toc521404120"/>
+      <w:bookmarkStart w:id="19" w:name="_Toc224654566"/>
       <w:r>
         <w:rPr>
           <w:rFonts w:ascii="Arial" w:eastAsia="黑体" w:hAnsi="Arial" w:cs="Times New Roman" w:hint="eastAsia"/>
@@ -1771,7 +6358,7 @@
         </w:rPr>
         <w:t>3.3</w:t>
       </w:r>
-      <w:bookmarkEnd w:id="9"/>
+      <w:bookmarkEnd w:id="18"/>
       <w:r>
         <w:rPr>
           <w:rFonts w:ascii="Arial" w:eastAsia="黑体" w:hAnsi="Arial" w:cs="Times New Roman" w:hint="eastAsia"/>
@@ -1783,6 +6370,7 @@
         </w:rPr>
         <w:t>项目的环境、条件限制</w:t>
       </w:r>
+      <w:bookmarkEnd w:id="19"/>
     </w:p>
     <w:p>
       <w:pPr>
@@ -1828,7 +6416,8 @@
           <w14:ligatures w14:val="none"/>
         </w:rPr>
       </w:pPr>
-      <w:bookmarkStart w:id="10" w:name="_Toc521404121"/>
+      <w:bookmarkStart w:id="20" w:name="_Toc521404121"/>
+      <w:bookmarkStart w:id="21" w:name="_Toc224654567"/>
       <w:r>
         <w:rPr>
           <w:rFonts w:ascii="Arial" w:eastAsia="黑体" w:hAnsi="Arial" w:cs="Times New Roman" w:hint="eastAsia"/>
@@ -1840,7 +6429,7 @@
         </w:rPr>
         <w:t>3.4</w:t>
       </w:r>
-      <w:bookmarkEnd w:id="10"/>
+      <w:bookmarkEnd w:id="20"/>
       <w:r>
         <w:rPr>
           <w:rFonts w:ascii="Arial" w:eastAsia="黑体" w:hAnsi="Arial" w:cs="Times New Roman" w:hint="eastAsia"/>
@@ -1852,6 +6441,7 @@
         </w:rPr>
         <w:t>进行可行性分析的方法</w:t>
       </w:r>
+      <w:bookmarkEnd w:id="21"/>
     </w:p>
     <w:p>
       <w:pPr>
@@ -1870,16 +6460,7 @@
           <w:sz w:val="24"/>
           <w14:ligatures w14:val="none"/>
         </w:rPr>
-        <w:t>采用文献对比法、技术原型验证法以及成本效益分析法。通过调研现有大模</w:t>
-      </w:r>
-      <w:r>
-        <w:rPr>
-          <w:rFonts w:ascii="Times New Roman" w:eastAsia="宋体" w:hAnsi="Times New Roman" w:cs="Times New Roman" w:hint="eastAsia"/>
-          <w:sz w:val="24"/>
-          <w14:ligatures w14:val="none"/>
-        </w:rPr>
-        <w:lastRenderedPageBreak/>
-        <w:t>型</w:t>
+        <w:t>采用文献对比法、技术原型验证法以及成本效益分析法。通过调研现有大模型</w:t>
       </w:r>
       <w:r>
         <w:rPr>
@@ -1915,7 +6496,8 @@
           <w14:ligatures w14:val="none"/>
         </w:rPr>
       </w:pPr>
-      <w:bookmarkStart w:id="11" w:name="_Toc521404124"/>
+      <w:bookmarkStart w:id="22" w:name="_Toc521404124"/>
+      <w:bookmarkStart w:id="23" w:name="_Toc224654568"/>
       <w:r>
         <w:rPr>
           <w:rFonts w:ascii="Times New Roman" w:eastAsia="宋体" w:hAnsi="Times New Roman" w:cs="Times New Roman" w:hint="eastAsia"/>
@@ -1928,7 +6510,7 @@
         </w:rPr>
         <w:t>4</w:t>
       </w:r>
-      <w:bookmarkEnd w:id="11"/>
+      <w:bookmarkEnd w:id="22"/>
       <w:r>
         <w:rPr>
           <w:rFonts w:ascii="Times New Roman" w:eastAsia="宋体" w:hAnsi="Times New Roman" w:cs="Times New Roman" w:hint="eastAsia"/>
@@ -1941,6 +6523,7 @@
         </w:rPr>
         <w:t>可选的方案</w:t>
       </w:r>
+      <w:bookmarkEnd w:id="23"/>
     </w:p>
     <w:p>
       <w:pPr>
@@ -1958,7 +6541,8 @@
           <w14:ligatures w14:val="none"/>
         </w:rPr>
       </w:pPr>
-      <w:bookmarkStart w:id="12" w:name="_Toc521404125"/>
+      <w:bookmarkStart w:id="24" w:name="_Toc521404125"/>
+      <w:bookmarkStart w:id="25" w:name="_Toc224654569"/>
       <w:r>
         <w:rPr>
           <w:rFonts w:ascii="Arial" w:eastAsia="黑体" w:hAnsi="Arial" w:cs="Times New Roman" w:hint="eastAsia"/>
@@ -1970,7 +6554,7 @@
         </w:rPr>
         <w:t>4.1</w:t>
       </w:r>
-      <w:bookmarkEnd w:id="12"/>
+      <w:bookmarkEnd w:id="24"/>
       <w:r>
         <w:rPr>
           <w:rFonts w:ascii="Arial" w:eastAsia="黑体" w:hAnsi="Arial" w:cs="Times New Roman" w:hint="eastAsia"/>
@@ -1982,6 +6566,7 @@
         </w:rPr>
         <w:t>原有方案的优缺点、局限性及存在的问题</w:t>
       </w:r>
+      <w:bookmarkEnd w:id="25"/>
     </w:p>
     <w:p>
       <w:pPr>
@@ -2043,7 +6628,8 @@
           <w14:ligatures w14:val="none"/>
         </w:rPr>
       </w:pPr>
-      <w:bookmarkStart w:id="13" w:name="_Toc521404126"/>
+      <w:bookmarkStart w:id="26" w:name="_Toc521404126"/>
+      <w:bookmarkStart w:id="27" w:name="_Toc224654570"/>
       <w:r>
         <w:rPr>
           <w:rFonts w:ascii="Arial" w:eastAsia="黑体" w:hAnsi="Arial" w:cs="Times New Roman" w:hint="eastAsia"/>
@@ -2053,9 +6639,10 @@
           <w:szCs w:val="32"/>
           <w14:ligatures w14:val="none"/>
         </w:rPr>
+        <w:lastRenderedPageBreak/>
         <w:t>4.2</w:t>
       </w:r>
-      <w:bookmarkEnd w:id="13"/>
+      <w:bookmarkEnd w:id="26"/>
       <w:r>
         <w:rPr>
           <w:rFonts w:ascii="Arial" w:eastAsia="黑体" w:hAnsi="Arial" w:cs="Times New Roman" w:hint="eastAsia"/>
@@ -2067,6 +6654,7 @@
         </w:rPr>
         <w:t>可重用的系统，与要求之间的差距</w:t>
       </w:r>
+      <w:bookmarkEnd w:id="27"/>
     </w:p>
     <w:p>
       <w:pPr>
@@ -2144,7 +6732,8 @@
           <w14:ligatures w14:val="none"/>
         </w:rPr>
       </w:pPr>
-      <w:bookmarkStart w:id="14" w:name="_Toc521404127"/>
+      <w:bookmarkStart w:id="28" w:name="_Toc521404127"/>
+      <w:bookmarkStart w:id="29" w:name="_Toc224654571"/>
       <w:r>
         <w:rPr>
           <w:rFonts w:ascii="Arial" w:eastAsia="黑体" w:hAnsi="Arial" w:cs="Times New Roman" w:hint="eastAsia"/>
@@ -2156,7 +6745,7 @@
         </w:rPr>
         <w:t>4.3</w:t>
       </w:r>
-      <w:bookmarkEnd w:id="14"/>
+      <w:bookmarkEnd w:id="28"/>
       <w:r>
         <w:rPr>
           <w:rFonts w:ascii="Arial" w:eastAsia="黑体" w:hAnsi="Arial" w:cs="Times New Roman" w:hint="eastAsia"/>
@@ -2269,6 +6858,7 @@
         </w:rPr>
         <w:t>系统</w:t>
       </w:r>
+      <w:bookmarkEnd w:id="29"/>
     </w:p>
     <w:p>
       <w:pPr>
@@ -2354,7 +6944,8 @@
           <w14:ligatures w14:val="none"/>
         </w:rPr>
       </w:pPr>
-      <w:bookmarkStart w:id="15" w:name="_Toc521404128"/>
+      <w:bookmarkStart w:id="30" w:name="_Toc521404128"/>
+      <w:bookmarkStart w:id="31" w:name="_Toc224654572"/>
       <w:r>
         <w:rPr>
           <w:rFonts w:ascii="Arial" w:eastAsia="黑体" w:hAnsi="Arial" w:cs="Times New Roman" w:hint="eastAsia"/>
@@ -2366,7 +6957,7 @@
         </w:rPr>
         <w:t>4.4</w:t>
       </w:r>
-      <w:bookmarkEnd w:id="15"/>
+      <w:bookmarkEnd w:id="30"/>
       <w:r>
         <w:rPr>
           <w:rFonts w:ascii="Arial" w:eastAsia="黑体" w:hAnsi="Arial" w:cs="Times New Roman" w:hint="eastAsia"/>
@@ -2466,6 +7057,7 @@
         </w:rPr>
         <w:t>定制化前后端</w:t>
       </w:r>
+      <w:bookmarkEnd w:id="31"/>
     </w:p>
     <w:p>
       <w:pPr>
@@ -2575,7 +7167,8 @@
           <w14:ligatures w14:val="none"/>
         </w:rPr>
       </w:pPr>
-      <w:bookmarkStart w:id="16" w:name="_Toc521404136"/>
+      <w:bookmarkStart w:id="32" w:name="_Toc521404136"/>
+      <w:bookmarkStart w:id="33" w:name="_Toc224654573"/>
       <w:r>
         <w:rPr>
           <w:rFonts w:ascii="Arial" w:eastAsia="黑体" w:hAnsi="Arial" w:cs="Times New Roman" w:hint="eastAsia"/>
@@ -2587,7 +7180,7 @@
         </w:rPr>
         <w:t>4.5</w:t>
       </w:r>
-      <w:bookmarkEnd w:id="16"/>
+      <w:bookmarkEnd w:id="32"/>
       <w:r>
         <w:rPr>
           <w:rFonts w:ascii="Arial" w:eastAsia="黑体" w:hAnsi="Arial" w:cs="Times New Roman" w:hint="eastAsia"/>
@@ -2599,6 +7192,7 @@
         </w:rPr>
         <w:t>选择最终方案的准则</w:t>
       </w:r>
+      <w:bookmarkEnd w:id="33"/>
     </w:p>
     <w:p>
       <w:pPr>
@@ -2617,16 +7211,7 @@
           <w:sz w:val="24"/>
           <w14:ligatures w14:val="none"/>
         </w:rPr>
-        <w:t>满足教师提出的需求和加分项，同时在技术难度与课程周期之间取得平衡。</w:t>
-      </w:r>
-      <w:r>
-        <w:rPr>
-          <w:rFonts w:ascii="Times New Roman" w:eastAsia="宋体" w:hAnsi="Times New Roman" w:cs="Times New Roman" w:hint="eastAsia"/>
-          <w:sz w:val="24"/>
-          <w14:ligatures w14:val="none"/>
-        </w:rPr>
-        <w:lastRenderedPageBreak/>
-        <w:t>选择方案</w:t>
+        <w:t>满足教师提出的需求和加分项，同时在技术难度与课程周期之间取得平衡。选择方案</w:t>
       </w:r>
       <w:r>
         <w:rPr>
@@ -2710,7 +7295,8 @@
           <w14:ligatures w14:val="none"/>
         </w:rPr>
       </w:pPr>
-      <w:bookmarkStart w:id="17" w:name="_Toc521404138"/>
+      <w:bookmarkStart w:id="34" w:name="_Toc521404138"/>
+      <w:bookmarkStart w:id="35" w:name="_Toc224654574"/>
       <w:r>
         <w:rPr>
           <w:rFonts w:ascii="Times New Roman" w:eastAsia="宋体" w:hAnsi="Times New Roman" w:cs="Times New Roman" w:hint="eastAsia"/>
@@ -2723,7 +7309,7 @@
         </w:rPr>
         <w:t>5</w:t>
       </w:r>
-      <w:bookmarkEnd w:id="17"/>
+      <w:bookmarkEnd w:id="34"/>
       <w:r>
         <w:rPr>
           <w:rFonts w:ascii="Times New Roman" w:eastAsia="宋体" w:hAnsi="Times New Roman" w:cs="Times New Roman" w:hint="eastAsia"/>
@@ -2760,6 +7346,7 @@
         </w:rPr>
         <w:t>课程教辅系统</w:t>
       </w:r>
+      <w:bookmarkEnd w:id="35"/>
     </w:p>
     <w:p>
       <w:pPr>
@@ -2777,7 +7364,8 @@
           <w14:ligatures w14:val="none"/>
         </w:rPr>
       </w:pPr>
-      <w:bookmarkStart w:id="18" w:name="_Toc521404139"/>
+      <w:bookmarkStart w:id="36" w:name="_Toc521404139"/>
+      <w:bookmarkStart w:id="37" w:name="_Toc224654575"/>
       <w:r>
         <w:rPr>
           <w:rFonts w:ascii="Arial" w:eastAsia="黑体" w:hAnsi="Arial" w:cs="Times New Roman" w:hint="eastAsia"/>
@@ -2789,7 +7377,7 @@
         </w:rPr>
         <w:t>5.1</w:t>
       </w:r>
-      <w:bookmarkEnd w:id="18"/>
+      <w:bookmarkEnd w:id="36"/>
       <w:r>
         <w:rPr>
           <w:rFonts w:ascii="Arial" w:eastAsia="黑体" w:hAnsi="Arial" w:cs="Times New Roman" w:hint="eastAsia"/>
@@ -2801,6 +7389,7 @@
         </w:rPr>
         <w:t>系统说明</w:t>
       </w:r>
+      <w:bookmarkEnd w:id="37"/>
     </w:p>
     <w:p>
       <w:pPr>
@@ -2910,7 +7499,8 @@
           <w14:ligatures w14:val="none"/>
         </w:rPr>
       </w:pPr>
-      <w:bookmarkStart w:id="19" w:name="_Toc521404140"/>
+      <w:bookmarkStart w:id="38" w:name="_Toc521404140"/>
+      <w:bookmarkStart w:id="39" w:name="_Toc224654576"/>
       <w:r>
         <w:rPr>
           <w:rFonts w:ascii="Arial" w:eastAsia="黑体" w:hAnsi="Arial" w:cs="Times New Roman" w:hint="eastAsia"/>
@@ -2920,9 +7510,10 @@
           <w:szCs w:val="32"/>
           <w14:ligatures w14:val="none"/>
         </w:rPr>
+        <w:lastRenderedPageBreak/>
         <w:t>5.2</w:t>
       </w:r>
-      <w:bookmarkEnd w:id="19"/>
+      <w:bookmarkEnd w:id="38"/>
       <w:r>
         <w:rPr>
           <w:rFonts w:ascii="Arial" w:eastAsia="黑体" w:hAnsi="Arial" w:cs="Times New Roman" w:hint="eastAsia"/>
@@ -2934,6 +7525,7 @@
         </w:rPr>
         <w:t>数据流程和处理流程</w:t>
       </w:r>
+      <w:bookmarkEnd w:id="39"/>
     </w:p>
     <w:p>
       <w:pPr>
@@ -2992,7 +7584,7 @@
           <w14:ligatures w14:val="none"/>
         </w:rPr>
         <w:drawing>
-          <wp:inline distT="0" distB="0" distL="0" distR="0" wp14:anchorId="419C7B7C" wp14:editId="1F52A0A3">
+          <wp:inline distT="0" distB="0" distL="0" distR="0" wp14:anchorId="419C7B7C" wp14:editId="16FE0740">
             <wp:extent cx="5272405" cy="1012825"/>
             <wp:effectExtent l="0" t="0" r="4445" b="0"/>
             <wp:docPr id="307729582" name="图片 12"/>
@@ -3009,7 +7601,7 @@
                     </pic:cNvPicPr>
                   </pic:nvPicPr>
                   <pic:blipFill>
-                    <a:blip r:embed="rId7" cstate="print">
+                    <a:blip r:embed="rId8" cstate="print">
                       <a:extLst>
                         <a:ext uri="{28A0092B-C50C-407E-A947-70E740481C1C}">
                           <a14:useLocalDpi xmlns:a14="http://schemas.microsoft.com/office/drawing/2010/main" val="0"/>
@@ -3129,7 +7721,7 @@
           <w14:ligatures w14:val="none"/>
         </w:rPr>
         <w:drawing>
-          <wp:inline distT="0" distB="0" distL="0" distR="0" wp14:anchorId="2B3A0EC1" wp14:editId="56C0037C">
+          <wp:inline distT="0" distB="0" distL="0" distR="0" wp14:anchorId="2B3A0EC1" wp14:editId="316BFE0D">
             <wp:extent cx="5272405" cy="793115"/>
             <wp:effectExtent l="0" t="0" r="4445" b="6985"/>
             <wp:docPr id="866346903" name="图片 11"/>
@@ -3146,7 +7738,7 @@
                     </pic:cNvPicPr>
                   </pic:nvPicPr>
                   <pic:blipFill>
-                    <a:blip r:embed="rId8" cstate="print">
+                    <a:blip r:embed="rId9" cstate="print">
                       <a:extLst>
                         <a:ext uri="{28A0092B-C50C-407E-A947-70E740481C1C}">
                           <a14:useLocalDpi xmlns:a14="http://schemas.microsoft.com/office/drawing/2010/main" val="0"/>
@@ -3235,7 +7827,7 @@
           <w14:ligatures w14:val="none"/>
         </w:rPr>
         <w:drawing>
-          <wp:inline distT="0" distB="0" distL="0" distR="0" wp14:anchorId="6D54B942" wp14:editId="68C7DEEC">
+          <wp:inline distT="0" distB="0" distL="0" distR="0" wp14:anchorId="6D54B942" wp14:editId="1BE4BE7A">
             <wp:extent cx="5274310" cy="861695"/>
             <wp:effectExtent l="0" t="0" r="2540" b="0"/>
             <wp:docPr id="99684566" name="图片 10"/>
@@ -3252,7 +7844,7 @@
                     </pic:cNvPicPr>
                   </pic:nvPicPr>
                   <pic:blipFill>
-                    <a:blip r:embed="rId9" cstate="print">
+                    <a:blip r:embed="rId10" cstate="print">
                       <a:extLst>
                         <a:ext uri="{28A0092B-C50C-407E-A947-70E740481C1C}">
                           <a14:useLocalDpi xmlns:a14="http://schemas.microsoft.com/office/drawing/2010/main" val="0"/>
@@ -3300,6 +7892,7 @@
           <w14:ligatures w14:val="none"/>
         </w:rPr>
       </w:pPr>
+      <w:bookmarkStart w:id="40" w:name="_Toc224654577"/>
       <w:r>
         <w:rPr>
           <w:rFonts w:ascii="Arial" w:eastAsia="黑体" w:hAnsi="Arial" w:cs="Times New Roman" w:hint="eastAsia"/>
@@ -3309,7 +7902,6 @@
           <w:szCs w:val="32"/>
           <w14:ligatures w14:val="none"/>
         </w:rPr>
-        <w:lastRenderedPageBreak/>
         <w:t>5.3</w:t>
       </w:r>
       <w:r>
@@ -3323,6 +7915,7 @@
         </w:rPr>
         <w:t>与原系统的比较</w:t>
       </w:r>
+      <w:bookmarkEnd w:id="40"/>
     </w:p>
     <w:p>
       <w:pPr>
@@ -3394,6 +7987,7 @@
           <w14:ligatures w14:val="none"/>
         </w:rPr>
       </w:pPr>
+      <w:bookmarkStart w:id="41" w:name="_Toc224654578"/>
       <w:r>
         <w:rPr>
           <w:rFonts w:ascii="Arial" w:eastAsia="黑体" w:hAnsi="Arial" w:cs="Times New Roman" w:hint="eastAsia"/>
@@ -3403,6 +7997,7 @@
           <w:szCs w:val="32"/>
           <w14:ligatures w14:val="none"/>
         </w:rPr>
+        <w:lastRenderedPageBreak/>
         <w:t>5.4</w:t>
       </w:r>
       <w:r>
@@ -3416,6 +8011,7 @@
         </w:rPr>
         <w:t>影响</w:t>
       </w:r>
+      <w:bookmarkEnd w:id="41"/>
     </w:p>
     <w:p>
       <w:pPr>
@@ -3825,6 +8421,7 @@
           <w14:ligatures w14:val="none"/>
         </w:rPr>
       </w:pPr>
+      <w:bookmarkStart w:id="42" w:name="_Toc224654579"/>
       <w:r>
         <w:rPr>
           <w:rFonts w:ascii="Arial" w:eastAsia="黑体" w:hAnsi="Arial" w:cs="Times New Roman" w:hint="eastAsia"/>
@@ -3847,6 +8444,7 @@
         </w:rPr>
         <w:t>与局限性</w:t>
       </w:r>
+      <w:bookmarkEnd w:id="42"/>
     </w:p>
     <w:p>
       <w:pPr>
@@ -3935,7 +8533,8 @@
           <w14:ligatures w14:val="none"/>
         </w:rPr>
       </w:pPr>
-      <w:bookmarkStart w:id="20" w:name="_Toc521404141"/>
+      <w:bookmarkStart w:id="43" w:name="_Toc521404141"/>
+      <w:bookmarkStart w:id="44" w:name="_Toc224654580"/>
       <w:r>
         <w:rPr>
           <w:rFonts w:ascii="Times New Roman" w:eastAsia="宋体" w:hAnsi="Times New Roman" w:cs="Times New Roman" w:hint="eastAsia"/>
@@ -3949,7 +8548,7 @@
         <w:lastRenderedPageBreak/>
         <w:t>6</w:t>
       </w:r>
-      <w:bookmarkEnd w:id="20"/>
+      <w:bookmarkEnd w:id="43"/>
       <w:r>
         <w:rPr>
           <w:rFonts w:ascii="Times New Roman" w:eastAsia="宋体" w:hAnsi="Times New Roman" w:cs="Times New Roman" w:hint="eastAsia"/>
@@ -3962,6 +8561,7 @@
         </w:rPr>
         <w:t>经济可行性</w:t>
       </w:r>
+      <w:bookmarkEnd w:id="44"/>
     </w:p>
     <w:p>
       <w:pPr>
@@ -3990,7 +8590,8 @@
         </w:rPr>
         <w:t xml:space="preserve"> </w:t>
       </w:r>
-      <w:bookmarkStart w:id="21" w:name="_Toc521404142"/>
+      <w:bookmarkStart w:id="45" w:name="_Toc521404142"/>
+      <w:bookmarkStart w:id="46" w:name="_Toc224654581"/>
       <w:r>
         <w:rPr>
           <w:rFonts w:ascii="Arial" w:eastAsia="黑体" w:hAnsi="Arial" w:cs="Times New Roman" w:hint="eastAsia"/>
@@ -4002,7 +8603,7 @@
         </w:rPr>
         <w:t>6.1</w:t>
       </w:r>
-      <w:bookmarkEnd w:id="21"/>
+      <w:bookmarkEnd w:id="45"/>
       <w:r>
         <w:rPr>
           <w:rFonts w:ascii="Arial" w:eastAsia="黑体" w:hAnsi="Arial" w:cs="Times New Roman" w:hint="eastAsia"/>
@@ -4014,6 +8615,7 @@
         </w:rPr>
         <w:t>投资</w:t>
       </w:r>
+      <w:bookmarkEnd w:id="46"/>
     </w:p>
     <w:p>
       <w:pPr>
@@ -4118,7 +8720,8 @@
           <w14:ligatures w14:val="none"/>
         </w:rPr>
       </w:pPr>
-      <w:bookmarkStart w:id="22" w:name="_Toc521404146"/>
+      <w:bookmarkStart w:id="47" w:name="_Toc521404146"/>
+      <w:bookmarkStart w:id="48" w:name="_Toc224654582"/>
       <w:r>
         <w:rPr>
           <w:rFonts w:ascii="Arial" w:eastAsia="黑体" w:hAnsi="Arial" w:cs="Times New Roman" w:hint="eastAsia"/>
@@ -4130,7 +8733,7 @@
         </w:rPr>
         <w:t>6.2</w:t>
       </w:r>
-      <w:bookmarkEnd w:id="22"/>
+      <w:bookmarkEnd w:id="47"/>
       <w:r>
         <w:rPr>
           <w:rFonts w:ascii="Arial" w:eastAsia="黑体" w:hAnsi="Arial" w:cs="Times New Roman" w:hint="eastAsia"/>
@@ -4142,6 +8745,7 @@
         </w:rPr>
         <w:t>预期的经济效益</w:t>
       </w:r>
+      <w:bookmarkEnd w:id="48"/>
     </w:p>
     <w:p>
       <w:pPr>
@@ -4159,7 +8763,7 @@
           <w14:ligatures w14:val="none"/>
         </w:rPr>
       </w:pPr>
-      <w:bookmarkStart w:id="23" w:name="_Toc521404147"/>
+      <w:bookmarkStart w:id="49" w:name="_Toc521404147"/>
       <w:r>
         <w:rPr>
           <w:rFonts w:ascii="Times New Roman" w:eastAsia="宋体" w:hAnsi="Times New Roman" w:cs="Times New Roman" w:hint="eastAsia"/>
@@ -4182,7 +8786,7 @@
         </w:rPr>
         <w:t>一次性收益</w:t>
       </w:r>
-      <w:bookmarkEnd w:id="23"/>
+      <w:bookmarkEnd w:id="49"/>
     </w:p>
     <w:p>
       <w:pPr>
@@ -4220,7 +8824,7 @@
           <w14:ligatures w14:val="none"/>
         </w:rPr>
       </w:pPr>
-      <w:bookmarkStart w:id="24" w:name="_Toc521404148"/>
+      <w:bookmarkStart w:id="50" w:name="_Toc521404148"/>
       <w:r>
         <w:rPr>
           <w:rFonts w:ascii="Times New Roman" w:eastAsia="宋体" w:hAnsi="Times New Roman" w:cs="Times New Roman" w:hint="eastAsia"/>
@@ -4243,7 +8847,7 @@
         </w:rPr>
         <w:t>非一次性收益</w:t>
       </w:r>
-      <w:bookmarkEnd w:id="24"/>
+      <w:bookmarkEnd w:id="50"/>
     </w:p>
     <w:p>
       <w:pPr>
@@ -4281,7 +8885,7 @@
           <w14:ligatures w14:val="none"/>
         </w:rPr>
       </w:pPr>
-      <w:bookmarkStart w:id="25" w:name="_Toc521404149"/>
+      <w:bookmarkStart w:id="51" w:name="_Toc521404149"/>
       <w:r>
         <w:rPr>
           <w:rFonts w:ascii="Times New Roman" w:eastAsia="宋体" w:hAnsi="Times New Roman" w:cs="Times New Roman" w:hint="eastAsia"/>
@@ -4304,7 +8908,7 @@
         </w:rPr>
         <w:t>不可定量的收益</w:t>
       </w:r>
-      <w:bookmarkEnd w:id="25"/>
+      <w:bookmarkEnd w:id="51"/>
     </w:p>
     <w:p>
       <w:pPr>
@@ -4536,7 +9140,8 @@
           <w14:ligatures w14:val="none"/>
         </w:rPr>
       </w:pPr>
-      <w:bookmarkStart w:id="26" w:name="_Toc521404152"/>
+      <w:bookmarkStart w:id="52" w:name="_Toc521404152"/>
+      <w:bookmarkStart w:id="53" w:name="_Toc224654583"/>
       <w:r>
         <w:rPr>
           <w:rFonts w:ascii="Arial" w:eastAsia="黑体" w:hAnsi="Arial" w:cs="Times New Roman" w:hint="eastAsia"/>
@@ -4548,7 +9153,7 @@
         </w:rPr>
         <w:t>6.3</w:t>
       </w:r>
-      <w:bookmarkEnd w:id="26"/>
+      <w:bookmarkEnd w:id="52"/>
       <w:r>
         <w:rPr>
           <w:rFonts w:ascii="Arial" w:eastAsia="黑体" w:hAnsi="Arial" w:cs="Times New Roman" w:hint="eastAsia"/>
@@ -4560,6 +9165,7 @@
         </w:rPr>
         <w:t>市场预测</w:t>
       </w:r>
+      <w:bookmarkEnd w:id="53"/>
     </w:p>
     <w:p>
       <w:pPr>
@@ -4641,7 +9247,8 @@
           <w14:ligatures w14:val="none"/>
         </w:rPr>
       </w:pPr>
-      <w:bookmarkStart w:id="27" w:name="_Toc521404153"/>
+      <w:bookmarkStart w:id="54" w:name="_Toc521404153"/>
+      <w:bookmarkStart w:id="55" w:name="_Toc224654584"/>
       <w:r>
         <w:rPr>
           <w:rFonts w:ascii="Times New Roman" w:eastAsia="宋体" w:hAnsi="Times New Roman" w:cs="Times New Roman" w:hint="eastAsia"/>
@@ -4654,7 +9261,7 @@
         </w:rPr>
         <w:t>7</w:t>
       </w:r>
-      <w:bookmarkEnd w:id="27"/>
+      <w:bookmarkEnd w:id="54"/>
       <w:r>
         <w:rPr>
           <w:rFonts w:ascii="Times New Roman" w:eastAsia="宋体" w:hAnsi="Times New Roman" w:cs="Times New Roman" w:hint="eastAsia"/>
@@ -4667,6 +9274,7 @@
         </w:rPr>
         <w:t>技术可行性</w:t>
       </w:r>
+      <w:bookmarkEnd w:id="55"/>
     </w:p>
     <w:p>
       <w:pPr>
@@ -4684,7 +9292,8 @@
           <w14:ligatures w14:val="none"/>
         </w:rPr>
       </w:pPr>
-      <w:bookmarkStart w:id="28" w:name="_Toc521404154"/>
+      <w:bookmarkStart w:id="56" w:name="_Toc521404154"/>
+      <w:bookmarkStart w:id="57" w:name="_Toc224654585"/>
       <w:r>
         <w:rPr>
           <w:rFonts w:ascii="Arial" w:eastAsia="黑体" w:hAnsi="Arial" w:cs="Times New Roman" w:hint="eastAsia"/>
@@ -4696,7 +9305,7 @@
         </w:rPr>
         <w:t>7.1</w:t>
       </w:r>
-      <w:bookmarkEnd w:id="28"/>
+      <w:bookmarkEnd w:id="56"/>
       <w:r>
         <w:rPr>
           <w:rFonts w:ascii="Arial" w:eastAsia="黑体" w:hAnsi="Arial" w:cs="Times New Roman" w:hint="eastAsia"/>
@@ -4719,6 +9328,7 @@
         </w:rPr>
         <w:t>技术</w:t>
       </w:r>
+      <w:bookmarkEnd w:id="57"/>
     </w:p>
     <w:p>
       <w:pPr>
@@ -4756,7 +9366,8 @@
           <w14:ligatures w14:val="none"/>
         </w:rPr>
       </w:pPr>
-      <w:bookmarkStart w:id="29" w:name="_Toc521404155"/>
+      <w:bookmarkStart w:id="58" w:name="_Toc521404155"/>
+      <w:bookmarkStart w:id="59" w:name="_Toc224654586"/>
       <w:r>
         <w:rPr>
           <w:rFonts w:ascii="Arial" w:eastAsia="黑体" w:hAnsi="Arial" w:cs="Times New Roman" w:hint="eastAsia"/>
@@ -4768,7 +9379,7 @@
         </w:rPr>
         <w:t>7.2</w:t>
       </w:r>
-      <w:bookmarkEnd w:id="29"/>
+      <w:bookmarkEnd w:id="58"/>
       <w:r>
         <w:rPr>
           <w:rFonts w:ascii="Arial" w:eastAsia="黑体" w:hAnsi="Arial" w:cs="Times New Roman" w:hint="eastAsia"/>
@@ -4780,6 +9391,7 @@
         </w:rPr>
         <w:t>模型微调</w:t>
       </w:r>
+      <w:bookmarkEnd w:id="59"/>
     </w:p>
     <w:p>
       <w:pPr>
@@ -4849,6 +9461,7 @@
           <w14:ligatures w14:val="none"/>
         </w:rPr>
       </w:pPr>
+      <w:bookmarkStart w:id="60" w:name="_Toc224654587"/>
       <w:r>
         <w:rPr>
           <w:rFonts w:ascii="Arial" w:eastAsia="黑体" w:hAnsi="Arial" w:cs="Times New Roman" w:hint="eastAsia"/>
@@ -4871,6 +9484,7 @@
         </w:rPr>
         <w:t>开发能力</w:t>
       </w:r>
+      <w:bookmarkEnd w:id="60"/>
     </w:p>
     <w:p>
       <w:pPr>
@@ -4917,7 +9531,8 @@
           <w14:ligatures w14:val="none"/>
         </w:rPr>
       </w:pPr>
-      <w:bookmarkStart w:id="30" w:name="_Toc521404156"/>
+      <w:bookmarkStart w:id="61" w:name="_Toc521404156"/>
+      <w:bookmarkStart w:id="62" w:name="_Toc224654588"/>
       <w:r>
         <w:rPr>
           <w:rFonts w:ascii="Times New Roman" w:eastAsia="宋体" w:hAnsi="Times New Roman" w:cs="Times New Roman" w:hint="eastAsia"/>
@@ -4942,6 +9557,7 @@
         </w:rPr>
         <w:t>法律可行性</w:t>
       </w:r>
+      <w:bookmarkEnd w:id="62"/>
       <w:r>
         <w:rPr>
           <w:rFonts w:ascii="Times New Roman" w:eastAsia="宋体" w:hAnsi="Times New Roman" w:cs="Times New Roman" w:hint="eastAsia"/>
@@ -4971,6 +9587,7 @@
           <w14:ligatures w14:val="none"/>
         </w:rPr>
       </w:pPr>
+      <w:bookmarkStart w:id="63" w:name="_Toc224654589"/>
       <w:r>
         <w:rPr>
           <w:rFonts w:ascii="Arial" w:eastAsia="黑体" w:hAnsi="Arial" w:cs="Times New Roman" w:hint="eastAsia"/>
@@ -4993,6 +9610,7 @@
         </w:rPr>
         <w:t>版权问题</w:t>
       </w:r>
+      <w:bookmarkEnd w:id="63"/>
     </w:p>
     <w:p>
       <w:pPr>
@@ -5030,6 +9648,7 @@
           <w14:ligatures w14:val="none"/>
         </w:rPr>
       </w:pPr>
+      <w:bookmarkStart w:id="64" w:name="_Toc224654590"/>
       <w:r>
         <w:rPr>
           <w:rFonts w:ascii="Arial" w:eastAsia="黑体" w:hAnsi="Arial" w:cs="Times New Roman" w:hint="eastAsia"/>
@@ -5052,6 +9671,7 @@
         </w:rPr>
         <w:t>隐私问题</w:t>
       </w:r>
+      <w:bookmarkEnd w:id="64"/>
     </w:p>
     <w:p>
       <w:pPr>
@@ -5089,6 +9709,7 @@
           <w14:ligatures w14:val="none"/>
         </w:rPr>
       </w:pPr>
+      <w:bookmarkStart w:id="65" w:name="_Toc224654591"/>
       <w:r>
         <w:rPr>
           <w:rFonts w:ascii="Arial" w:eastAsia="黑体" w:hAnsi="Arial" w:cs="Times New Roman" w:hint="eastAsia"/>
@@ -5136,6 +9757,7 @@
         </w:rPr>
         <w:t>协议</w:t>
       </w:r>
+      <w:bookmarkEnd w:id="65"/>
     </w:p>
     <w:p>
       <w:pPr>
@@ -5185,6 +9807,7 @@
           <w14:ligatures w14:val="none"/>
         </w:rPr>
       </w:pPr>
+      <w:bookmarkStart w:id="66" w:name="_Toc224654592"/>
       <w:r>
         <w:rPr>
           <w:rFonts w:ascii="Times New Roman" w:eastAsia="宋体" w:hAnsi="Times New Roman" w:cs="Times New Roman" w:hint="eastAsia"/>
@@ -5209,6 +9832,7 @@
         </w:rPr>
         <w:t>用户使用可行性</w:t>
       </w:r>
+      <w:bookmarkEnd w:id="66"/>
     </w:p>
     <w:p>
       <w:pPr>
@@ -5226,6 +9850,7 @@
           <w14:ligatures w14:val="none"/>
         </w:rPr>
       </w:pPr>
+      <w:bookmarkStart w:id="67" w:name="_Toc224654593"/>
       <w:r>
         <w:rPr>
           <w:rFonts w:ascii="Arial" w:eastAsia="黑体" w:hAnsi="Arial" w:cs="Times New Roman" w:hint="eastAsia"/>
@@ -5248,6 +9873,7 @@
         </w:rPr>
         <w:t>教师端</w:t>
       </w:r>
+      <w:bookmarkEnd w:id="67"/>
     </w:p>
     <w:p>
       <w:pPr>
@@ -5285,6 +9911,7 @@
           <w14:ligatures w14:val="none"/>
         </w:rPr>
       </w:pPr>
+      <w:bookmarkStart w:id="68" w:name="_Toc224654594"/>
       <w:r>
         <w:rPr>
           <w:rFonts w:ascii="Arial" w:eastAsia="黑体" w:hAnsi="Arial" w:cs="Times New Roman" w:hint="eastAsia"/>
@@ -5307,6 +9934,7 @@
         </w:rPr>
         <w:t>学生端</w:t>
       </w:r>
+      <w:bookmarkEnd w:id="68"/>
     </w:p>
     <w:p>
       <w:pPr>
@@ -5345,6 +9973,7 @@
           <w14:ligatures w14:val="none"/>
         </w:rPr>
       </w:pPr>
+      <w:bookmarkStart w:id="69" w:name="_Toc224654595"/>
       <w:r>
         <w:rPr>
           <w:rFonts w:ascii="Times New Roman" w:eastAsia="宋体" w:hAnsi="Times New Roman" w:cs="Times New Roman" w:hint="eastAsia"/>
@@ -5369,6 +9998,7 @@
         </w:rPr>
         <w:t>其他与项目有关的问题</w:t>
       </w:r>
+      <w:bookmarkEnd w:id="69"/>
     </w:p>
     <w:p>
       <w:pPr>
@@ -5423,6 +10053,7 @@
           <w14:ligatures w14:val="none"/>
         </w:rPr>
       </w:pPr>
+      <w:bookmarkStart w:id="70" w:name="_Toc224654596"/>
       <w:r>
         <w:rPr>
           <w:rFonts w:ascii="Times New Roman" w:eastAsia="宋体" w:hAnsi="Times New Roman" w:cs="Times New Roman" w:hint="eastAsia"/>
@@ -5435,7 +10066,7 @@
         </w:rPr>
         <w:t>11</w:t>
       </w:r>
-      <w:bookmarkEnd w:id="30"/>
+      <w:bookmarkEnd w:id="61"/>
       <w:r>
         <w:rPr>
           <w:rFonts w:ascii="Times New Roman" w:eastAsia="宋体" w:hAnsi="Times New Roman" w:cs="Times New Roman" w:hint="eastAsia"/>
@@ -5448,6 +10079,7 @@
         </w:rPr>
         <w:t>注解</w:t>
       </w:r>
+      <w:bookmarkEnd w:id="70"/>
     </w:p>
     <w:p>
       <w:pPr>
@@ -7483,6 +12115,38 @@
       </w:tblBorders>
     </w:tblPr>
   </w:style>
+  <w:style w:type="paragraph" w:styleId="TOC1">
+    <w:name w:val="toc 1"/>
+    <w:basedOn w:val="a"/>
+    <w:next w:val="a"/>
+    <w:autoRedefine/>
+    <w:uiPriority w:val="39"/>
+    <w:unhideWhenUsed/>
+    <w:rsid w:val="00D421A3"/>
+  </w:style>
+  <w:style w:type="paragraph" w:styleId="TOC2">
+    <w:name w:val="toc 2"/>
+    <w:basedOn w:val="a"/>
+    <w:next w:val="a"/>
+    <w:autoRedefine/>
+    <w:uiPriority w:val="39"/>
+    <w:unhideWhenUsed/>
+    <w:rsid w:val="00D421A3"/>
+    <w:pPr>
+      <w:ind w:leftChars="200" w:left="420"/>
+    </w:pPr>
+  </w:style>
+  <w:style w:type="character" w:styleId="af3">
+    <w:name w:val="Hyperlink"/>
+    <w:basedOn w:val="a0"/>
+    <w:uiPriority w:val="99"/>
+    <w:unhideWhenUsed/>
+    <w:rsid w:val="00D421A3"/>
+    <w:rPr>
+      <w:color w:val="467886" w:themeColor="hyperlink"/>
+      <w:u w:val="single"/>
+    </w:rPr>
+  </w:style>
 </w:styles>
 </file>
 
@@ -7779,4 +12443,16 @@
     </a:ext>
   </a:extLst>
 </a:theme>
+</file>
+
+<file path=customXml/item1.xml><?xml version="1.0" encoding="utf-8"?>
+<b:Sources xmlns:b="http://schemas.openxmlformats.org/officeDocument/2006/bibliography" xmlns="http://schemas.openxmlformats.org/officeDocument/2006/bibliography" SelectedStyle="\APASixthEditionOfficeOnline.xsl" StyleName="APA" Version="6"/>
+</file>
+
+<file path=customXml/itemProps1.xml><?xml version="1.0" encoding="utf-8"?>
+<ds:datastoreItem xmlns:ds="http://schemas.openxmlformats.org/officeDocument/2006/customXml" ds:itemID="{81EF3EC7-0140-44D8-A697-DEC57B8E0796}">
+  <ds:schemaRefs>
+    <ds:schemaRef ds:uri="http://schemas.openxmlformats.org/officeDocument/2006/bibliography"/>
+  </ds:schemaRefs>
+</ds:datastoreItem>
 </file>
--- a/SRA2026-G08-软件需求工程项目计划/可行性研究报告.docx
+++ b/SRA2026-G08-软件需求工程项目计划/可行性研究报告.docx
@@ -47,27 +47,168 @@
           <w14:ligatures w14:val="none"/>
         </w:rPr>
       </w:pPr>
-    </w:p>
-    <w:p>
-      <w:pPr>
-        <w:spacing w:after="0" w:line="360" w:lineRule="auto"/>
+      <w:r>
+        <w:rPr>
+          <w:rFonts w:ascii="Times New Roman" w:eastAsia="宋体" w:hAnsi="Times New Roman" w:cs="Times New Roman"/>
+          <w:b/>
+          <w:bCs/>
+          <w:noProof/>
+          <w:sz w:val="44"/>
+          <w14:ligatures w14:val="none"/>
+        </w:rPr>
+        <w:drawing>
+          <wp:inline distT="0" distB="0" distL="0" distR="0" wp14:anchorId="1C047297" wp14:editId="05847261">
+            <wp:extent cx="5274310" cy="5274310"/>
+            <wp:effectExtent l="0" t="0" r="0" b="0"/>
+            <wp:docPr id="1227177845" name="图片 1"/>
+            <wp:cNvGraphicFramePr>
+              <a:graphicFrameLocks xmlns:a="http://schemas.openxmlformats.org/drawingml/2006/main" noChangeAspect="1"/>
+            </wp:cNvGraphicFramePr>
+            <a:graphic xmlns:a="http://schemas.openxmlformats.org/drawingml/2006/main">
+              <a:graphicData uri="http://schemas.openxmlformats.org/drawingml/2006/picture">
+                <pic:pic xmlns:pic="http://schemas.openxmlformats.org/drawingml/2006/picture">
+                  <pic:nvPicPr>
+                    <pic:cNvPr id="0" name="Picture 1"/>
+                    <pic:cNvPicPr>
+                      <a:picLocks noChangeAspect="1" noChangeArrowheads="1"/>
+                    </pic:cNvPicPr>
+                  </pic:nvPicPr>
+                  <pic:blipFill>
+                    <a:blip r:embed="rId8">
+                      <a:extLst>
+                        <a:ext uri="{28A0092B-C50C-407E-A947-70E740481C1C}">
+                          <a14:useLocalDpi xmlns:a14="http://schemas.microsoft.com/office/drawing/2010/main" val="0"/>
+                        </a:ext>
+                      </a:extLst>
+                    </a:blip>
+                    <a:srcRect/>
+                    <a:stretch>
+                      <a:fillRect/>
+                    </a:stretch>
+                  </pic:blipFill>
+                  <pic:spPr bwMode="auto">
+                    <a:xfrm>
+                      <a:off x="0" y="0"/>
+                      <a:ext cx="5274310" cy="5274310"/>
+                    </a:xfrm>
+                    <a:prstGeom prst="rect">
+                      <a:avLst/>
+                    </a:prstGeom>
+                    <a:noFill/>
+                    <a:ln>
+                      <a:noFill/>
+                    </a:ln>
+                  </pic:spPr>
+                </pic:pic>
+              </a:graphicData>
+            </a:graphic>
+          </wp:inline>
+        </w:drawing>
+      </w:r>
+    </w:p>
+    <w:p>
+      <w:pPr>
         <w:jc w:val="center"/>
         <w:rPr>
+          <w:rFonts w:hint="eastAsia"/>
+        </w:rPr>
+      </w:pPr>
+      <w:r>
+        <w:rPr>
+          <w:sz w:val="24"/>
+        </w:rPr>
+        <w:t>课程名称：软件需求分析原理与实践</w:t>
+      </w:r>
+    </w:p>
+    <w:p>
+      <w:pPr>
+        <w:jc w:val="center"/>
+        <w:rPr>
+          <w:rFonts w:hint="eastAsia"/>
+        </w:rPr>
+      </w:pPr>
+      <w:r>
+        <w:rPr>
+          <w:sz w:val="24"/>
+        </w:rPr>
+        <w:t>项目小组：G08小组</w:t>
+      </w:r>
+    </w:p>
+    <w:p>
+      <w:pPr>
+        <w:jc w:val="center"/>
+        <w:rPr>
+          <w:rFonts w:hint="eastAsia"/>
+        </w:rPr>
+      </w:pPr>
+      <w:r>
+        <w:rPr>
+          <w:sz w:val="24"/>
+        </w:rPr>
+        <w:t>指导教师：杨</w:t>
+      </w:r>
+      <w:proofErr w:type="gramStart"/>
+      <w:r>
+        <w:rPr>
+          <w:sz w:val="24"/>
+        </w:rPr>
+        <w:t>枨</w:t>
+      </w:r>
+      <w:proofErr w:type="gramEnd"/>
+      <w:r>
+        <w:rPr>
+          <w:sz w:val="24"/>
+        </w:rPr>
+        <w:t>老师、苏奎老师</w:t>
+      </w:r>
+    </w:p>
+    <w:p>
+      <w:pPr>
+        <w:jc w:val="center"/>
+        <w:rPr>
+          <w:rFonts w:hint="eastAsia"/>
+        </w:rPr>
+      </w:pPr>
+      <w:r>
+        <w:rPr>
+          <w:sz w:val="24"/>
+        </w:rPr>
+        <w:t>项目周期：2026.03.03—2026.06.23</w:t>
+      </w:r>
+    </w:p>
+    <w:p>
+      <w:pPr>
+        <w:jc w:val="center"/>
+        <w:rPr>
+          <w:rFonts w:hint="eastAsia"/>
+        </w:rPr>
+      </w:pPr>
+      <w:r>
+        <w:rPr>
+          <w:sz w:val="24"/>
+        </w:rPr>
+        <w:t>文档版本：V1.0</w:t>
+      </w:r>
+    </w:p>
+    <w:p>
+      <w:pPr>
+        <w:jc w:val="center"/>
+      </w:pPr>
+      <w:r>
+        <w:br/>
+      </w:r>
+      <w:r>
+        <w:br/>
+      </w:r>
+      <w:r>
+        <w:rPr>
           <w:rFonts w:ascii="Times New Roman" w:eastAsia="宋体" w:hAnsi="Times New Roman" w:cs="Times New Roman" w:hint="eastAsia"/>
           <w:b/>
           <w:bCs/>
           <w:szCs w:val="22"/>
           <w14:ligatures w14:val="none"/>
         </w:rPr>
-      </w:pPr>
-      <w:r>
-        <w:rPr>
-          <w:rFonts w:ascii="Times New Roman" w:eastAsia="宋体" w:hAnsi="Times New Roman" w:cs="Times New Roman" w:hint="eastAsia"/>
-          <w:b/>
-          <w:bCs/>
-          <w:szCs w:val="22"/>
-          <w14:ligatures w14:val="none"/>
-        </w:rPr>
+        <w:lastRenderedPageBreak/>
         <w:t>目录</w:t>
       </w:r>
     </w:p>
@@ -100,39 +241,19 @@
           <w:sz w:val="44"/>
           <w14:ligatures w14:val="none"/>
         </w:rPr>
-        <w:instrText xml:space="preserve"> </w:instrText>
-      </w:r>
-      <w:r>
-        <w:rPr>
-          <w:rFonts w:ascii="Times New Roman" w:eastAsia="宋体" w:hAnsi="Times New Roman" w:cs="Times New Roman" w:hint="eastAsia"/>
+        <w:instrText xml:space="preserve"> TOC \o "1-2" \h \z \u </w:instrText>
+      </w:r>
+      <w:r>
+        <w:rPr>
+          <w:rFonts w:ascii="Times New Roman" w:eastAsia="宋体" w:hAnsi="Times New Roman" w:cs="Times New Roman"/>
           <w:b/>
           <w:bCs/>
           <w:sz w:val="44"/>
           <w14:ligatures w14:val="none"/>
         </w:rPr>
-        <w:instrText>TOC \o "1-2" \h \z \u</w:instrText>
-      </w:r>
-      <w:r>
-        <w:rPr>
-          <w:rFonts w:ascii="Times New Roman" w:eastAsia="宋体" w:hAnsi="Times New Roman" w:cs="Times New Roman"/>
-          <w:b/>
-          <w:bCs/>
-          <w:sz w:val="44"/>
-          <w14:ligatures w14:val="none"/>
-        </w:rPr>
-        <w:instrText xml:space="preserve"> </w:instrText>
-      </w:r>
-      <w:r>
-        <w:rPr>
-          <w:rFonts w:ascii="Times New Roman" w:eastAsia="宋体" w:hAnsi="Times New Roman" w:cs="Times New Roman"/>
-          <w:b/>
-          <w:bCs/>
-          <w:sz w:val="44"/>
-          <w14:ligatures w14:val="none"/>
-        </w:rPr>
         <w:fldChar w:fldCharType="separate"/>
       </w:r>
-      <w:hyperlink w:anchor="_Toc224654557" w:history="1">
+      <w:hyperlink w:anchor="_Toc225189066" w:history="1">
         <w:r>
           <w:rPr>
             <w:rStyle w:val="af3"/>
@@ -186,7 +307,7 @@
             <w:noProof/>
             <w:webHidden/>
           </w:rPr>
-          <w:instrText>PAGEREF _Toc224654557 \h</w:instrText>
+          <w:instrText>PAGEREF _Toc225189066 \h</w:instrText>
         </w:r>
         <w:r>
           <w:rPr>
@@ -217,7 +338,7 @@
             <w:noProof/>
             <w:webHidden/>
           </w:rPr>
-          <w:t>2</w:t>
+          <w:t>3</w:t>
         </w:r>
         <w:r>
           <w:rPr>
@@ -241,7 +362,7 @@
           <w:noProof/>
         </w:rPr>
       </w:pPr>
-      <w:hyperlink w:anchor="_Toc224654558" w:history="1">
+      <w:hyperlink w:anchor="_Toc225189067" w:history="1">
         <w:r>
           <w:rPr>
             <w:rStyle w:val="af3"/>
@@ -293,7 +414,7 @@
             <w:noProof/>
             <w:webHidden/>
           </w:rPr>
-          <w:instrText>PAGEREF _Toc224654558 \h</w:instrText>
+          <w:instrText>PAGEREF _Toc225189067 \h</w:instrText>
         </w:r>
         <w:r>
           <w:rPr>
@@ -324,7 +445,7 @@
             <w:noProof/>
             <w:webHidden/>
           </w:rPr>
-          <w:t>2</w:t>
+          <w:t>3</w:t>
         </w:r>
         <w:r>
           <w:rPr>
@@ -348,7 +469,7 @@
           <w:noProof/>
         </w:rPr>
       </w:pPr>
-      <w:hyperlink w:anchor="_Toc224654559" w:history="1">
+      <w:hyperlink w:anchor="_Toc225189068" w:history="1">
         <w:r>
           <w:rPr>
             <w:rStyle w:val="af3"/>
@@ -400,7 +521,7 @@
             <w:noProof/>
             <w:webHidden/>
           </w:rPr>
-          <w:instrText>PAGEREF _Toc224654559 \h</w:instrText>
+          <w:instrText>PAGEREF _Toc225189068 \h</w:instrText>
         </w:r>
         <w:r>
           <w:rPr>
@@ -431,7 +552,7 @@
             <w:noProof/>
             <w:webHidden/>
           </w:rPr>
-          <w:t>2</w:t>
+          <w:t>3</w:t>
         </w:r>
         <w:r>
           <w:rPr>
@@ -455,7 +576,7 @@
           <w:noProof/>
         </w:rPr>
       </w:pPr>
-      <w:hyperlink w:anchor="_Toc224654560" w:history="1">
+      <w:hyperlink w:anchor="_Toc225189069" w:history="1">
         <w:r>
           <w:rPr>
             <w:rStyle w:val="af3"/>
@@ -507,7 +628,7 @@
             <w:noProof/>
             <w:webHidden/>
           </w:rPr>
-          <w:instrText>PAGEREF _Toc224654560 \h</w:instrText>
+          <w:instrText>PAGEREF _Toc225189069 \h</w:instrText>
         </w:r>
         <w:r>
           <w:rPr>
@@ -538,7 +659,7 @@
             <w:noProof/>
             <w:webHidden/>
           </w:rPr>
-          <w:t>3</w:t>
+          <w:t>4</w:t>
         </w:r>
         <w:r>
           <w:rPr>
@@ -562,7 +683,7 @@
           <w:noProof/>
         </w:rPr>
       </w:pPr>
-      <w:hyperlink w:anchor="_Toc224654561" w:history="1">
+      <w:hyperlink w:anchor="_Toc225189070" w:history="1">
         <w:r>
           <w:rPr>
             <w:rStyle w:val="af3"/>
@@ -614,7 +735,7 @@
             <w:noProof/>
             <w:webHidden/>
           </w:rPr>
-          <w:instrText>PAGEREF _Toc224654561 \h</w:instrText>
+          <w:instrText>PAGEREF _Toc225189070 \h</w:instrText>
         </w:r>
         <w:r>
           <w:rPr>
@@ -645,7 +766,7 @@
             <w:noProof/>
             <w:webHidden/>
           </w:rPr>
-          <w:t>3</w:t>
+          <w:t>4</w:t>
         </w:r>
         <w:r>
           <w:rPr>
@@ -668,7 +789,7 @@
           <w:noProof/>
         </w:rPr>
       </w:pPr>
-      <w:hyperlink w:anchor="_Toc224654562" w:history="1">
+      <w:hyperlink w:anchor="_Toc225189071" w:history="1">
         <w:r>
           <w:rPr>
             <w:rStyle w:val="af3"/>
@@ -722,7 +843,7 @@
             <w:noProof/>
             <w:webHidden/>
           </w:rPr>
-          <w:instrText>PAGEREF _Toc224654562 \h</w:instrText>
+          <w:instrText>PAGEREF _Toc225189071 \h</w:instrText>
         </w:r>
         <w:r>
           <w:rPr>
@@ -753,7 +874,7 @@
             <w:noProof/>
             <w:webHidden/>
           </w:rPr>
-          <w:t>3</w:t>
+          <w:t>4</w:t>
         </w:r>
         <w:r>
           <w:rPr>
@@ -776,7 +897,7 @@
           <w:noProof/>
         </w:rPr>
       </w:pPr>
-      <w:hyperlink w:anchor="_Toc224654563" w:history="1">
+      <w:hyperlink w:anchor="_Toc225189072" w:history="1">
         <w:r>
           <w:rPr>
             <w:rStyle w:val="af3"/>
@@ -830,7 +951,7 @@
             <w:noProof/>
             <w:webHidden/>
           </w:rPr>
-          <w:instrText>PAGEREF _Toc224654563 \h</w:instrText>
+          <w:instrText>PAGEREF _Toc225189072 \h</w:instrText>
         </w:r>
         <w:r>
           <w:rPr>
@@ -861,7 +982,7 @@
             <w:noProof/>
             <w:webHidden/>
           </w:rPr>
-          <w:t>4</w:t>
+          <w:t>5</w:t>
         </w:r>
         <w:r>
           <w:rPr>
@@ -885,7 +1006,7 @@
           <w:noProof/>
         </w:rPr>
       </w:pPr>
-      <w:hyperlink w:anchor="_Toc224654564" w:history="1">
+      <w:hyperlink w:anchor="_Toc225189073" w:history="1">
         <w:r>
           <w:rPr>
             <w:rStyle w:val="af3"/>
@@ -937,7 +1058,7 @@
             <w:noProof/>
             <w:webHidden/>
           </w:rPr>
-          <w:instrText>PAGEREF _Toc224654564 \h</w:instrText>
+          <w:instrText>PAGEREF _Toc225189073 \h</w:instrText>
         </w:r>
         <w:r>
           <w:rPr>
@@ -968,7 +1089,7 @@
             <w:noProof/>
             <w:webHidden/>
           </w:rPr>
-          <w:t>4</w:t>
+          <w:t>5</w:t>
         </w:r>
         <w:r>
           <w:rPr>
@@ -992,7 +1113,7 @@
           <w:noProof/>
         </w:rPr>
       </w:pPr>
-      <w:hyperlink w:anchor="_Toc224654565" w:history="1">
+      <w:hyperlink w:anchor="_Toc225189074" w:history="1">
         <w:r>
           <w:rPr>
             <w:rStyle w:val="af3"/>
@@ -1044,7 +1165,7 @@
             <w:noProof/>
             <w:webHidden/>
           </w:rPr>
-          <w:instrText>PAGEREF _Toc224654565 \h</w:instrText>
+          <w:instrText>PAGEREF _Toc225189074 \h</w:instrText>
         </w:r>
         <w:r>
           <w:rPr>
@@ -1075,7 +1196,7 @@
             <w:noProof/>
             <w:webHidden/>
           </w:rPr>
-          <w:t>5</w:t>
+          <w:t>6</w:t>
         </w:r>
         <w:r>
           <w:rPr>
@@ -1099,7 +1220,7 @@
           <w:noProof/>
         </w:rPr>
       </w:pPr>
-      <w:hyperlink w:anchor="_Toc224654566" w:history="1">
+      <w:hyperlink w:anchor="_Toc225189075" w:history="1">
         <w:r>
           <w:rPr>
             <w:rStyle w:val="af3"/>
@@ -1151,7 +1272,7 @@
             <w:noProof/>
             <w:webHidden/>
           </w:rPr>
-          <w:instrText>PAGEREF _Toc224654566 \h</w:instrText>
+          <w:instrText>PAGEREF _Toc225189075 \h</w:instrText>
         </w:r>
         <w:r>
           <w:rPr>
@@ -1182,7 +1303,7 @@
             <w:noProof/>
             <w:webHidden/>
           </w:rPr>
-          <w:t>5</w:t>
+          <w:t>6</w:t>
         </w:r>
         <w:r>
           <w:rPr>
@@ -1206,7 +1327,7 @@
           <w:noProof/>
         </w:rPr>
       </w:pPr>
-      <w:hyperlink w:anchor="_Toc224654567" w:history="1">
+      <w:hyperlink w:anchor="_Toc225189076" w:history="1">
         <w:r>
           <w:rPr>
             <w:rStyle w:val="af3"/>
@@ -1258,7 +1379,7 @@
             <w:noProof/>
             <w:webHidden/>
           </w:rPr>
-          <w:instrText>PAGEREF _Toc224654567 \h</w:instrText>
+          <w:instrText>PAGEREF _Toc225189076 \h</w:instrText>
         </w:r>
         <w:r>
           <w:rPr>
@@ -1289,7 +1410,7 @@
             <w:noProof/>
             <w:webHidden/>
           </w:rPr>
-          <w:t>5</w:t>
+          <w:t>6</w:t>
         </w:r>
         <w:r>
           <w:rPr>
@@ -1312,7 +1433,7 @@
           <w:noProof/>
         </w:rPr>
       </w:pPr>
-      <w:hyperlink w:anchor="_Toc224654568" w:history="1">
+      <w:hyperlink w:anchor="_Toc225189077" w:history="1">
         <w:r>
           <w:rPr>
             <w:rStyle w:val="af3"/>
@@ -1366,7 +1487,7 @@
             <w:noProof/>
             <w:webHidden/>
           </w:rPr>
-          <w:instrText>PAGEREF _Toc224654568 \h</w:instrText>
+          <w:instrText>PAGEREF _Toc225189077 \h</w:instrText>
         </w:r>
         <w:r>
           <w:rPr>
@@ -1397,7 +1518,7 @@
             <w:noProof/>
             <w:webHidden/>
           </w:rPr>
-          <w:t>5</w:t>
+          <w:t>6</w:t>
         </w:r>
         <w:r>
           <w:rPr>
@@ -1421,7 +1542,7 @@
           <w:noProof/>
         </w:rPr>
       </w:pPr>
-      <w:hyperlink w:anchor="_Toc224654569" w:history="1">
+      <w:hyperlink w:anchor="_Toc225189078" w:history="1">
         <w:r>
           <w:rPr>
             <w:rStyle w:val="af3"/>
@@ -1473,7 +1594,7 @@
             <w:noProof/>
             <w:webHidden/>
           </w:rPr>
-          <w:instrText>PAGEREF _Toc224654569 \h</w:instrText>
+          <w:instrText>PAGEREF _Toc225189078 \h</w:instrText>
         </w:r>
         <w:r>
           <w:rPr>
@@ -1504,7 +1625,7 @@
             <w:noProof/>
             <w:webHidden/>
           </w:rPr>
-          <w:t>5</w:t>
+          <w:t>6</w:t>
         </w:r>
         <w:r>
           <w:rPr>
@@ -1528,7 +1649,7 @@
           <w:noProof/>
         </w:rPr>
       </w:pPr>
-      <w:hyperlink w:anchor="_Toc224654570" w:history="1">
+      <w:hyperlink w:anchor="_Toc225189079" w:history="1">
         <w:r>
           <w:rPr>
             <w:rStyle w:val="af3"/>
@@ -1580,7 +1701,7 @@
             <w:noProof/>
             <w:webHidden/>
           </w:rPr>
-          <w:instrText>PAGEREF _Toc224654570 \h</w:instrText>
+          <w:instrText>PAGEREF _Toc225189079 \h</w:instrText>
         </w:r>
         <w:r>
           <w:rPr>
@@ -1611,7 +1732,7 @@
             <w:noProof/>
             <w:webHidden/>
           </w:rPr>
-          <w:t>5</w:t>
+          <w:t>6</w:t>
         </w:r>
         <w:r>
           <w:rPr>
@@ -1635,7 +1756,7 @@
           <w:noProof/>
         </w:rPr>
       </w:pPr>
-      <w:hyperlink w:anchor="_Toc224654571" w:history="1">
+      <w:hyperlink w:anchor="_Toc225189080" w:history="1">
         <w:r>
           <w:rPr>
             <w:rStyle w:val="af3"/>
@@ -1775,7 +1896,7 @@
             <w:noProof/>
             <w:webHidden/>
           </w:rPr>
-          <w:instrText>PAGEREF _Toc224654571 \h</w:instrText>
+          <w:instrText>PAGEREF _Toc225189080 \h</w:instrText>
         </w:r>
         <w:r>
           <w:rPr>
@@ -1806,7 +1927,7 @@
             <w:noProof/>
             <w:webHidden/>
           </w:rPr>
-          <w:t>6</w:t>
+          <w:t>7</w:t>
         </w:r>
         <w:r>
           <w:rPr>
@@ -1830,7 +1951,7 @@
           <w:noProof/>
         </w:rPr>
       </w:pPr>
-      <w:hyperlink w:anchor="_Toc224654572" w:history="1">
+      <w:hyperlink w:anchor="_Toc225189081" w:history="1">
         <w:r>
           <w:rPr>
             <w:rStyle w:val="af3"/>
@@ -1970,7 +2091,7 @@
             <w:noProof/>
             <w:webHidden/>
           </w:rPr>
-          <w:instrText>PAGEREF _Toc224654572 \h</w:instrText>
+          <w:instrText>PAGEREF _Toc225189081 \h</w:instrText>
         </w:r>
         <w:r>
           <w:rPr>
@@ -2001,7 +2122,7 @@
             <w:noProof/>
             <w:webHidden/>
           </w:rPr>
-          <w:t>6</w:t>
+          <w:t>7</w:t>
         </w:r>
         <w:r>
           <w:rPr>
@@ -2025,7 +2146,7 @@
           <w:noProof/>
         </w:rPr>
       </w:pPr>
-      <w:hyperlink w:anchor="_Toc224654573" w:history="1">
+      <w:hyperlink w:anchor="_Toc225189082" w:history="1">
         <w:r>
           <w:rPr>
             <w:rStyle w:val="af3"/>
@@ -2077,7 +2198,7 @@
             <w:noProof/>
             <w:webHidden/>
           </w:rPr>
-          <w:instrText>PAGEREF _Toc224654573 \h</w:instrText>
+          <w:instrText>PAGEREF _Toc225189082 \h</w:instrText>
         </w:r>
         <w:r>
           <w:rPr>
@@ -2108,7 +2229,7 @@
             <w:noProof/>
             <w:webHidden/>
           </w:rPr>
-          <w:t>6</w:t>
+          <w:t>7</w:t>
         </w:r>
         <w:r>
           <w:rPr>
@@ -2131,7 +2252,7 @@
           <w:noProof/>
         </w:rPr>
       </w:pPr>
-      <w:hyperlink w:anchor="_Toc224654574" w:history="1">
+      <w:hyperlink w:anchor="_Toc225189083" w:history="1">
         <w:r>
           <w:rPr>
             <w:rStyle w:val="af3"/>
@@ -2185,7 +2306,7 @@
             <w:noProof/>
             <w:webHidden/>
           </w:rPr>
-          <w:instrText>PAGEREF _Toc224654574 \h</w:instrText>
+          <w:instrText>PAGEREF _Toc225189083 \h</w:instrText>
         </w:r>
         <w:r>
           <w:rPr>
@@ -2216,7 +2337,7 @@
             <w:noProof/>
             <w:webHidden/>
           </w:rPr>
-          <w:t>6</w:t>
+          <w:t>7</w:t>
         </w:r>
         <w:r>
           <w:rPr>
@@ -2240,7 +2361,7 @@
           <w:noProof/>
         </w:rPr>
       </w:pPr>
-      <w:hyperlink w:anchor="_Toc224654575" w:history="1">
+      <w:hyperlink w:anchor="_Toc225189084" w:history="1">
         <w:r>
           <w:rPr>
             <w:rStyle w:val="af3"/>
@@ -2292,7 +2413,7 @@
             <w:noProof/>
             <w:webHidden/>
           </w:rPr>
-          <w:instrText>PAGEREF _Toc224654575 \h</w:instrText>
+          <w:instrText>PAGEREF _Toc225189084 \h</w:instrText>
         </w:r>
         <w:r>
           <w:rPr>
@@ -2323,7 +2444,7 @@
             <w:noProof/>
             <w:webHidden/>
           </w:rPr>
-          <w:t>6</w:t>
+          <w:t>7</w:t>
         </w:r>
         <w:r>
           <w:rPr>
@@ -2347,7 +2468,7 @@
           <w:noProof/>
         </w:rPr>
       </w:pPr>
-      <w:hyperlink w:anchor="_Toc224654576" w:history="1">
+      <w:hyperlink w:anchor="_Toc225189085" w:history="1">
         <w:r>
           <w:rPr>
             <w:rStyle w:val="af3"/>
@@ -2399,7 +2520,7 @@
             <w:noProof/>
             <w:webHidden/>
           </w:rPr>
-          <w:instrText>PAGEREF _Toc224654576 \h</w:instrText>
+          <w:instrText>PAGEREF _Toc225189085 \h</w:instrText>
         </w:r>
         <w:r>
           <w:rPr>
@@ -2430,7 +2551,7 @@
             <w:noProof/>
             <w:webHidden/>
           </w:rPr>
-          <w:t>7</w:t>
+          <w:t>8</w:t>
         </w:r>
         <w:r>
           <w:rPr>
@@ -2454,7 +2575,7 @@
           <w:noProof/>
         </w:rPr>
       </w:pPr>
-      <w:hyperlink w:anchor="_Toc224654577" w:history="1">
+      <w:hyperlink w:anchor="_Toc225189086" w:history="1">
         <w:r>
           <w:rPr>
             <w:rStyle w:val="af3"/>
@@ -2506,7 +2627,7 @@
             <w:noProof/>
             <w:webHidden/>
           </w:rPr>
-          <w:instrText>PAGEREF _Toc224654577 \h</w:instrText>
+          <w:instrText>PAGEREF _Toc225189086 \h</w:instrText>
         </w:r>
         <w:r>
           <w:rPr>
@@ -2537,7 +2658,7 @@
             <w:noProof/>
             <w:webHidden/>
           </w:rPr>
-          <w:t>7</w:t>
+          <w:t>8</w:t>
         </w:r>
         <w:r>
           <w:rPr>
@@ -2561,7 +2682,7 @@
           <w:noProof/>
         </w:rPr>
       </w:pPr>
-      <w:hyperlink w:anchor="_Toc224654578" w:history="1">
+      <w:hyperlink w:anchor="_Toc225189087" w:history="1">
         <w:r>
           <w:rPr>
             <w:rStyle w:val="af3"/>
@@ -2613,7 +2734,7 @@
             <w:noProof/>
             <w:webHidden/>
           </w:rPr>
-          <w:instrText>PAGEREF _Toc224654578 \h</w:instrText>
+          <w:instrText>PAGEREF _Toc225189087 \h</w:instrText>
         </w:r>
         <w:r>
           <w:rPr>
@@ -2644,7 +2765,7 @@
             <w:noProof/>
             <w:webHidden/>
           </w:rPr>
-          <w:t>8</w:t>
+          <w:t>9</w:t>
         </w:r>
         <w:r>
           <w:rPr>
@@ -2668,7 +2789,7 @@
           <w:noProof/>
         </w:rPr>
       </w:pPr>
-      <w:hyperlink w:anchor="_Toc224654579" w:history="1">
+      <w:hyperlink w:anchor="_Toc225189088" w:history="1">
         <w:r>
           <w:rPr>
             <w:rStyle w:val="af3"/>
@@ -2720,7 +2841,7 @@
             <w:noProof/>
             <w:webHidden/>
           </w:rPr>
-          <w:instrText>PAGEREF _Toc224654579 \h</w:instrText>
+          <w:instrText>PAGEREF _Toc225189088 \h</w:instrText>
         </w:r>
         <w:r>
           <w:rPr>
@@ -2751,7 +2872,7 @@
             <w:noProof/>
             <w:webHidden/>
           </w:rPr>
-          <w:t>8</w:t>
+          <w:t>9</w:t>
         </w:r>
         <w:r>
           <w:rPr>
@@ -2774,7 +2895,7 @@
           <w:noProof/>
         </w:rPr>
       </w:pPr>
-      <w:hyperlink w:anchor="_Toc224654580" w:history="1">
+      <w:hyperlink w:anchor="_Toc225189089" w:history="1">
         <w:r>
           <w:rPr>
             <w:rStyle w:val="af3"/>
@@ -2828,7 +2949,7 @@
             <w:noProof/>
             <w:webHidden/>
           </w:rPr>
-          <w:instrText>PAGEREF _Toc224654580 \h</w:instrText>
+          <w:instrText>PAGEREF _Toc225189089 \h</w:instrText>
         </w:r>
         <w:r>
           <w:rPr>
@@ -2859,7 +2980,7 @@
             <w:noProof/>
             <w:webHidden/>
           </w:rPr>
-          <w:t>9</w:t>
+          <w:t>10</w:t>
         </w:r>
         <w:r>
           <w:rPr>
@@ -2883,7 +3004,7 @@
           <w:noProof/>
         </w:rPr>
       </w:pPr>
-      <w:hyperlink w:anchor="_Toc224654581" w:history="1">
+      <w:hyperlink w:anchor="_Toc225189090" w:history="1">
         <w:r>
           <w:rPr>
             <w:rStyle w:val="af3"/>
@@ -2935,7 +3056,7 @@
             <w:noProof/>
             <w:webHidden/>
           </w:rPr>
-          <w:instrText>PAGEREF _Toc224654581 \h</w:instrText>
+          <w:instrText>PAGEREF _Toc225189090 \h</w:instrText>
         </w:r>
         <w:r>
           <w:rPr>
@@ -2966,7 +3087,7 @@
             <w:noProof/>
             <w:webHidden/>
           </w:rPr>
-          <w:t>9</w:t>
+          <w:t>10</w:t>
         </w:r>
         <w:r>
           <w:rPr>
@@ -2990,7 +3111,7 @@
           <w:noProof/>
         </w:rPr>
       </w:pPr>
-      <w:hyperlink w:anchor="_Toc224654582" w:history="1">
+      <w:hyperlink w:anchor="_Toc225189091" w:history="1">
         <w:r>
           <w:rPr>
             <w:rStyle w:val="af3"/>
@@ -3042,7 +3163,7 @@
             <w:noProof/>
             <w:webHidden/>
           </w:rPr>
-          <w:instrText>PAGEREF _Toc224654582 \h</w:instrText>
+          <w:instrText>PAGEREF _Toc225189091 \h</w:instrText>
         </w:r>
         <w:r>
           <w:rPr>
@@ -3073,7 +3194,7 @@
             <w:noProof/>
             <w:webHidden/>
           </w:rPr>
-          <w:t>9</w:t>
+          <w:t>10</w:t>
         </w:r>
         <w:r>
           <w:rPr>
@@ -3097,7 +3218,7 @@
           <w:noProof/>
         </w:rPr>
       </w:pPr>
-      <w:hyperlink w:anchor="_Toc224654583" w:history="1">
+      <w:hyperlink w:anchor="_Toc225189092" w:history="1">
         <w:r>
           <w:rPr>
             <w:rStyle w:val="af3"/>
@@ -3149,7 +3270,7 @@
             <w:noProof/>
             <w:webHidden/>
           </w:rPr>
-          <w:instrText>PAGEREF _Toc224654583 \h</w:instrText>
+          <w:instrText>PAGEREF _Toc225189092 \h</w:instrText>
         </w:r>
         <w:r>
           <w:rPr>
@@ -3180,7 +3301,7 @@
             <w:noProof/>
             <w:webHidden/>
           </w:rPr>
-          <w:t>9</w:t>
+          <w:t>10</w:t>
         </w:r>
         <w:r>
           <w:rPr>
@@ -3203,7 +3324,7 @@
           <w:noProof/>
         </w:rPr>
       </w:pPr>
-      <w:hyperlink w:anchor="_Toc224654584" w:history="1">
+      <w:hyperlink w:anchor="_Toc225189093" w:history="1">
         <w:r>
           <w:rPr>
             <w:rStyle w:val="af3"/>
@@ -3257,7 +3378,7 @@
             <w:noProof/>
             <w:webHidden/>
           </w:rPr>
-          <w:instrText>PAGEREF _Toc224654584 \h</w:instrText>
+          <w:instrText>PAGEREF _Toc225189093 \h</w:instrText>
         </w:r>
         <w:r>
           <w:rPr>
@@ -3288,7 +3409,7 @@
             <w:noProof/>
             <w:webHidden/>
           </w:rPr>
-          <w:t>10</w:t>
+          <w:t>11</w:t>
         </w:r>
         <w:r>
           <w:rPr>
@@ -3312,7 +3433,7 @@
           <w:noProof/>
         </w:rPr>
       </w:pPr>
-      <w:hyperlink w:anchor="_Toc224654585" w:history="1">
+      <w:hyperlink w:anchor="_Toc225189094" w:history="1">
         <w:r>
           <w:rPr>
             <w:rStyle w:val="af3"/>
@@ -3364,7 +3485,7 @@
             <w:noProof/>
             <w:webHidden/>
           </w:rPr>
-          <w:instrText>PAGEREF _Toc224654585 \h</w:instrText>
+          <w:instrText>PAGEREF _Toc225189094 \h</w:instrText>
         </w:r>
         <w:r>
           <w:rPr>
@@ -3395,7 +3516,7 @@
             <w:noProof/>
             <w:webHidden/>
           </w:rPr>
-          <w:t>10</w:t>
+          <w:t>11</w:t>
         </w:r>
         <w:r>
           <w:rPr>
@@ -3419,7 +3540,7 @@
           <w:noProof/>
         </w:rPr>
       </w:pPr>
-      <w:hyperlink w:anchor="_Toc224654586" w:history="1">
+      <w:hyperlink w:anchor="_Toc225189095" w:history="1">
         <w:r>
           <w:rPr>
             <w:rStyle w:val="af3"/>
@@ -3471,7 +3592,7 @@
             <w:noProof/>
             <w:webHidden/>
           </w:rPr>
-          <w:instrText>PAGEREF _Toc224654586 \h</w:instrText>
+          <w:instrText>PAGEREF _Toc225189095 \h</w:instrText>
         </w:r>
         <w:r>
           <w:rPr>
@@ -3502,7 +3623,7 @@
             <w:noProof/>
             <w:webHidden/>
           </w:rPr>
-          <w:t>10</w:t>
+          <w:t>11</w:t>
         </w:r>
         <w:r>
           <w:rPr>
@@ -3526,7 +3647,7 @@
           <w:noProof/>
         </w:rPr>
       </w:pPr>
-      <w:hyperlink w:anchor="_Toc224654587" w:history="1">
+      <w:hyperlink w:anchor="_Toc225189096" w:history="1">
         <w:r>
           <w:rPr>
             <w:rStyle w:val="af3"/>
@@ -3578,7 +3699,7 @@
             <w:noProof/>
             <w:webHidden/>
           </w:rPr>
-          <w:instrText>PAGEREF _Toc224654587 \h</w:instrText>
+          <w:instrText>PAGEREF _Toc225189096 \h</w:instrText>
         </w:r>
         <w:r>
           <w:rPr>
@@ -3609,7 +3730,7 @@
             <w:noProof/>
             <w:webHidden/>
           </w:rPr>
-          <w:t>10</w:t>
+          <w:t>11</w:t>
         </w:r>
         <w:r>
           <w:rPr>
@@ -3632,7 +3753,7 @@
           <w:noProof/>
         </w:rPr>
       </w:pPr>
-      <w:hyperlink w:anchor="_Toc224654588" w:history="1">
+      <w:hyperlink w:anchor="_Toc225189097" w:history="1">
         <w:r>
           <w:rPr>
             <w:rStyle w:val="af3"/>
@@ -3686,7 +3807,7 @@
             <w:noProof/>
             <w:webHidden/>
           </w:rPr>
-          <w:instrText>PAGEREF _Toc224654588 \h</w:instrText>
+          <w:instrText>PAGEREF _Toc225189097 \h</w:instrText>
         </w:r>
         <w:r>
           <w:rPr>
@@ -3717,7 +3838,7 @@
             <w:noProof/>
             <w:webHidden/>
           </w:rPr>
-          <w:t>10</w:t>
+          <w:t>11</w:t>
         </w:r>
         <w:r>
           <w:rPr>
@@ -3741,7 +3862,7 @@
           <w:noProof/>
         </w:rPr>
       </w:pPr>
-      <w:hyperlink w:anchor="_Toc224654589" w:history="1">
+      <w:hyperlink w:anchor="_Toc225189098" w:history="1">
         <w:r>
           <w:rPr>
             <w:rStyle w:val="af3"/>
@@ -3793,7 +3914,7 @@
             <w:noProof/>
             <w:webHidden/>
           </w:rPr>
-          <w:instrText>PAGEREF _Toc224654589 \h</w:instrText>
+          <w:instrText>PAGEREF _Toc225189098 \h</w:instrText>
         </w:r>
         <w:r>
           <w:rPr>
@@ -3824,7 +3945,7 @@
             <w:noProof/>
             <w:webHidden/>
           </w:rPr>
-          <w:t>10</w:t>
+          <w:t>11</w:t>
         </w:r>
         <w:r>
           <w:rPr>
@@ -3848,7 +3969,7 @@
           <w:noProof/>
         </w:rPr>
       </w:pPr>
-      <w:hyperlink w:anchor="_Toc224654590" w:history="1">
+      <w:hyperlink w:anchor="_Toc225189099" w:history="1">
         <w:r>
           <w:rPr>
             <w:rStyle w:val="af3"/>
@@ -3900,7 +4021,7 @@
             <w:noProof/>
             <w:webHidden/>
           </w:rPr>
-          <w:instrText>PAGEREF _Toc224654590 \h</w:instrText>
+          <w:instrText>PAGEREF _Toc225189099 \h</w:instrText>
         </w:r>
         <w:r>
           <w:rPr>
@@ -3931,7 +4052,7 @@
             <w:noProof/>
             <w:webHidden/>
           </w:rPr>
-          <w:t>10</w:t>
+          <w:t>11</w:t>
         </w:r>
         <w:r>
           <w:rPr>
@@ -3955,7 +4076,7 @@
           <w:noProof/>
         </w:rPr>
       </w:pPr>
-      <w:hyperlink w:anchor="_Toc224654591" w:history="1">
+      <w:hyperlink w:anchor="_Toc225189100" w:history="1">
         <w:r>
           <w:rPr>
             <w:rStyle w:val="af3"/>
@@ -4007,7 +4128,7 @@
             <w:noProof/>
             <w:webHidden/>
           </w:rPr>
-          <w:instrText>PAGEREF _Toc224654591 \h</w:instrText>
+          <w:instrText>PAGEREF _Toc225189100 \h</w:instrText>
         </w:r>
         <w:r>
           <w:rPr>
@@ -4038,7 +4159,7 @@
             <w:noProof/>
             <w:webHidden/>
           </w:rPr>
-          <w:t>11</w:t>
+          <w:t>12</w:t>
         </w:r>
         <w:r>
           <w:rPr>
@@ -4061,7 +4182,7 @@
           <w:noProof/>
         </w:rPr>
       </w:pPr>
-      <w:hyperlink w:anchor="_Toc224654592" w:history="1">
+      <w:hyperlink w:anchor="_Toc225189101" w:history="1">
         <w:r>
           <w:rPr>
             <w:rStyle w:val="af3"/>
@@ -4115,7 +4236,7 @@
             <w:noProof/>
             <w:webHidden/>
           </w:rPr>
-          <w:instrText>PAGEREF _Toc224654592 \h</w:instrText>
+          <w:instrText>PAGEREF _Toc225189101 \h</w:instrText>
         </w:r>
         <w:r>
           <w:rPr>
@@ -4146,7 +4267,7 @@
             <w:noProof/>
             <w:webHidden/>
           </w:rPr>
-          <w:t>11</w:t>
+          <w:t>12</w:t>
         </w:r>
         <w:r>
           <w:rPr>
@@ -4170,7 +4291,7 @@
           <w:noProof/>
         </w:rPr>
       </w:pPr>
-      <w:hyperlink w:anchor="_Toc224654593" w:history="1">
+      <w:hyperlink w:anchor="_Toc225189102" w:history="1">
         <w:r>
           <w:rPr>
             <w:rStyle w:val="af3"/>
@@ -4222,7 +4343,7 @@
             <w:noProof/>
             <w:webHidden/>
           </w:rPr>
-          <w:instrText>PAGEREF _Toc224654593 \h</w:instrText>
+          <w:instrText>PAGEREF _Toc225189102 \h</w:instrText>
         </w:r>
         <w:r>
           <w:rPr>
@@ -4253,7 +4374,7 @@
             <w:noProof/>
             <w:webHidden/>
           </w:rPr>
-          <w:t>11</w:t>
+          <w:t>12</w:t>
         </w:r>
         <w:r>
           <w:rPr>
@@ -4277,7 +4398,7 @@
           <w:noProof/>
         </w:rPr>
       </w:pPr>
-      <w:hyperlink w:anchor="_Toc224654594" w:history="1">
+      <w:hyperlink w:anchor="_Toc225189103" w:history="1">
         <w:r>
           <w:rPr>
             <w:rStyle w:val="af3"/>
@@ -4329,7 +4450,7 @@
             <w:noProof/>
             <w:webHidden/>
           </w:rPr>
-          <w:instrText>PAGEREF _Toc224654594 \h</w:instrText>
+          <w:instrText>PAGEREF _Toc225189103 \h</w:instrText>
         </w:r>
         <w:r>
           <w:rPr>
@@ -4360,7 +4481,7 @@
             <w:noProof/>
             <w:webHidden/>
           </w:rPr>
-          <w:t>11</w:t>
+          <w:t>12</w:t>
         </w:r>
         <w:r>
           <w:rPr>
@@ -4383,7 +4504,7 @@
           <w:noProof/>
         </w:rPr>
       </w:pPr>
-      <w:hyperlink w:anchor="_Toc224654595" w:history="1">
+      <w:hyperlink w:anchor="_Toc225189104" w:history="1">
         <w:r>
           <w:rPr>
             <w:rStyle w:val="af3"/>
@@ -4437,7 +4558,7 @@
             <w:noProof/>
             <w:webHidden/>
           </w:rPr>
-          <w:instrText>PAGEREF _Toc224654595 \h</w:instrText>
+          <w:instrText>PAGEREF _Toc225189104 \h</w:instrText>
         </w:r>
         <w:r>
           <w:rPr>
@@ -4468,7 +4589,7 @@
             <w:noProof/>
             <w:webHidden/>
           </w:rPr>
-          <w:t>11</w:t>
+          <w:t>12</w:t>
         </w:r>
         <w:r>
           <w:rPr>
@@ -4491,7 +4612,7 @@
           <w:noProof/>
         </w:rPr>
       </w:pPr>
-      <w:hyperlink w:anchor="_Toc224654596" w:history="1">
+      <w:hyperlink w:anchor="_Toc225189105" w:history="1">
         <w:r>
           <w:rPr>
             <w:rStyle w:val="af3"/>
@@ -4545,7 +4666,7 @@
             <w:noProof/>
             <w:webHidden/>
           </w:rPr>
-          <w:instrText>PAGEREF _Toc224654596 \h</w:instrText>
+          <w:instrText>PAGEREF _Toc225189105 \h</w:instrText>
         </w:r>
         <w:r>
           <w:rPr>
@@ -4576,7 +4697,7 @@
             <w:noProof/>
             <w:webHidden/>
           </w:rPr>
-          <w:t>11</w:t>
+          <w:t>12</w:t>
         </w:r>
         <w:r>
           <w:rPr>
@@ -4592,7 +4713,7 @@
       <w:pPr>
         <w:spacing w:after="0" w:line="360" w:lineRule="auto"/>
         <w:rPr>
-          <w:rFonts w:ascii="Times New Roman" w:eastAsia="宋体" w:hAnsi="Times New Roman" w:cs="Times New Roman" w:hint="eastAsia"/>
+          <w:rFonts w:ascii="Times New Roman" w:eastAsia="宋体" w:hAnsi="Times New Roman" w:cs="Times New Roman"/>
           <w:b/>
           <w:bCs/>
           <w:sz w:val="44"/>
@@ -4609,6 +4730,66 @@
         </w:rPr>
         <w:fldChar w:fldCharType="end"/>
       </w:r>
+    </w:p>
+    <w:p>
+      <w:pPr>
+        <w:spacing w:after="0" w:line="360" w:lineRule="auto"/>
+        <w:rPr>
+          <w:rFonts w:ascii="Times New Roman" w:eastAsia="宋体" w:hAnsi="Times New Roman" w:cs="Times New Roman"/>
+          <w:b/>
+          <w:bCs/>
+          <w:sz w:val="44"/>
+          <w14:ligatures w14:val="none"/>
+        </w:rPr>
+      </w:pPr>
+    </w:p>
+    <w:p>
+      <w:pPr>
+        <w:spacing w:after="0" w:line="360" w:lineRule="auto"/>
+        <w:rPr>
+          <w:rFonts w:ascii="Times New Roman" w:eastAsia="宋体" w:hAnsi="Times New Roman" w:cs="Times New Roman"/>
+          <w:b/>
+          <w:bCs/>
+          <w:sz w:val="44"/>
+          <w14:ligatures w14:val="none"/>
+        </w:rPr>
+      </w:pPr>
+    </w:p>
+    <w:p>
+      <w:pPr>
+        <w:spacing w:after="0" w:line="360" w:lineRule="auto"/>
+        <w:rPr>
+          <w:rFonts w:ascii="Times New Roman" w:eastAsia="宋体" w:hAnsi="Times New Roman" w:cs="Times New Roman"/>
+          <w:b/>
+          <w:bCs/>
+          <w:sz w:val="44"/>
+          <w14:ligatures w14:val="none"/>
+        </w:rPr>
+      </w:pPr>
+    </w:p>
+    <w:p>
+      <w:pPr>
+        <w:spacing w:after="0" w:line="360" w:lineRule="auto"/>
+        <w:rPr>
+          <w:rFonts w:ascii="Times New Roman" w:eastAsia="宋体" w:hAnsi="Times New Roman" w:cs="Times New Roman"/>
+          <w:b/>
+          <w:bCs/>
+          <w:sz w:val="44"/>
+          <w14:ligatures w14:val="none"/>
+        </w:rPr>
+      </w:pPr>
+    </w:p>
+    <w:p>
+      <w:pPr>
+        <w:spacing w:after="0" w:line="360" w:lineRule="auto"/>
+        <w:rPr>
+          <w:rFonts w:ascii="Times New Roman" w:eastAsia="宋体" w:hAnsi="Times New Roman" w:cs="Times New Roman" w:hint="eastAsia"/>
+          <w:b/>
+          <w:bCs/>
+          <w:sz w:val="44"/>
+          <w14:ligatures w14:val="none"/>
+        </w:rPr>
+      </w:pPr>
     </w:p>
     <w:p>
       <w:pPr>
@@ -4629,6 +4810,7 @@
       </w:pPr>
       <w:bookmarkStart w:id="0" w:name="_Toc521404106"/>
       <w:bookmarkStart w:id="1" w:name="_Toc224654557"/>
+      <w:bookmarkStart w:id="2" w:name="_Toc225189066"/>
       <w:r>
         <w:rPr>
           <w:rFonts w:ascii="Times New Roman" w:eastAsia="宋体" w:hAnsi="Times New Roman" w:cs="Times New Roman" w:hint="eastAsia"/>
@@ -4639,6 +4821,7 @@
           <w:szCs w:val="44"/>
           <w14:ligatures w14:val="none"/>
         </w:rPr>
+        <w:lastRenderedPageBreak/>
         <w:t>1</w:t>
       </w:r>
       <w:r>
@@ -4655,6 +4838,7 @@
       </w:r>
       <w:bookmarkEnd w:id="0"/>
       <w:bookmarkEnd w:id="1"/>
+      <w:bookmarkEnd w:id="2"/>
     </w:p>
     <w:p>
       <w:pPr>
@@ -4672,8 +4856,9 @@
           <w14:ligatures w14:val="none"/>
         </w:rPr>
       </w:pPr>
-      <w:bookmarkStart w:id="2" w:name="_Toc521404107"/>
-      <w:bookmarkStart w:id="3" w:name="_Toc224654558"/>
+      <w:bookmarkStart w:id="3" w:name="_Toc521404107"/>
+      <w:bookmarkStart w:id="4" w:name="_Toc224654558"/>
+      <w:bookmarkStart w:id="5" w:name="_Toc225189067"/>
       <w:r>
         <w:rPr>
           <w:rFonts w:ascii="Arial" w:eastAsia="黑体" w:hAnsi="Arial" w:cs="Times New Roman" w:hint="eastAsia"/>
@@ -4685,7 +4870,7 @@
         </w:rPr>
         <w:t>1.1</w:t>
       </w:r>
-      <w:bookmarkEnd w:id="2"/>
+      <w:bookmarkEnd w:id="3"/>
       <w:r>
         <w:rPr>
           <w:rFonts w:ascii="Arial" w:eastAsia="黑体" w:hAnsi="Arial" w:cs="Times New Roman" w:hint="eastAsia"/>
@@ -4697,7 +4882,8 @@
         </w:rPr>
         <w:t>标识</w:t>
       </w:r>
-      <w:bookmarkEnd w:id="3"/>
+      <w:bookmarkEnd w:id="4"/>
+      <w:bookmarkEnd w:id="5"/>
     </w:p>
     <w:p>
       <w:pPr>
@@ -4779,8 +4965,9 @@
           <w14:ligatures w14:val="none"/>
         </w:rPr>
       </w:pPr>
-      <w:bookmarkStart w:id="4" w:name="_Toc521404108"/>
-      <w:bookmarkStart w:id="5" w:name="_Toc224654559"/>
+      <w:bookmarkStart w:id="6" w:name="_Toc521404108"/>
+      <w:bookmarkStart w:id="7" w:name="_Toc224654559"/>
+      <w:bookmarkStart w:id="8" w:name="_Toc225189068"/>
       <w:r>
         <w:rPr>
           <w:rFonts w:ascii="Arial" w:eastAsia="黑体" w:hAnsi="Arial" w:cs="Times New Roman" w:hint="eastAsia"/>
@@ -4790,7 +4977,6 @@
           <w:szCs w:val="32"/>
           <w14:ligatures w14:val="none"/>
         </w:rPr>
-        <w:lastRenderedPageBreak/>
         <w:t>1.2</w:t>
       </w:r>
       <w:r>
@@ -4804,8 +4990,9 @@
         </w:rPr>
         <w:t>背景</w:t>
       </w:r>
-      <w:bookmarkEnd w:id="4"/>
-      <w:bookmarkEnd w:id="5"/>
+      <w:bookmarkEnd w:id="6"/>
+      <w:bookmarkEnd w:id="7"/>
+      <w:bookmarkEnd w:id="8"/>
     </w:p>
     <w:p>
       <w:pPr>
@@ -4927,8 +5114,9 @@
           <w14:ligatures w14:val="none"/>
         </w:rPr>
       </w:pPr>
-      <w:bookmarkStart w:id="6" w:name="_Toc521404109"/>
-      <w:bookmarkStart w:id="7" w:name="_Toc224654560"/>
+      <w:bookmarkStart w:id="9" w:name="_Toc521404109"/>
+      <w:bookmarkStart w:id="10" w:name="_Toc224654560"/>
+      <w:bookmarkStart w:id="11" w:name="_Toc225189069"/>
       <w:r>
         <w:rPr>
           <w:rFonts w:ascii="Arial" w:eastAsia="黑体" w:hAnsi="Arial" w:cs="Times New Roman" w:hint="eastAsia"/>
@@ -4940,7 +5128,7 @@
         </w:rPr>
         <w:t>1.3</w:t>
       </w:r>
-      <w:bookmarkEnd w:id="6"/>
+      <w:bookmarkEnd w:id="9"/>
       <w:r>
         <w:rPr>
           <w:rFonts w:ascii="Arial" w:eastAsia="黑体" w:hAnsi="Arial" w:cs="Times New Roman" w:hint="eastAsia"/>
@@ -4952,7 +5140,8 @@
         </w:rPr>
         <w:t>项目概述</w:t>
       </w:r>
-      <w:bookmarkEnd w:id="7"/>
+      <w:bookmarkEnd w:id="10"/>
+      <w:bookmarkEnd w:id="11"/>
     </w:p>
     <w:p>
       <w:pPr>
@@ -5008,8 +5197,9 @@
           <w14:ligatures w14:val="none"/>
         </w:rPr>
       </w:pPr>
-      <w:bookmarkStart w:id="8" w:name="_Toc521404110"/>
-      <w:bookmarkStart w:id="9" w:name="_Toc224654561"/>
+      <w:bookmarkStart w:id="12" w:name="_Toc521404110"/>
+      <w:bookmarkStart w:id="13" w:name="_Toc224654561"/>
+      <w:bookmarkStart w:id="14" w:name="_Toc225189070"/>
       <w:r>
         <w:rPr>
           <w:rFonts w:ascii="Arial" w:eastAsia="黑体" w:hAnsi="Arial" w:cs="Times New Roman" w:hint="eastAsia"/>
@@ -5021,7 +5211,7 @@
         </w:rPr>
         <w:t>1.4</w:t>
       </w:r>
-      <w:bookmarkEnd w:id="8"/>
+      <w:bookmarkEnd w:id="12"/>
       <w:r>
         <w:rPr>
           <w:rFonts w:ascii="Arial" w:eastAsia="黑体" w:hAnsi="Arial" w:cs="Times New Roman" w:hint="eastAsia"/>
@@ -5033,7 +5223,8 @@
         </w:rPr>
         <w:t>文档概述</w:t>
       </w:r>
-      <w:bookmarkEnd w:id="9"/>
+      <w:bookmarkEnd w:id="13"/>
+      <w:bookmarkEnd w:id="14"/>
     </w:p>
     <w:p>
       <w:pPr>
@@ -5106,8 +5297,9 @@
           <w14:ligatures w14:val="none"/>
         </w:rPr>
       </w:pPr>
-      <w:bookmarkStart w:id="10" w:name="_Toc521404111"/>
-      <w:bookmarkStart w:id="11" w:name="_Toc224654562"/>
+      <w:bookmarkStart w:id="15" w:name="_Toc521404111"/>
+      <w:bookmarkStart w:id="16" w:name="_Toc224654562"/>
+      <w:bookmarkStart w:id="17" w:name="_Toc225189071"/>
       <w:r>
         <w:rPr>
           <w:rFonts w:ascii="Times New Roman" w:eastAsia="宋体" w:hAnsi="Times New Roman" w:cs="Times New Roman" w:hint="eastAsia"/>
@@ -5118,9 +5310,10 @@
           <w:szCs w:val="44"/>
           <w14:ligatures w14:val="none"/>
         </w:rPr>
+        <w:lastRenderedPageBreak/>
         <w:t>2</w:t>
       </w:r>
-      <w:bookmarkEnd w:id="10"/>
+      <w:bookmarkEnd w:id="15"/>
       <w:r>
         <w:rPr>
           <w:rFonts w:ascii="Times New Roman" w:eastAsia="宋体" w:hAnsi="Times New Roman" w:cs="Times New Roman" w:hint="eastAsia"/>
@@ -5133,7 +5326,8 @@
         </w:rPr>
         <w:t>引用文件</w:t>
       </w:r>
-      <w:bookmarkEnd w:id="11"/>
+      <w:bookmarkEnd w:id="16"/>
+      <w:bookmarkEnd w:id="17"/>
     </w:p>
     <w:tbl>
       <w:tblPr>
@@ -5451,7 +5645,6 @@
                 <w:sz w:val="24"/>
                 <w14:ligatures w14:val="none"/>
               </w:rPr>
-              <w:lastRenderedPageBreak/>
               <w:t>GB/T 45628-2025</w:t>
             </w:r>
           </w:p>
@@ -5720,8 +5913,9 @@
           <w14:ligatures w14:val="none"/>
         </w:rPr>
       </w:pPr>
-      <w:bookmarkStart w:id="12" w:name="_Toc521404117"/>
-      <w:bookmarkStart w:id="13" w:name="_Toc224654563"/>
+      <w:bookmarkStart w:id="18" w:name="_Toc521404117"/>
+      <w:bookmarkStart w:id="19" w:name="_Toc224654563"/>
+      <w:bookmarkStart w:id="20" w:name="_Toc225189072"/>
       <w:r>
         <w:rPr>
           <w:rFonts w:ascii="Times New Roman" w:eastAsia="宋体" w:hAnsi="Times New Roman" w:cs="Times New Roman" w:hint="eastAsia"/>
@@ -5734,7 +5928,7 @@
         </w:rPr>
         <w:t>3</w:t>
       </w:r>
-      <w:bookmarkEnd w:id="12"/>
+      <w:bookmarkEnd w:id="18"/>
       <w:r>
         <w:rPr>
           <w:rFonts w:ascii="Times New Roman" w:eastAsia="宋体" w:hAnsi="Times New Roman" w:cs="Times New Roman" w:hint="eastAsia"/>
@@ -5747,7 +5941,8 @@
         </w:rPr>
         <w:t>可行性分析的前提</w:t>
       </w:r>
-      <w:bookmarkEnd w:id="13"/>
+      <w:bookmarkEnd w:id="19"/>
+      <w:bookmarkEnd w:id="20"/>
     </w:p>
     <w:p>
       <w:pPr>
@@ -5765,8 +5960,9 @@
           <w14:ligatures w14:val="none"/>
         </w:rPr>
       </w:pPr>
-      <w:bookmarkStart w:id="14" w:name="_Toc521404118"/>
-      <w:bookmarkStart w:id="15" w:name="_Toc224654564"/>
+      <w:bookmarkStart w:id="21" w:name="_Toc521404118"/>
+      <w:bookmarkStart w:id="22" w:name="_Toc224654564"/>
+      <w:bookmarkStart w:id="23" w:name="_Toc225189073"/>
       <w:r>
         <w:rPr>
           <w:rFonts w:ascii="Arial" w:eastAsia="黑体" w:hAnsi="Arial" w:cs="Times New Roman" w:hint="eastAsia"/>
@@ -5778,7 +5974,7 @@
         </w:rPr>
         <w:t>3.1</w:t>
       </w:r>
-      <w:bookmarkEnd w:id="14"/>
+      <w:bookmarkEnd w:id="21"/>
       <w:r>
         <w:rPr>
           <w:rFonts w:ascii="Arial" w:eastAsia="黑体" w:hAnsi="Arial" w:cs="Times New Roman" w:hint="eastAsia"/>
@@ -5790,7 +5986,8 @@
         </w:rPr>
         <w:t>项目的要求</w:t>
       </w:r>
-      <w:bookmarkEnd w:id="15"/>
+      <w:bookmarkEnd w:id="22"/>
+      <w:bookmarkEnd w:id="23"/>
     </w:p>
     <w:p>
       <w:pPr>
@@ -5971,6 +6168,7 @@
           <w:szCs w:val="32"/>
           <w14:ligatures w14:val="none"/>
         </w:rPr>
+        <w:lastRenderedPageBreak/>
         <w:t>3.1.3</w:t>
       </w:r>
       <w:r>
@@ -6107,7 +6305,6 @@
           <w:szCs w:val="32"/>
           <w14:ligatures w14:val="none"/>
         </w:rPr>
-        <w:lastRenderedPageBreak/>
         <w:t>3.1.5</w:t>
       </w:r>
       <w:r>
@@ -6248,8 +6445,9 @@
           <w14:ligatures w14:val="none"/>
         </w:rPr>
       </w:pPr>
-      <w:bookmarkStart w:id="16" w:name="_Toc521404119"/>
-      <w:bookmarkStart w:id="17" w:name="_Toc224654565"/>
+      <w:bookmarkStart w:id="24" w:name="_Toc521404119"/>
+      <w:bookmarkStart w:id="25" w:name="_Toc224654565"/>
+      <w:bookmarkStart w:id="26" w:name="_Toc225189074"/>
       <w:r>
         <w:rPr>
           <w:rFonts w:ascii="Arial" w:eastAsia="黑体" w:hAnsi="Arial" w:cs="Times New Roman" w:hint="eastAsia"/>
@@ -6261,7 +6459,7 @@
         </w:rPr>
         <w:t>3.2</w:t>
       </w:r>
-      <w:bookmarkEnd w:id="16"/>
+      <w:bookmarkEnd w:id="24"/>
       <w:r>
         <w:rPr>
           <w:rFonts w:ascii="Arial" w:eastAsia="黑体" w:hAnsi="Arial" w:cs="Times New Roman" w:hint="eastAsia"/>
@@ -6273,7 +6471,8 @@
         </w:rPr>
         <w:t>项目的目标</w:t>
       </w:r>
-      <w:bookmarkEnd w:id="17"/>
+      <w:bookmarkEnd w:id="25"/>
+      <w:bookmarkEnd w:id="26"/>
     </w:p>
     <w:p>
       <w:pPr>
@@ -6345,8 +6544,9 @@
           <w14:ligatures w14:val="none"/>
         </w:rPr>
       </w:pPr>
-      <w:bookmarkStart w:id="18" w:name="_Toc521404120"/>
-      <w:bookmarkStart w:id="19" w:name="_Toc224654566"/>
+      <w:bookmarkStart w:id="27" w:name="_Toc521404120"/>
+      <w:bookmarkStart w:id="28" w:name="_Toc224654566"/>
+      <w:bookmarkStart w:id="29" w:name="_Toc225189075"/>
       <w:r>
         <w:rPr>
           <w:rFonts w:ascii="Arial" w:eastAsia="黑体" w:hAnsi="Arial" w:cs="Times New Roman" w:hint="eastAsia"/>
@@ -6358,7 +6558,7 @@
         </w:rPr>
         <w:t>3.3</w:t>
       </w:r>
-      <w:bookmarkEnd w:id="18"/>
+      <w:bookmarkEnd w:id="27"/>
       <w:r>
         <w:rPr>
           <w:rFonts w:ascii="Arial" w:eastAsia="黑体" w:hAnsi="Arial" w:cs="Times New Roman" w:hint="eastAsia"/>
@@ -6370,7 +6570,8 @@
         </w:rPr>
         <w:t>项目的环境、条件限制</w:t>
       </w:r>
-      <w:bookmarkEnd w:id="19"/>
+      <w:bookmarkEnd w:id="28"/>
+      <w:bookmarkEnd w:id="29"/>
     </w:p>
     <w:p>
       <w:pPr>
@@ -6416,8 +6617,9 @@
           <w14:ligatures w14:val="none"/>
         </w:rPr>
       </w:pPr>
-      <w:bookmarkStart w:id="20" w:name="_Toc521404121"/>
-      <w:bookmarkStart w:id="21" w:name="_Toc224654567"/>
+      <w:bookmarkStart w:id="30" w:name="_Toc521404121"/>
+      <w:bookmarkStart w:id="31" w:name="_Toc224654567"/>
+      <w:bookmarkStart w:id="32" w:name="_Toc225189076"/>
       <w:r>
         <w:rPr>
           <w:rFonts w:ascii="Arial" w:eastAsia="黑体" w:hAnsi="Arial" w:cs="Times New Roman" w:hint="eastAsia"/>
@@ -6429,7 +6631,7 @@
         </w:rPr>
         <w:t>3.4</w:t>
       </w:r>
-      <w:bookmarkEnd w:id="20"/>
+      <w:bookmarkEnd w:id="30"/>
       <w:r>
         <w:rPr>
           <w:rFonts w:ascii="Arial" w:eastAsia="黑体" w:hAnsi="Arial" w:cs="Times New Roman" w:hint="eastAsia"/>
@@ -6441,7 +6643,8 @@
         </w:rPr>
         <w:t>进行可行性分析的方法</w:t>
       </w:r>
-      <w:bookmarkEnd w:id="21"/>
+      <w:bookmarkEnd w:id="31"/>
+      <w:bookmarkEnd w:id="32"/>
     </w:p>
     <w:p>
       <w:pPr>
@@ -6460,7 +6663,16 @@
           <w:sz w:val="24"/>
           <w14:ligatures w14:val="none"/>
         </w:rPr>
-        <w:t>采用文献对比法、技术原型验证法以及成本效益分析法。通过调研现有大模型</w:t>
+        <w:t>采用文献对比法、技术原型验证法以及成本效益分析法。通过调研现有大模</w:t>
+      </w:r>
+      <w:r>
+        <w:rPr>
+          <w:rFonts w:ascii="Times New Roman" w:eastAsia="宋体" w:hAnsi="Times New Roman" w:cs="Times New Roman" w:hint="eastAsia"/>
+          <w:sz w:val="24"/>
+          <w14:ligatures w14:val="none"/>
+        </w:rPr>
+        <w:lastRenderedPageBreak/>
+        <w:t>型</w:t>
       </w:r>
       <w:r>
         <w:rPr>
@@ -6496,8 +6708,9 @@
           <w14:ligatures w14:val="none"/>
         </w:rPr>
       </w:pPr>
-      <w:bookmarkStart w:id="22" w:name="_Toc521404124"/>
-      <w:bookmarkStart w:id="23" w:name="_Toc224654568"/>
+      <w:bookmarkStart w:id="33" w:name="_Toc521404124"/>
+      <w:bookmarkStart w:id="34" w:name="_Toc224654568"/>
+      <w:bookmarkStart w:id="35" w:name="_Toc225189077"/>
       <w:r>
         <w:rPr>
           <w:rFonts w:ascii="Times New Roman" w:eastAsia="宋体" w:hAnsi="Times New Roman" w:cs="Times New Roman" w:hint="eastAsia"/>
@@ -6510,7 +6723,7 @@
         </w:rPr>
         <w:t>4</w:t>
       </w:r>
-      <w:bookmarkEnd w:id="22"/>
+      <w:bookmarkEnd w:id="33"/>
       <w:r>
         <w:rPr>
           <w:rFonts w:ascii="Times New Roman" w:eastAsia="宋体" w:hAnsi="Times New Roman" w:cs="Times New Roman" w:hint="eastAsia"/>
@@ -6523,7 +6736,8 @@
         </w:rPr>
         <w:t>可选的方案</w:t>
       </w:r>
-      <w:bookmarkEnd w:id="23"/>
+      <w:bookmarkEnd w:id="34"/>
+      <w:bookmarkEnd w:id="35"/>
     </w:p>
     <w:p>
       <w:pPr>
@@ -6541,8 +6755,9 @@
           <w14:ligatures w14:val="none"/>
         </w:rPr>
       </w:pPr>
-      <w:bookmarkStart w:id="24" w:name="_Toc521404125"/>
-      <w:bookmarkStart w:id="25" w:name="_Toc224654569"/>
+      <w:bookmarkStart w:id="36" w:name="_Toc521404125"/>
+      <w:bookmarkStart w:id="37" w:name="_Toc224654569"/>
+      <w:bookmarkStart w:id="38" w:name="_Toc225189078"/>
       <w:r>
         <w:rPr>
           <w:rFonts w:ascii="Arial" w:eastAsia="黑体" w:hAnsi="Arial" w:cs="Times New Roman" w:hint="eastAsia"/>
@@ -6554,7 +6769,7 @@
         </w:rPr>
         <w:t>4.1</w:t>
       </w:r>
-      <w:bookmarkEnd w:id="24"/>
+      <w:bookmarkEnd w:id="36"/>
       <w:r>
         <w:rPr>
           <w:rFonts w:ascii="Arial" w:eastAsia="黑体" w:hAnsi="Arial" w:cs="Times New Roman" w:hint="eastAsia"/>
@@ -6566,7 +6781,8 @@
         </w:rPr>
         <w:t>原有方案的优缺点、局限性及存在的问题</w:t>
       </w:r>
-      <w:bookmarkEnd w:id="25"/>
+      <w:bookmarkEnd w:id="37"/>
+      <w:bookmarkEnd w:id="38"/>
     </w:p>
     <w:p>
       <w:pPr>
@@ -6628,8 +6844,9 @@
           <w14:ligatures w14:val="none"/>
         </w:rPr>
       </w:pPr>
-      <w:bookmarkStart w:id="26" w:name="_Toc521404126"/>
-      <w:bookmarkStart w:id="27" w:name="_Toc224654570"/>
+      <w:bookmarkStart w:id="39" w:name="_Toc521404126"/>
+      <w:bookmarkStart w:id="40" w:name="_Toc224654570"/>
+      <w:bookmarkStart w:id="41" w:name="_Toc225189079"/>
       <w:r>
         <w:rPr>
           <w:rFonts w:ascii="Arial" w:eastAsia="黑体" w:hAnsi="Arial" w:cs="Times New Roman" w:hint="eastAsia"/>
@@ -6639,10 +6856,9 @@
           <w:szCs w:val="32"/>
           <w14:ligatures w14:val="none"/>
         </w:rPr>
-        <w:lastRenderedPageBreak/>
         <w:t>4.2</w:t>
       </w:r>
-      <w:bookmarkEnd w:id="26"/>
+      <w:bookmarkEnd w:id="39"/>
       <w:r>
         <w:rPr>
           <w:rFonts w:ascii="Arial" w:eastAsia="黑体" w:hAnsi="Arial" w:cs="Times New Roman" w:hint="eastAsia"/>
@@ -6654,7 +6870,8 @@
         </w:rPr>
         <w:t>可重用的系统，与要求之间的差距</w:t>
       </w:r>
-      <w:bookmarkEnd w:id="27"/>
+      <w:bookmarkEnd w:id="40"/>
+      <w:bookmarkEnd w:id="41"/>
     </w:p>
     <w:p>
       <w:pPr>
@@ -6732,8 +6949,9 @@
           <w14:ligatures w14:val="none"/>
         </w:rPr>
       </w:pPr>
-      <w:bookmarkStart w:id="28" w:name="_Toc521404127"/>
-      <w:bookmarkStart w:id="29" w:name="_Toc224654571"/>
+      <w:bookmarkStart w:id="42" w:name="_Toc521404127"/>
+      <w:bookmarkStart w:id="43" w:name="_Toc224654571"/>
+      <w:bookmarkStart w:id="44" w:name="_Toc225189080"/>
       <w:r>
         <w:rPr>
           <w:rFonts w:ascii="Arial" w:eastAsia="黑体" w:hAnsi="Arial" w:cs="Times New Roman" w:hint="eastAsia"/>
@@ -6745,7 +6963,7 @@
         </w:rPr>
         <w:t>4.3</w:t>
       </w:r>
-      <w:bookmarkEnd w:id="28"/>
+      <w:bookmarkEnd w:id="42"/>
       <w:r>
         <w:rPr>
           <w:rFonts w:ascii="Arial" w:eastAsia="黑体" w:hAnsi="Arial" w:cs="Times New Roman" w:hint="eastAsia"/>
@@ -6858,7 +7076,8 @@
         </w:rPr>
         <w:t>系统</w:t>
       </w:r>
-      <w:bookmarkEnd w:id="29"/>
+      <w:bookmarkEnd w:id="43"/>
+      <w:bookmarkEnd w:id="44"/>
     </w:p>
     <w:p>
       <w:pPr>
@@ -6944,8 +7163,9 @@
           <w14:ligatures w14:val="none"/>
         </w:rPr>
       </w:pPr>
-      <w:bookmarkStart w:id="30" w:name="_Toc521404128"/>
-      <w:bookmarkStart w:id="31" w:name="_Toc224654572"/>
+      <w:bookmarkStart w:id="45" w:name="_Toc521404128"/>
+      <w:bookmarkStart w:id="46" w:name="_Toc224654572"/>
+      <w:bookmarkStart w:id="47" w:name="_Toc225189081"/>
       <w:r>
         <w:rPr>
           <w:rFonts w:ascii="Arial" w:eastAsia="黑体" w:hAnsi="Arial" w:cs="Times New Roman" w:hint="eastAsia"/>
@@ -6957,7 +7177,7 @@
         </w:rPr>
         <w:t>4.4</w:t>
       </w:r>
-      <w:bookmarkEnd w:id="30"/>
+      <w:bookmarkEnd w:id="45"/>
       <w:r>
         <w:rPr>
           <w:rFonts w:ascii="Arial" w:eastAsia="黑体" w:hAnsi="Arial" w:cs="Times New Roman" w:hint="eastAsia"/>
@@ -7057,7 +7277,8 @@
         </w:rPr>
         <w:t>定制化前后端</w:t>
       </w:r>
-      <w:bookmarkEnd w:id="31"/>
+      <w:bookmarkEnd w:id="46"/>
+      <w:bookmarkEnd w:id="47"/>
     </w:p>
     <w:p>
       <w:pPr>
@@ -7167,8 +7388,9 @@
           <w14:ligatures w14:val="none"/>
         </w:rPr>
       </w:pPr>
-      <w:bookmarkStart w:id="32" w:name="_Toc521404136"/>
-      <w:bookmarkStart w:id="33" w:name="_Toc224654573"/>
+      <w:bookmarkStart w:id="48" w:name="_Toc521404136"/>
+      <w:bookmarkStart w:id="49" w:name="_Toc224654573"/>
+      <w:bookmarkStart w:id="50" w:name="_Toc225189082"/>
       <w:r>
         <w:rPr>
           <w:rFonts w:ascii="Arial" w:eastAsia="黑体" w:hAnsi="Arial" w:cs="Times New Roman" w:hint="eastAsia"/>
@@ -7180,7 +7402,7 @@
         </w:rPr>
         <w:t>4.5</w:t>
       </w:r>
-      <w:bookmarkEnd w:id="32"/>
+      <w:bookmarkEnd w:id="48"/>
       <w:r>
         <w:rPr>
           <w:rFonts w:ascii="Arial" w:eastAsia="黑体" w:hAnsi="Arial" w:cs="Times New Roman" w:hint="eastAsia"/>
@@ -7192,7 +7414,8 @@
         </w:rPr>
         <w:t>选择最终方案的准则</w:t>
       </w:r>
-      <w:bookmarkEnd w:id="33"/>
+      <w:bookmarkEnd w:id="49"/>
+      <w:bookmarkEnd w:id="50"/>
     </w:p>
     <w:p>
       <w:pPr>
@@ -7211,7 +7434,16 @@
           <w:sz w:val="24"/>
           <w14:ligatures w14:val="none"/>
         </w:rPr>
-        <w:t>满足教师提出的需求和加分项，同时在技术难度与课程周期之间取得平衡。选择方案</w:t>
+        <w:t>满足教师提出的需求和加分项，同时在技术难度与课程周期之间取得平衡。</w:t>
+      </w:r>
+      <w:r>
+        <w:rPr>
+          <w:rFonts w:ascii="Times New Roman" w:eastAsia="宋体" w:hAnsi="Times New Roman" w:cs="Times New Roman" w:hint="eastAsia"/>
+          <w:sz w:val="24"/>
+          <w14:ligatures w14:val="none"/>
+        </w:rPr>
+        <w:lastRenderedPageBreak/>
+        <w:t>选择方案</w:t>
       </w:r>
       <w:r>
         <w:rPr>
@@ -7295,8 +7527,9 @@
           <w14:ligatures w14:val="none"/>
         </w:rPr>
       </w:pPr>
-      <w:bookmarkStart w:id="34" w:name="_Toc521404138"/>
-      <w:bookmarkStart w:id="35" w:name="_Toc224654574"/>
+      <w:bookmarkStart w:id="51" w:name="_Toc521404138"/>
+      <w:bookmarkStart w:id="52" w:name="_Toc224654574"/>
+      <w:bookmarkStart w:id="53" w:name="_Toc225189083"/>
       <w:r>
         <w:rPr>
           <w:rFonts w:ascii="Times New Roman" w:eastAsia="宋体" w:hAnsi="Times New Roman" w:cs="Times New Roman" w:hint="eastAsia"/>
@@ -7309,7 +7542,7 @@
         </w:rPr>
         <w:t>5</w:t>
       </w:r>
-      <w:bookmarkEnd w:id="34"/>
+      <w:bookmarkEnd w:id="51"/>
       <w:r>
         <w:rPr>
           <w:rFonts w:ascii="Times New Roman" w:eastAsia="宋体" w:hAnsi="Times New Roman" w:cs="Times New Roman" w:hint="eastAsia"/>
@@ -7346,7 +7579,8 @@
         </w:rPr>
         <w:t>课程教辅系统</w:t>
       </w:r>
-      <w:bookmarkEnd w:id="35"/>
+      <w:bookmarkEnd w:id="52"/>
+      <w:bookmarkEnd w:id="53"/>
     </w:p>
     <w:p>
       <w:pPr>
@@ -7364,8 +7598,9 @@
           <w14:ligatures w14:val="none"/>
         </w:rPr>
       </w:pPr>
-      <w:bookmarkStart w:id="36" w:name="_Toc521404139"/>
-      <w:bookmarkStart w:id="37" w:name="_Toc224654575"/>
+      <w:bookmarkStart w:id="54" w:name="_Toc521404139"/>
+      <w:bookmarkStart w:id="55" w:name="_Toc224654575"/>
+      <w:bookmarkStart w:id="56" w:name="_Toc225189084"/>
       <w:r>
         <w:rPr>
           <w:rFonts w:ascii="Arial" w:eastAsia="黑体" w:hAnsi="Arial" w:cs="Times New Roman" w:hint="eastAsia"/>
@@ -7377,7 +7612,7 @@
         </w:rPr>
         <w:t>5.1</w:t>
       </w:r>
-      <w:bookmarkEnd w:id="36"/>
+      <w:bookmarkEnd w:id="54"/>
       <w:r>
         <w:rPr>
           <w:rFonts w:ascii="Arial" w:eastAsia="黑体" w:hAnsi="Arial" w:cs="Times New Roman" w:hint="eastAsia"/>
@@ -7389,7 +7624,8 @@
         </w:rPr>
         <w:t>系统说明</w:t>
       </w:r>
-      <w:bookmarkEnd w:id="37"/>
+      <w:bookmarkEnd w:id="55"/>
+      <w:bookmarkEnd w:id="56"/>
     </w:p>
     <w:p>
       <w:pPr>
@@ -7499,8 +7735,9 @@
           <w14:ligatures w14:val="none"/>
         </w:rPr>
       </w:pPr>
-      <w:bookmarkStart w:id="38" w:name="_Toc521404140"/>
-      <w:bookmarkStart w:id="39" w:name="_Toc224654576"/>
+      <w:bookmarkStart w:id="57" w:name="_Toc521404140"/>
+      <w:bookmarkStart w:id="58" w:name="_Toc224654576"/>
+      <w:bookmarkStart w:id="59" w:name="_Toc225189085"/>
       <w:r>
         <w:rPr>
           <w:rFonts w:ascii="Arial" w:eastAsia="黑体" w:hAnsi="Arial" w:cs="Times New Roman" w:hint="eastAsia"/>
@@ -7510,10 +7747,9 @@
           <w:szCs w:val="32"/>
           <w14:ligatures w14:val="none"/>
         </w:rPr>
-        <w:lastRenderedPageBreak/>
         <w:t>5.2</w:t>
       </w:r>
-      <w:bookmarkEnd w:id="38"/>
+      <w:bookmarkEnd w:id="57"/>
       <w:r>
         <w:rPr>
           <w:rFonts w:ascii="Arial" w:eastAsia="黑体" w:hAnsi="Arial" w:cs="Times New Roman" w:hint="eastAsia"/>
@@ -7525,7 +7761,8 @@
         </w:rPr>
         <w:t>数据流程和处理流程</w:t>
       </w:r>
-      <w:bookmarkEnd w:id="39"/>
+      <w:bookmarkEnd w:id="58"/>
+      <w:bookmarkEnd w:id="59"/>
     </w:p>
     <w:p>
       <w:pPr>
@@ -7584,7 +7821,7 @@
           <w14:ligatures w14:val="none"/>
         </w:rPr>
         <w:drawing>
-          <wp:inline distT="0" distB="0" distL="0" distR="0" wp14:anchorId="419C7B7C" wp14:editId="16FE0740">
+          <wp:inline distT="0" distB="0" distL="0" distR="0" wp14:anchorId="419C7B7C" wp14:editId="04365CFB">
             <wp:extent cx="5272405" cy="1012825"/>
             <wp:effectExtent l="0" t="0" r="4445" b="0"/>
             <wp:docPr id="307729582" name="图片 12"/>
@@ -7601,7 +7838,7 @@
                     </pic:cNvPicPr>
                   </pic:nvPicPr>
                   <pic:blipFill>
-                    <a:blip r:embed="rId8" cstate="print">
+                    <a:blip r:embed="rId9" cstate="print">
                       <a:extLst>
                         <a:ext uri="{28A0092B-C50C-407E-A947-70E740481C1C}">
                           <a14:useLocalDpi xmlns:a14="http://schemas.microsoft.com/office/drawing/2010/main" val="0"/>
@@ -7721,7 +7958,7 @@
           <w14:ligatures w14:val="none"/>
         </w:rPr>
         <w:drawing>
-          <wp:inline distT="0" distB="0" distL="0" distR="0" wp14:anchorId="2B3A0EC1" wp14:editId="316BFE0D">
+          <wp:inline distT="0" distB="0" distL="0" distR="0" wp14:anchorId="2B3A0EC1" wp14:editId="49DB7C24">
             <wp:extent cx="5272405" cy="793115"/>
             <wp:effectExtent l="0" t="0" r="4445" b="6985"/>
             <wp:docPr id="866346903" name="图片 11"/>
@@ -7738,7 +7975,7 @@
                     </pic:cNvPicPr>
                   </pic:nvPicPr>
                   <pic:blipFill>
-                    <a:blip r:embed="rId9" cstate="print">
+                    <a:blip r:embed="rId10" cstate="print">
                       <a:extLst>
                         <a:ext uri="{28A0092B-C50C-407E-A947-70E740481C1C}">
                           <a14:useLocalDpi xmlns:a14="http://schemas.microsoft.com/office/drawing/2010/main" val="0"/>
@@ -7827,7 +8064,7 @@
           <w14:ligatures w14:val="none"/>
         </w:rPr>
         <w:drawing>
-          <wp:inline distT="0" distB="0" distL="0" distR="0" wp14:anchorId="6D54B942" wp14:editId="1BE4BE7A">
+          <wp:inline distT="0" distB="0" distL="0" distR="0" wp14:anchorId="6D54B942" wp14:editId="5DE2336B">
             <wp:extent cx="5274310" cy="861695"/>
             <wp:effectExtent l="0" t="0" r="2540" b="0"/>
             <wp:docPr id="99684566" name="图片 10"/>
@@ -7844,7 +8081,7 @@
                     </pic:cNvPicPr>
                   </pic:nvPicPr>
                   <pic:blipFill>
-                    <a:blip r:embed="rId10" cstate="print">
+                    <a:blip r:embed="rId11" cstate="print">
                       <a:extLst>
                         <a:ext uri="{28A0092B-C50C-407E-A947-70E740481C1C}">
                           <a14:useLocalDpi xmlns:a14="http://schemas.microsoft.com/office/drawing/2010/main" val="0"/>
@@ -7892,7 +8129,8 @@
           <w14:ligatures w14:val="none"/>
         </w:rPr>
       </w:pPr>
-      <w:bookmarkStart w:id="40" w:name="_Toc224654577"/>
+      <w:bookmarkStart w:id="60" w:name="_Toc224654577"/>
+      <w:bookmarkStart w:id="61" w:name="_Toc225189086"/>
       <w:r>
         <w:rPr>
           <w:rFonts w:ascii="Arial" w:eastAsia="黑体" w:hAnsi="Arial" w:cs="Times New Roman" w:hint="eastAsia"/>
@@ -7902,6 +8140,7 @@
           <w:szCs w:val="32"/>
           <w14:ligatures w14:val="none"/>
         </w:rPr>
+        <w:lastRenderedPageBreak/>
         <w:t>5.3</w:t>
       </w:r>
       <w:r>
@@ -7915,7 +8154,8 @@
         </w:rPr>
         <w:t>与原系统的比较</w:t>
       </w:r>
-      <w:bookmarkEnd w:id="40"/>
+      <w:bookmarkEnd w:id="60"/>
+      <w:bookmarkEnd w:id="61"/>
     </w:p>
     <w:p>
       <w:pPr>
@@ -7987,7 +8227,8 @@
           <w14:ligatures w14:val="none"/>
         </w:rPr>
       </w:pPr>
-      <w:bookmarkStart w:id="41" w:name="_Toc224654578"/>
+      <w:bookmarkStart w:id="62" w:name="_Toc224654578"/>
+      <w:bookmarkStart w:id="63" w:name="_Toc225189087"/>
       <w:r>
         <w:rPr>
           <w:rFonts w:ascii="Arial" w:eastAsia="黑体" w:hAnsi="Arial" w:cs="Times New Roman" w:hint="eastAsia"/>
@@ -7997,7 +8238,6 @@
           <w:szCs w:val="32"/>
           <w14:ligatures w14:val="none"/>
         </w:rPr>
-        <w:lastRenderedPageBreak/>
         <w:t>5.4</w:t>
       </w:r>
       <w:r>
@@ -8011,7 +8251,8 @@
         </w:rPr>
         <w:t>影响</w:t>
       </w:r>
-      <w:bookmarkEnd w:id="41"/>
+      <w:bookmarkEnd w:id="62"/>
+      <w:bookmarkEnd w:id="63"/>
     </w:p>
     <w:p>
       <w:pPr>
@@ -8421,7 +8662,8 @@
           <w14:ligatures w14:val="none"/>
         </w:rPr>
       </w:pPr>
-      <w:bookmarkStart w:id="42" w:name="_Toc224654579"/>
+      <w:bookmarkStart w:id="64" w:name="_Toc224654579"/>
+      <w:bookmarkStart w:id="65" w:name="_Toc225189088"/>
       <w:r>
         <w:rPr>
           <w:rFonts w:ascii="Arial" w:eastAsia="黑体" w:hAnsi="Arial" w:cs="Times New Roman" w:hint="eastAsia"/>
@@ -8444,7 +8686,8 @@
         </w:rPr>
         <w:t>与局限性</w:t>
       </w:r>
-      <w:bookmarkEnd w:id="42"/>
+      <w:bookmarkEnd w:id="64"/>
+      <w:bookmarkEnd w:id="65"/>
     </w:p>
     <w:p>
       <w:pPr>
@@ -8533,8 +8776,9 @@
           <w14:ligatures w14:val="none"/>
         </w:rPr>
       </w:pPr>
-      <w:bookmarkStart w:id="43" w:name="_Toc521404141"/>
-      <w:bookmarkStart w:id="44" w:name="_Toc224654580"/>
+      <w:bookmarkStart w:id="66" w:name="_Toc521404141"/>
+      <w:bookmarkStart w:id="67" w:name="_Toc224654580"/>
+      <w:bookmarkStart w:id="68" w:name="_Toc225189089"/>
       <w:r>
         <w:rPr>
           <w:rFonts w:ascii="Times New Roman" w:eastAsia="宋体" w:hAnsi="Times New Roman" w:cs="Times New Roman" w:hint="eastAsia"/>
@@ -8548,7 +8792,7 @@
         <w:lastRenderedPageBreak/>
         <w:t>6</w:t>
       </w:r>
-      <w:bookmarkEnd w:id="43"/>
+      <w:bookmarkEnd w:id="66"/>
       <w:r>
         <w:rPr>
           <w:rFonts w:ascii="Times New Roman" w:eastAsia="宋体" w:hAnsi="Times New Roman" w:cs="Times New Roman" w:hint="eastAsia"/>
@@ -8561,7 +8805,8 @@
         </w:rPr>
         <w:t>经济可行性</w:t>
       </w:r>
-      <w:bookmarkEnd w:id="44"/>
+      <w:bookmarkEnd w:id="67"/>
+      <w:bookmarkEnd w:id="68"/>
     </w:p>
     <w:p>
       <w:pPr>
@@ -8590,8 +8835,9 @@
         </w:rPr>
         <w:t xml:space="preserve"> </w:t>
       </w:r>
-      <w:bookmarkStart w:id="45" w:name="_Toc521404142"/>
-      <w:bookmarkStart w:id="46" w:name="_Toc224654581"/>
+      <w:bookmarkStart w:id="69" w:name="_Toc521404142"/>
+      <w:bookmarkStart w:id="70" w:name="_Toc224654581"/>
+      <w:bookmarkStart w:id="71" w:name="_Toc225189090"/>
       <w:r>
         <w:rPr>
           <w:rFonts w:ascii="Arial" w:eastAsia="黑体" w:hAnsi="Arial" w:cs="Times New Roman" w:hint="eastAsia"/>
@@ -8603,7 +8849,7 @@
         </w:rPr>
         <w:t>6.1</w:t>
       </w:r>
-      <w:bookmarkEnd w:id="45"/>
+      <w:bookmarkEnd w:id="69"/>
       <w:r>
         <w:rPr>
           <w:rFonts w:ascii="Arial" w:eastAsia="黑体" w:hAnsi="Arial" w:cs="Times New Roman" w:hint="eastAsia"/>
@@ -8615,7 +8861,8 @@
         </w:rPr>
         <w:t>投资</w:t>
       </w:r>
-      <w:bookmarkEnd w:id="46"/>
+      <w:bookmarkEnd w:id="70"/>
+      <w:bookmarkEnd w:id="71"/>
     </w:p>
     <w:p>
       <w:pPr>
@@ -8720,8 +8967,9 @@
           <w14:ligatures w14:val="none"/>
         </w:rPr>
       </w:pPr>
-      <w:bookmarkStart w:id="47" w:name="_Toc521404146"/>
-      <w:bookmarkStart w:id="48" w:name="_Toc224654582"/>
+      <w:bookmarkStart w:id="72" w:name="_Toc521404146"/>
+      <w:bookmarkStart w:id="73" w:name="_Toc224654582"/>
+      <w:bookmarkStart w:id="74" w:name="_Toc225189091"/>
       <w:r>
         <w:rPr>
           <w:rFonts w:ascii="Arial" w:eastAsia="黑体" w:hAnsi="Arial" w:cs="Times New Roman" w:hint="eastAsia"/>
@@ -8733,7 +8981,7 @@
         </w:rPr>
         <w:t>6.2</w:t>
       </w:r>
-      <w:bookmarkEnd w:id="47"/>
+      <w:bookmarkEnd w:id="72"/>
       <w:r>
         <w:rPr>
           <w:rFonts w:ascii="Arial" w:eastAsia="黑体" w:hAnsi="Arial" w:cs="Times New Roman" w:hint="eastAsia"/>
@@ -8745,7 +8993,8 @@
         </w:rPr>
         <w:t>预期的经济效益</w:t>
       </w:r>
-      <w:bookmarkEnd w:id="48"/>
+      <w:bookmarkEnd w:id="73"/>
+      <w:bookmarkEnd w:id="74"/>
     </w:p>
     <w:p>
       <w:pPr>
@@ -8763,7 +9012,7 @@
           <w14:ligatures w14:val="none"/>
         </w:rPr>
       </w:pPr>
-      <w:bookmarkStart w:id="49" w:name="_Toc521404147"/>
+      <w:bookmarkStart w:id="75" w:name="_Toc521404147"/>
       <w:r>
         <w:rPr>
           <w:rFonts w:ascii="Times New Roman" w:eastAsia="宋体" w:hAnsi="Times New Roman" w:cs="Times New Roman" w:hint="eastAsia"/>
@@ -8786,7 +9035,7 @@
         </w:rPr>
         <w:t>一次性收益</w:t>
       </w:r>
-      <w:bookmarkEnd w:id="49"/>
+      <w:bookmarkEnd w:id="75"/>
     </w:p>
     <w:p>
       <w:pPr>
@@ -8824,7 +9073,7 @@
           <w14:ligatures w14:val="none"/>
         </w:rPr>
       </w:pPr>
-      <w:bookmarkStart w:id="50" w:name="_Toc521404148"/>
+      <w:bookmarkStart w:id="76" w:name="_Toc521404148"/>
       <w:r>
         <w:rPr>
           <w:rFonts w:ascii="Times New Roman" w:eastAsia="宋体" w:hAnsi="Times New Roman" w:cs="Times New Roman" w:hint="eastAsia"/>
@@ -8847,7 +9096,7 @@
         </w:rPr>
         <w:t>非一次性收益</w:t>
       </w:r>
-      <w:bookmarkEnd w:id="50"/>
+      <w:bookmarkEnd w:id="76"/>
     </w:p>
     <w:p>
       <w:pPr>
@@ -8885,7 +9134,7 @@
           <w14:ligatures w14:val="none"/>
         </w:rPr>
       </w:pPr>
-      <w:bookmarkStart w:id="51" w:name="_Toc521404149"/>
+      <w:bookmarkStart w:id="77" w:name="_Toc521404149"/>
       <w:r>
         <w:rPr>
           <w:rFonts w:ascii="Times New Roman" w:eastAsia="宋体" w:hAnsi="Times New Roman" w:cs="Times New Roman" w:hint="eastAsia"/>
@@ -8908,7 +9157,7 @@
         </w:rPr>
         <w:t>不可定量的收益</w:t>
       </w:r>
-      <w:bookmarkEnd w:id="51"/>
+      <w:bookmarkEnd w:id="77"/>
     </w:p>
     <w:p>
       <w:pPr>
@@ -9140,8 +9389,9 @@
           <w14:ligatures w14:val="none"/>
         </w:rPr>
       </w:pPr>
-      <w:bookmarkStart w:id="52" w:name="_Toc521404152"/>
-      <w:bookmarkStart w:id="53" w:name="_Toc224654583"/>
+      <w:bookmarkStart w:id="78" w:name="_Toc521404152"/>
+      <w:bookmarkStart w:id="79" w:name="_Toc224654583"/>
+      <w:bookmarkStart w:id="80" w:name="_Toc225189092"/>
       <w:r>
         <w:rPr>
           <w:rFonts w:ascii="Arial" w:eastAsia="黑体" w:hAnsi="Arial" w:cs="Times New Roman" w:hint="eastAsia"/>
@@ -9153,7 +9403,7 @@
         </w:rPr>
         <w:t>6.3</w:t>
       </w:r>
-      <w:bookmarkEnd w:id="52"/>
+      <w:bookmarkEnd w:id="78"/>
       <w:r>
         <w:rPr>
           <w:rFonts w:ascii="Arial" w:eastAsia="黑体" w:hAnsi="Arial" w:cs="Times New Roman" w:hint="eastAsia"/>
@@ -9165,7 +9415,8 @@
         </w:rPr>
         <w:t>市场预测</w:t>
       </w:r>
-      <w:bookmarkEnd w:id="53"/>
+      <w:bookmarkEnd w:id="79"/>
+      <w:bookmarkEnd w:id="80"/>
     </w:p>
     <w:p>
       <w:pPr>
@@ -9247,8 +9498,9 @@
           <w14:ligatures w14:val="none"/>
         </w:rPr>
       </w:pPr>
-      <w:bookmarkStart w:id="54" w:name="_Toc521404153"/>
-      <w:bookmarkStart w:id="55" w:name="_Toc224654584"/>
+      <w:bookmarkStart w:id="81" w:name="_Toc521404153"/>
+      <w:bookmarkStart w:id="82" w:name="_Toc224654584"/>
+      <w:bookmarkStart w:id="83" w:name="_Toc225189093"/>
       <w:r>
         <w:rPr>
           <w:rFonts w:ascii="Times New Roman" w:eastAsia="宋体" w:hAnsi="Times New Roman" w:cs="Times New Roman" w:hint="eastAsia"/>
@@ -9261,7 +9513,7 @@
         </w:rPr>
         <w:t>7</w:t>
       </w:r>
-      <w:bookmarkEnd w:id="54"/>
+      <w:bookmarkEnd w:id="81"/>
       <w:r>
         <w:rPr>
           <w:rFonts w:ascii="Times New Roman" w:eastAsia="宋体" w:hAnsi="Times New Roman" w:cs="Times New Roman" w:hint="eastAsia"/>
@@ -9274,7 +9526,8 @@
         </w:rPr>
         <w:t>技术可行性</w:t>
       </w:r>
-      <w:bookmarkEnd w:id="55"/>
+      <w:bookmarkEnd w:id="82"/>
+      <w:bookmarkEnd w:id="83"/>
     </w:p>
     <w:p>
       <w:pPr>
@@ -9292,8 +9545,9 @@
           <w14:ligatures w14:val="none"/>
         </w:rPr>
       </w:pPr>
-      <w:bookmarkStart w:id="56" w:name="_Toc521404154"/>
-      <w:bookmarkStart w:id="57" w:name="_Toc224654585"/>
+      <w:bookmarkStart w:id="84" w:name="_Toc521404154"/>
+      <w:bookmarkStart w:id="85" w:name="_Toc224654585"/>
+      <w:bookmarkStart w:id="86" w:name="_Toc225189094"/>
       <w:r>
         <w:rPr>
           <w:rFonts w:ascii="Arial" w:eastAsia="黑体" w:hAnsi="Arial" w:cs="Times New Roman" w:hint="eastAsia"/>
@@ -9305,7 +9559,7 @@
         </w:rPr>
         <w:t>7.1</w:t>
       </w:r>
-      <w:bookmarkEnd w:id="56"/>
+      <w:bookmarkEnd w:id="84"/>
       <w:r>
         <w:rPr>
           <w:rFonts w:ascii="Arial" w:eastAsia="黑体" w:hAnsi="Arial" w:cs="Times New Roman" w:hint="eastAsia"/>
@@ -9328,7 +9582,8 @@
         </w:rPr>
         <w:t>技术</w:t>
       </w:r>
-      <w:bookmarkEnd w:id="57"/>
+      <w:bookmarkEnd w:id="85"/>
+      <w:bookmarkEnd w:id="86"/>
     </w:p>
     <w:p>
       <w:pPr>
@@ -9366,8 +9621,9 @@
           <w14:ligatures w14:val="none"/>
         </w:rPr>
       </w:pPr>
-      <w:bookmarkStart w:id="58" w:name="_Toc521404155"/>
-      <w:bookmarkStart w:id="59" w:name="_Toc224654586"/>
+      <w:bookmarkStart w:id="87" w:name="_Toc521404155"/>
+      <w:bookmarkStart w:id="88" w:name="_Toc224654586"/>
+      <w:bookmarkStart w:id="89" w:name="_Toc225189095"/>
       <w:r>
         <w:rPr>
           <w:rFonts w:ascii="Arial" w:eastAsia="黑体" w:hAnsi="Arial" w:cs="Times New Roman" w:hint="eastAsia"/>
@@ -9379,7 +9635,7 @@
         </w:rPr>
         <w:t>7.2</w:t>
       </w:r>
-      <w:bookmarkEnd w:id="58"/>
+      <w:bookmarkEnd w:id="87"/>
       <w:r>
         <w:rPr>
           <w:rFonts w:ascii="Arial" w:eastAsia="黑体" w:hAnsi="Arial" w:cs="Times New Roman" w:hint="eastAsia"/>
@@ -9391,7 +9647,8 @@
         </w:rPr>
         <w:t>模型微调</w:t>
       </w:r>
-      <w:bookmarkEnd w:id="59"/>
+      <w:bookmarkEnd w:id="88"/>
+      <w:bookmarkEnd w:id="89"/>
     </w:p>
     <w:p>
       <w:pPr>
@@ -9461,7 +9718,8 @@
           <w14:ligatures w14:val="none"/>
         </w:rPr>
       </w:pPr>
-      <w:bookmarkStart w:id="60" w:name="_Toc224654587"/>
+      <w:bookmarkStart w:id="90" w:name="_Toc224654587"/>
+      <w:bookmarkStart w:id="91" w:name="_Toc225189096"/>
       <w:r>
         <w:rPr>
           <w:rFonts w:ascii="Arial" w:eastAsia="黑体" w:hAnsi="Arial" w:cs="Times New Roman" w:hint="eastAsia"/>
@@ -9484,7 +9742,8 @@
         </w:rPr>
         <w:t>开发能力</w:t>
       </w:r>
-      <w:bookmarkEnd w:id="60"/>
+      <w:bookmarkEnd w:id="90"/>
+      <w:bookmarkEnd w:id="91"/>
     </w:p>
     <w:p>
       <w:pPr>
@@ -9531,8 +9790,9 @@
           <w14:ligatures w14:val="none"/>
         </w:rPr>
       </w:pPr>
-      <w:bookmarkStart w:id="61" w:name="_Toc521404156"/>
-      <w:bookmarkStart w:id="62" w:name="_Toc224654588"/>
+      <w:bookmarkStart w:id="92" w:name="_Toc224654588"/>
+      <w:bookmarkStart w:id="93" w:name="_Toc521404156"/>
+      <w:bookmarkStart w:id="94" w:name="_Toc225189097"/>
       <w:r>
         <w:rPr>
           <w:rFonts w:ascii="Times New Roman" w:eastAsia="宋体" w:hAnsi="Times New Roman" w:cs="Times New Roman" w:hint="eastAsia"/>
@@ -9557,7 +9817,8 @@
         </w:rPr>
         <w:t>法律可行性</w:t>
       </w:r>
-      <w:bookmarkEnd w:id="62"/>
+      <w:bookmarkEnd w:id="92"/>
+      <w:bookmarkEnd w:id="94"/>
       <w:r>
         <w:rPr>
           <w:rFonts w:ascii="Times New Roman" w:eastAsia="宋体" w:hAnsi="Times New Roman" w:cs="Times New Roman" w:hint="eastAsia"/>
@@ -9587,7 +9848,8 @@
           <w14:ligatures w14:val="none"/>
         </w:rPr>
       </w:pPr>
-      <w:bookmarkStart w:id="63" w:name="_Toc224654589"/>
+      <w:bookmarkStart w:id="95" w:name="_Toc224654589"/>
+      <w:bookmarkStart w:id="96" w:name="_Toc225189098"/>
       <w:r>
         <w:rPr>
           <w:rFonts w:ascii="Arial" w:eastAsia="黑体" w:hAnsi="Arial" w:cs="Times New Roman" w:hint="eastAsia"/>
@@ -9610,7 +9872,8 @@
         </w:rPr>
         <w:t>版权问题</w:t>
       </w:r>
-      <w:bookmarkEnd w:id="63"/>
+      <w:bookmarkEnd w:id="95"/>
+      <w:bookmarkEnd w:id="96"/>
     </w:p>
     <w:p>
       <w:pPr>
@@ -9648,7 +9911,8 @@
           <w14:ligatures w14:val="none"/>
         </w:rPr>
       </w:pPr>
-      <w:bookmarkStart w:id="64" w:name="_Toc224654590"/>
+      <w:bookmarkStart w:id="97" w:name="_Toc224654590"/>
+      <w:bookmarkStart w:id="98" w:name="_Toc225189099"/>
       <w:r>
         <w:rPr>
           <w:rFonts w:ascii="Arial" w:eastAsia="黑体" w:hAnsi="Arial" w:cs="Times New Roman" w:hint="eastAsia"/>
@@ -9671,7 +9935,8 @@
         </w:rPr>
         <w:t>隐私问题</w:t>
       </w:r>
-      <w:bookmarkEnd w:id="64"/>
+      <w:bookmarkEnd w:id="97"/>
+      <w:bookmarkEnd w:id="98"/>
     </w:p>
     <w:p>
       <w:pPr>
@@ -9709,7 +9974,8 @@
           <w14:ligatures w14:val="none"/>
         </w:rPr>
       </w:pPr>
-      <w:bookmarkStart w:id="65" w:name="_Toc224654591"/>
+      <w:bookmarkStart w:id="99" w:name="_Toc224654591"/>
+      <w:bookmarkStart w:id="100" w:name="_Toc225189100"/>
       <w:r>
         <w:rPr>
           <w:rFonts w:ascii="Arial" w:eastAsia="黑体" w:hAnsi="Arial" w:cs="Times New Roman" w:hint="eastAsia"/>
@@ -9757,7 +10023,8 @@
         </w:rPr>
         <w:t>协议</w:t>
       </w:r>
-      <w:bookmarkEnd w:id="65"/>
+      <w:bookmarkEnd w:id="99"/>
+      <w:bookmarkEnd w:id="100"/>
     </w:p>
     <w:p>
       <w:pPr>
@@ -9807,7 +10074,8 @@
           <w14:ligatures w14:val="none"/>
         </w:rPr>
       </w:pPr>
-      <w:bookmarkStart w:id="66" w:name="_Toc224654592"/>
+      <w:bookmarkStart w:id="101" w:name="_Toc224654592"/>
+      <w:bookmarkStart w:id="102" w:name="_Toc225189101"/>
       <w:r>
         <w:rPr>
           <w:rFonts w:ascii="Times New Roman" w:eastAsia="宋体" w:hAnsi="Times New Roman" w:cs="Times New Roman" w:hint="eastAsia"/>
@@ -9832,7 +10100,8 @@
         </w:rPr>
         <w:t>用户使用可行性</w:t>
       </w:r>
-      <w:bookmarkEnd w:id="66"/>
+      <w:bookmarkEnd w:id="101"/>
+      <w:bookmarkEnd w:id="102"/>
     </w:p>
     <w:p>
       <w:pPr>
@@ -9850,7 +10119,8 @@
           <w14:ligatures w14:val="none"/>
         </w:rPr>
       </w:pPr>
-      <w:bookmarkStart w:id="67" w:name="_Toc224654593"/>
+      <w:bookmarkStart w:id="103" w:name="_Toc224654593"/>
+      <w:bookmarkStart w:id="104" w:name="_Toc225189102"/>
       <w:r>
         <w:rPr>
           <w:rFonts w:ascii="Arial" w:eastAsia="黑体" w:hAnsi="Arial" w:cs="Times New Roman" w:hint="eastAsia"/>
@@ -9873,7 +10143,8 @@
         </w:rPr>
         <w:t>教师端</w:t>
       </w:r>
-      <w:bookmarkEnd w:id="67"/>
+      <w:bookmarkEnd w:id="103"/>
+      <w:bookmarkEnd w:id="104"/>
     </w:p>
     <w:p>
       <w:pPr>
@@ -9911,7 +10182,8 @@
           <w14:ligatures w14:val="none"/>
         </w:rPr>
       </w:pPr>
-      <w:bookmarkStart w:id="68" w:name="_Toc224654594"/>
+      <w:bookmarkStart w:id="105" w:name="_Toc224654594"/>
+      <w:bookmarkStart w:id="106" w:name="_Toc225189103"/>
       <w:r>
         <w:rPr>
           <w:rFonts w:ascii="Arial" w:eastAsia="黑体" w:hAnsi="Arial" w:cs="Times New Roman" w:hint="eastAsia"/>
@@ -9934,7 +10206,8 @@
         </w:rPr>
         <w:t>学生端</w:t>
       </w:r>
-      <w:bookmarkEnd w:id="68"/>
+      <w:bookmarkEnd w:id="105"/>
+      <w:bookmarkEnd w:id="106"/>
     </w:p>
     <w:p>
       <w:pPr>
@@ -9973,7 +10246,8 @@
           <w14:ligatures w14:val="none"/>
         </w:rPr>
       </w:pPr>
-      <w:bookmarkStart w:id="69" w:name="_Toc224654595"/>
+      <w:bookmarkStart w:id="107" w:name="_Toc224654595"/>
+      <w:bookmarkStart w:id="108" w:name="_Toc225189104"/>
       <w:r>
         <w:rPr>
           <w:rFonts w:ascii="Times New Roman" w:eastAsia="宋体" w:hAnsi="Times New Roman" w:cs="Times New Roman" w:hint="eastAsia"/>
@@ -9998,7 +10272,8 @@
         </w:rPr>
         <w:t>其他与项目有关的问题</w:t>
       </w:r>
-      <w:bookmarkEnd w:id="69"/>
+      <w:bookmarkEnd w:id="107"/>
+      <w:bookmarkEnd w:id="108"/>
     </w:p>
     <w:p>
       <w:pPr>
@@ -10053,7 +10328,8 @@
           <w14:ligatures w14:val="none"/>
         </w:rPr>
       </w:pPr>
-      <w:bookmarkStart w:id="70" w:name="_Toc224654596"/>
+      <w:bookmarkStart w:id="109" w:name="_Toc224654596"/>
+      <w:bookmarkStart w:id="110" w:name="_Toc225189105"/>
       <w:r>
         <w:rPr>
           <w:rFonts w:ascii="Times New Roman" w:eastAsia="宋体" w:hAnsi="Times New Roman" w:cs="Times New Roman" w:hint="eastAsia"/>
@@ -10066,7 +10342,7 @@
         </w:rPr>
         <w:t>11</w:t>
       </w:r>
-      <w:bookmarkEnd w:id="61"/>
+      <w:bookmarkEnd w:id="93"/>
       <w:r>
         <w:rPr>
           <w:rFonts w:ascii="Times New Roman" w:eastAsia="宋体" w:hAnsi="Times New Roman" w:cs="Times New Roman" w:hint="eastAsia"/>
@@ -10079,7 +10355,8 @@
         </w:rPr>
         <w:t>注解</w:t>
       </w:r>
-      <w:bookmarkEnd w:id="70"/>
+      <w:bookmarkEnd w:id="109"/>
+      <w:bookmarkEnd w:id="110"/>
     </w:p>
     <w:p>
       <w:pPr>
@@ -12147,6 +12424,38 @@
       <w:u w:val="single"/>
     </w:rPr>
   </w:style>
+  <w:style w:type="paragraph" w:styleId="TOC">
+    <w:name w:val="TOC Heading"/>
+    <w:basedOn w:val="1"/>
+    <w:next w:val="a"/>
+    <w:uiPriority w:val="39"/>
+    <w:unhideWhenUsed/>
+    <w:qFormat/>
+    <w:rsid w:val="000A4D39"/>
+    <w:pPr>
+      <w:widowControl/>
+      <w:spacing w:before="240" w:after="0" w:line="259" w:lineRule="auto"/>
+      <w:outlineLvl w:val="9"/>
+    </w:pPr>
+    <w:rPr>
+      <w:kern w:val="0"/>
+      <w:sz w:val="32"/>
+      <w:szCs w:val="32"/>
+      <w14:ligatures w14:val="none"/>
+    </w:rPr>
+  </w:style>
+  <w:style w:type="paragraph" w:styleId="TOC3">
+    <w:name w:val="toc 3"/>
+    <w:basedOn w:val="a"/>
+    <w:next w:val="a"/>
+    <w:autoRedefine/>
+    <w:uiPriority w:val="39"/>
+    <w:unhideWhenUsed/>
+    <w:rsid w:val="000A4D39"/>
+    <w:pPr>
+      <w:ind w:leftChars="400" w:left="840"/>
+    </w:pPr>
+  </w:style>
 </w:styles>
 </file>
 
